--- a/docx/fr/BUFRCREX_TableB_fr_13.docx
+++ b/docx/fr/BUFRCREX_TableB_fr_13.docx
@@ -8,19 +8,33 @@
       </w:pPr>
       <w:r>
         <w:rPr>
-          <w:rFonts w:ascii="Arial" w:hAnsi="Arial"/>
+          <w:rFonts w:ascii="Verdana" w:hAnsi="Verdana"/>
           <w:b/>
           <w:sz w:val="22"/>
         </w:rPr>
-        <w:t>BUFR/CREX Table B — Class 13: Éléments hygrographiques et hydrologiques</w:t>
+        <w:t>Classe 13 : Éléments hygrographiques et hydrologiques</w:t>
       </w:r>
     </w:p>
     <w:tbl>
       <w:tblPr>
         <w:tblStyle w:val="TableGrid"/>
         <w:tblW w:type="auto" w:w="0"/>
-        <w:jc w:val="center"/>
+        <w:jc w:val="left"/>
         <w:tblLook w:firstColumn="1" w:firstRow="1" w:lastColumn="0" w:lastRow="0" w:noHBand="0" w:noVBand="1" w:val="04A0"/>
+        <w:tblBorders>
+          <w:top w:val="single" w:sz="4" w:space="0" w:color="595959"/>
+          <w:left w:val="single" w:sz="4" w:space="0" w:color="595959"/>
+          <w:bottom w:val="single" w:sz="4" w:space="0" w:color="595959"/>
+          <w:right w:val="single" w:sz="4" w:space="0" w:color="595959"/>
+          <w:insideH w:val="single" w:sz="4" w:space="0" w:color="595959"/>
+          <w:insideV w:val="single" w:sz="4" w:space="0" w:color="595959"/>
+        </w:tblBorders>
+        <w:tblCellMar>
+          <w:top w:w="85" w:type="dxa"/>
+          <w:left w:w="85" w:type="dxa"/>
+          <w:bottom w:w="85" w:type="dxa"/>
+          <w:right w:w="85" w:type="dxa"/>
+        </w:tblCellMar>
       </w:tblPr>
       <w:tblGrid>
         <w:gridCol w:w="1514"/>
@@ -35,20 +49,20 @@
         <w:gridCol w:w="1514"/>
       </w:tblGrid>
       <w:tr>
-        <w:tc>
-          <w:tcPr>
-            <w:tcW w:type="dxa" w:w="1514"/>
-            <w:shd w:val="clear" w:color="auto" w:fill="D9E2F3"/>
-          </w:tcPr>
-          <w:p>
-            <w:pPr>
-              <w:jc w:val="center"/>
-            </w:pPr>
-            <w:r/>
-            <w:r>
-              <w:rPr>
-                <w:rFonts w:ascii="Arial" w:hAnsi="Arial"/>
-                <w:b/>
+        <w:trPr>
+          <w:tblHeader/>
+        </w:trPr>
+        <w:tc>
+          <w:tcPr>
+            <w:tcW w:type="dxa" w:w="1514"/>
+            <w:shd w:val="clear" w:color="auto" w:fill="D9D9D9"/>
+          </w:tcPr>
+          <w:p>
+            <w:r/>
+            <w:r>
+              <w:rPr>
+                <w:rFonts w:ascii="Verdana" w:hAnsi="Verdana"/>
+                <w:b w:val="0"/>
                 <w:sz w:val="16"/>
               </w:rPr>
               <w:t>FXY</w:t>
@@ -58,194 +72,170 @@
         <w:tc>
           <w:tcPr>
             <w:tcW w:type="dxa" w:w="1514"/>
-            <w:shd w:val="clear" w:color="auto" w:fill="D9E2F3"/>
-          </w:tcPr>
-          <w:p>
-            <w:pPr>
-              <w:jc w:val="center"/>
-            </w:pPr>
-            <w:r/>
-            <w:r>
-              <w:rPr>
-                <w:rFonts w:ascii="Arial" w:hAnsi="Arial"/>
-                <w:b/>
-                <w:sz w:val="16"/>
-              </w:rPr>
-              <w:t>ElementName</w:t>
-            </w:r>
-          </w:p>
-        </w:tc>
-        <w:tc>
-          <w:tcPr>
-            <w:tcW w:type="dxa" w:w="1514"/>
-            <w:shd w:val="clear" w:color="auto" w:fill="D9E2F3"/>
-          </w:tcPr>
-          <w:p>
-            <w:pPr>
-              <w:jc w:val="center"/>
-            </w:pPr>
-            <w:r/>
-            <w:r>
-              <w:rPr>
-                <w:rFonts w:ascii="Arial" w:hAnsi="Arial"/>
-                <w:b/>
-                <w:sz w:val="16"/>
-              </w:rPr>
-              <w:t>BUFR Unit</w:t>
-            </w:r>
-          </w:p>
-        </w:tc>
-        <w:tc>
-          <w:tcPr>
-            <w:tcW w:type="dxa" w:w="1514"/>
-            <w:shd w:val="clear" w:color="auto" w:fill="D9E2F3"/>
-          </w:tcPr>
-          <w:p>
-            <w:pPr>
-              <w:jc w:val="center"/>
-            </w:pPr>
-            <w:r/>
-            <w:r>
-              <w:rPr>
-                <w:rFonts w:ascii="Arial" w:hAnsi="Arial"/>
-                <w:b/>
-                <w:sz w:val="16"/>
-              </w:rPr>
-              <w:t>Scale</w:t>
-            </w:r>
-          </w:p>
-        </w:tc>
-        <w:tc>
-          <w:tcPr>
-            <w:tcW w:type="dxa" w:w="1514"/>
-            <w:shd w:val="clear" w:color="auto" w:fill="D9E2F3"/>
-          </w:tcPr>
-          <w:p>
-            <w:pPr>
-              <w:jc w:val="center"/>
-            </w:pPr>
-            <w:r/>
-            <w:r>
-              <w:rPr>
-                <w:rFonts w:ascii="Arial" w:hAnsi="Arial"/>
-                <w:b/>
-                <w:sz w:val="16"/>
-              </w:rPr>
-              <w:t>Ref Value</w:t>
-            </w:r>
-          </w:p>
-        </w:tc>
-        <w:tc>
-          <w:tcPr>
-            <w:tcW w:type="dxa" w:w="1514"/>
-            <w:shd w:val="clear" w:color="auto" w:fill="D9E2F3"/>
-          </w:tcPr>
-          <w:p>
-            <w:pPr>
-              <w:jc w:val="center"/>
-            </w:pPr>
-            <w:r/>
-            <w:r>
-              <w:rPr>
-                <w:rFonts w:ascii="Arial" w:hAnsi="Arial"/>
-                <w:b/>
-                <w:sz w:val="16"/>
-              </w:rPr>
-              <w:t>Bits</w:t>
-            </w:r>
-          </w:p>
-        </w:tc>
-        <w:tc>
-          <w:tcPr>
-            <w:tcW w:type="dxa" w:w="1514"/>
-            <w:shd w:val="clear" w:color="auto" w:fill="D9E2F3"/>
-          </w:tcPr>
-          <w:p>
-            <w:pPr>
-              <w:jc w:val="center"/>
-            </w:pPr>
-            <w:r/>
-            <w:r>
-              <w:rPr>
-                <w:rFonts w:ascii="Arial" w:hAnsi="Arial"/>
-                <w:b/>
-                <w:sz w:val="16"/>
-              </w:rPr>
-              <w:t>CREX Unit</w:t>
-            </w:r>
-          </w:p>
-        </w:tc>
-        <w:tc>
-          <w:tcPr>
-            <w:tcW w:type="dxa" w:w="1514"/>
-            <w:shd w:val="clear" w:color="auto" w:fill="D9E2F3"/>
-          </w:tcPr>
-          <w:p>
-            <w:pPr>
-              <w:jc w:val="center"/>
-            </w:pPr>
-            <w:r/>
-            <w:r>
-              <w:rPr>
-                <w:rFonts w:ascii="Arial" w:hAnsi="Arial"/>
-                <w:b/>
-                <w:sz w:val="16"/>
-              </w:rPr>
-              <w:t>Scale</w:t>
-            </w:r>
-          </w:p>
-        </w:tc>
-        <w:tc>
-          <w:tcPr>
-            <w:tcW w:type="dxa" w:w="1514"/>
-            <w:shd w:val="clear" w:color="auto" w:fill="D9E2F3"/>
-          </w:tcPr>
-          <w:p>
-            <w:pPr>
-              <w:jc w:val="center"/>
-            </w:pPr>
-            <w:r/>
-            <w:r>
-              <w:rPr>
-                <w:rFonts w:ascii="Arial" w:hAnsi="Arial"/>
-                <w:b/>
-                <w:sz w:val="16"/>
-              </w:rPr>
-              <w:t>Chars</w:t>
-            </w:r>
-          </w:p>
-        </w:tc>
-        <w:tc>
-          <w:tcPr>
-            <w:tcW w:type="dxa" w:w="1514"/>
-            <w:shd w:val="clear" w:color="auto" w:fill="D9E2F3"/>
-          </w:tcPr>
-          <w:p>
-            <w:pPr>
-              <w:jc w:val="center"/>
-            </w:pPr>
-            <w:r/>
-            <w:r>
-              <w:rPr>
-                <w:rFonts w:ascii="Arial" w:hAnsi="Arial"/>
-                <w:b/>
-                <w:sz w:val="16"/>
-              </w:rPr>
-              <w:t>Note</w:t>
+            <w:shd w:val="clear" w:color="auto" w:fill="D9D9D9"/>
+          </w:tcPr>
+          <w:p>
+            <w:r/>
+            <w:r>
+              <w:rPr>
+                <w:rFonts w:ascii="Verdana" w:hAnsi="Verdana"/>
+                <w:b w:val="0"/>
+                <w:sz w:val="16"/>
+              </w:rPr>
+              <w:t>NOM DE L'ÉLÉMENT</w:t>
+            </w:r>
+          </w:p>
+        </w:tc>
+        <w:tc>
+          <w:tcPr>
+            <w:tcW w:type="dxa" w:w="1514"/>
+            <w:shd w:val="clear" w:color="auto" w:fill="D9D9D9"/>
+          </w:tcPr>
+          <w:p>
+            <w:r/>
+            <w:r>
+              <w:rPr>
+                <w:rFonts w:ascii="Verdana" w:hAnsi="Verdana"/>
+                <w:b w:val="0"/>
+                <w:sz w:val="16"/>
+              </w:rPr>
+              <w:t>UNITÉ BUFR</w:t>
+            </w:r>
+          </w:p>
+        </w:tc>
+        <w:tc>
+          <w:tcPr>
+            <w:tcW w:type="dxa" w:w="1514"/>
+            <w:shd w:val="clear" w:color="auto" w:fill="D9D9D9"/>
+          </w:tcPr>
+          <w:p>
+            <w:r/>
+            <w:r>
+              <w:rPr>
+                <w:rFonts w:ascii="Verdana" w:hAnsi="Verdana"/>
+                <w:b w:val="0"/>
+                <w:sz w:val="16"/>
+              </w:rPr>
+              <w:t>ÉCHELLE</w:t>
+            </w:r>
+          </w:p>
+        </w:tc>
+        <w:tc>
+          <w:tcPr>
+            <w:tcW w:type="dxa" w:w="1514"/>
+            <w:shd w:val="clear" w:color="auto" w:fill="D9D9D9"/>
+          </w:tcPr>
+          <w:p>
+            <w:r/>
+            <w:r>
+              <w:rPr>
+                <w:rFonts w:ascii="Verdana" w:hAnsi="Verdana"/>
+                <w:b w:val="0"/>
+                <w:sz w:val="16"/>
+              </w:rPr>
+              <w:t>VAL. RÉF.</w:t>
+            </w:r>
+          </w:p>
+        </w:tc>
+        <w:tc>
+          <w:tcPr>
+            <w:tcW w:type="dxa" w:w="1514"/>
+            <w:shd w:val="clear" w:color="auto" w:fill="D9D9D9"/>
+          </w:tcPr>
+          <w:p>
+            <w:r/>
+            <w:r>
+              <w:rPr>
+                <w:rFonts w:ascii="Verdana" w:hAnsi="Verdana"/>
+                <w:b w:val="0"/>
+                <w:sz w:val="16"/>
+              </w:rPr>
+              <w:t>BITS</w:t>
+            </w:r>
+          </w:p>
+        </w:tc>
+        <w:tc>
+          <w:tcPr>
+            <w:tcW w:type="dxa" w:w="1514"/>
+            <w:shd w:val="clear" w:color="auto" w:fill="D9D9D9"/>
+          </w:tcPr>
+          <w:p>
+            <w:r/>
+            <w:r>
+              <w:rPr>
+                <w:rFonts w:ascii="Verdana" w:hAnsi="Verdana"/>
+                <w:b w:val="0"/>
+                <w:sz w:val="16"/>
+              </w:rPr>
+              <w:t>UNITÉ CREX</w:t>
+            </w:r>
+          </w:p>
+        </w:tc>
+        <w:tc>
+          <w:tcPr>
+            <w:tcW w:type="dxa" w:w="1514"/>
+            <w:shd w:val="clear" w:color="auto" w:fill="D9D9D9"/>
+          </w:tcPr>
+          <w:p>
+            <w:r/>
+            <w:r>
+              <w:rPr>
+                <w:rFonts w:ascii="Verdana" w:hAnsi="Verdana"/>
+                <w:b w:val="0"/>
+                <w:sz w:val="16"/>
+              </w:rPr>
+              <w:t>ÉCHELLE</w:t>
+            </w:r>
+          </w:p>
+        </w:tc>
+        <w:tc>
+          <w:tcPr>
+            <w:tcW w:type="dxa" w:w="1514"/>
+            <w:shd w:val="clear" w:color="auto" w:fill="D9D9D9"/>
+          </w:tcPr>
+          <w:p>
+            <w:r/>
+            <w:r>
+              <w:rPr>
+                <w:rFonts w:ascii="Verdana" w:hAnsi="Verdana"/>
+                <w:b w:val="0"/>
+                <w:sz w:val="16"/>
+              </w:rPr>
+              <w:t>CAR.</w:t>
+            </w:r>
+          </w:p>
+        </w:tc>
+        <w:tc>
+          <w:tcPr>
+            <w:tcW w:type="dxa" w:w="1514"/>
+            <w:shd w:val="clear" w:color="auto" w:fill="D9D9D9"/>
+          </w:tcPr>
+          <w:p>
+            <w:r/>
+            <w:r>
+              <w:rPr>
+                <w:rFonts w:ascii="Verdana" w:hAnsi="Verdana"/>
+                <w:b w:val="0"/>
+                <w:sz w:val="16"/>
+              </w:rPr>
+              <w:t>NOTE</w:t>
             </w:r>
           </w:p>
         </w:tc>
       </w:tr>
       <w:tr>
-        <w:tc>
-          <w:tcPr>
-            <w:tcW w:type="dxa" w:w="1514"/>
-          </w:tcPr>
-          <w:p>
-            <w:r/>
-            <w:r>
-              <w:rPr>
-                <w:rFonts w:ascii="Arial" w:hAnsi="Arial"/>
+        <w:trPr>
+          <w:cantSplit/>
+        </w:trPr>
+        <w:tc>
+          <w:tcPr>
+            <w:tcW w:type="dxa" w:w="1514"/>
+          </w:tcPr>
+          <w:p>
+            <w:r/>
+            <w:r>
+              <w:rPr>
+                <w:rFonts w:ascii="Verdana" w:hAnsi="Verdana"/>
                 <w:b w:val="0"/>
                 <w:sz w:val="16"/>
               </w:rPr>
@@ -261,7 +251,7 @@
             <w:r/>
             <w:r>
               <w:rPr>
-                <w:rFonts w:ascii="Arial" w:hAnsi="Arial"/>
+                <w:rFonts w:ascii="Verdana" w:hAnsi="Verdana"/>
                 <w:b w:val="0"/>
                 <w:sz w:val="16"/>
               </w:rPr>
@@ -277,7 +267,7 @@
             <w:r/>
             <w:r>
               <w:rPr>
-                <w:rFonts w:ascii="Arial" w:hAnsi="Arial"/>
+                <w:rFonts w:ascii="Verdana" w:hAnsi="Verdana"/>
                 <w:b w:val="0"/>
                 <w:sz w:val="16"/>
               </w:rPr>
@@ -293,7 +283,7 @@
             <w:r/>
             <w:r>
               <w:rPr>
-                <w:rFonts w:ascii="Arial" w:hAnsi="Arial"/>
+                <w:rFonts w:ascii="Verdana" w:hAnsi="Verdana"/>
                 <w:b w:val="0"/>
                 <w:sz w:val="16"/>
               </w:rPr>
@@ -309,7 +299,7 @@
             <w:r/>
             <w:r>
               <w:rPr>
-                <w:rFonts w:ascii="Arial" w:hAnsi="Arial"/>
+                <w:rFonts w:ascii="Verdana" w:hAnsi="Verdana"/>
                 <w:b w:val="0"/>
                 <w:sz w:val="16"/>
               </w:rPr>
@@ -325,7 +315,7 @@
             <w:r/>
             <w:r>
               <w:rPr>
-                <w:rFonts w:ascii="Arial" w:hAnsi="Arial"/>
+                <w:rFonts w:ascii="Verdana" w:hAnsi="Verdana"/>
                 <w:b w:val="0"/>
                 <w:sz w:val="16"/>
               </w:rPr>
@@ -341,7 +331,7 @@
             <w:r/>
             <w:r>
               <w:rPr>
-                <w:rFonts w:ascii="Arial" w:hAnsi="Arial"/>
+                <w:rFonts w:ascii="Verdana" w:hAnsi="Verdana"/>
                 <w:b w:val="0"/>
                 <w:sz w:val="16"/>
               </w:rPr>
@@ -357,7 +347,7 @@
             <w:r/>
             <w:r>
               <w:rPr>
-                <w:rFonts w:ascii="Arial" w:hAnsi="Arial"/>
+                <w:rFonts w:ascii="Verdana" w:hAnsi="Verdana"/>
                 <w:b w:val="0"/>
                 <w:sz w:val="16"/>
               </w:rPr>
@@ -373,7 +363,7 @@
             <w:r/>
             <w:r>
               <w:rPr>
-                <w:rFonts w:ascii="Arial" w:hAnsi="Arial"/>
+                <w:rFonts w:ascii="Verdana" w:hAnsi="Verdana"/>
                 <w:b w:val="0"/>
                 <w:sz w:val="16"/>
               </w:rPr>
@@ -389,7 +379,7 @@
             <w:r/>
             <w:r>
               <w:rPr>
-                <w:rFonts w:ascii="Arial" w:hAnsi="Arial"/>
+                <w:rFonts w:ascii="Verdana" w:hAnsi="Verdana"/>
                 <w:b w:val="0"/>
                 <w:sz w:val="16"/>
               </w:rPr>
@@ -398,15 +388,18 @@
         </w:tc>
       </w:tr>
       <w:tr>
-        <w:tc>
-          <w:tcPr>
-            <w:tcW w:type="dxa" w:w="1514"/>
-          </w:tcPr>
-          <w:p>
-            <w:r/>
-            <w:r>
-              <w:rPr>
-                <w:rFonts w:ascii="Arial" w:hAnsi="Arial"/>
+        <w:trPr>
+          <w:cantSplit/>
+        </w:trPr>
+        <w:tc>
+          <w:tcPr>
+            <w:tcW w:type="dxa" w:w="1514"/>
+          </w:tcPr>
+          <w:p>
+            <w:r/>
+            <w:r>
+              <w:rPr>
+                <w:rFonts w:ascii="Verdana" w:hAnsi="Verdana"/>
                 <w:b w:val="0"/>
                 <w:sz w:val="16"/>
               </w:rPr>
@@ -422,7 +415,7 @@
             <w:r/>
             <w:r>
               <w:rPr>
-                <w:rFonts w:ascii="Arial" w:hAnsi="Arial"/>
+                <w:rFonts w:ascii="Verdana" w:hAnsi="Verdana"/>
                 <w:b w:val="0"/>
                 <w:sz w:val="16"/>
               </w:rPr>
@@ -438,7 +431,7 @@
             <w:r/>
             <w:r>
               <w:rPr>
-                <w:rFonts w:ascii="Arial" w:hAnsi="Arial"/>
+                <w:rFonts w:ascii="Verdana" w:hAnsi="Verdana"/>
                 <w:b w:val="0"/>
                 <w:sz w:val="16"/>
               </w:rPr>
@@ -454,7 +447,7 @@
             <w:r/>
             <w:r>
               <w:rPr>
-                <w:rFonts w:ascii="Arial" w:hAnsi="Arial"/>
+                <w:rFonts w:ascii="Verdana" w:hAnsi="Verdana"/>
                 <w:b w:val="0"/>
                 <w:sz w:val="16"/>
               </w:rPr>
@@ -470,7 +463,7 @@
             <w:r/>
             <w:r>
               <w:rPr>
-                <w:rFonts w:ascii="Arial" w:hAnsi="Arial"/>
+                <w:rFonts w:ascii="Verdana" w:hAnsi="Verdana"/>
                 <w:b w:val="0"/>
                 <w:sz w:val="16"/>
               </w:rPr>
@@ -486,7 +479,7 @@
             <w:r/>
             <w:r>
               <w:rPr>
-                <w:rFonts w:ascii="Arial" w:hAnsi="Arial"/>
+                <w:rFonts w:ascii="Verdana" w:hAnsi="Verdana"/>
                 <w:b w:val="0"/>
                 <w:sz w:val="16"/>
               </w:rPr>
@@ -502,7 +495,7 @@
             <w:r/>
             <w:r>
               <w:rPr>
-                <w:rFonts w:ascii="Arial" w:hAnsi="Arial"/>
+                <w:rFonts w:ascii="Verdana" w:hAnsi="Verdana"/>
                 <w:b w:val="0"/>
                 <w:sz w:val="16"/>
               </w:rPr>
@@ -518,7 +511,7 @@
             <w:r/>
             <w:r>
               <w:rPr>
-                <w:rFonts w:ascii="Arial" w:hAnsi="Arial"/>
+                <w:rFonts w:ascii="Verdana" w:hAnsi="Verdana"/>
                 <w:b w:val="0"/>
                 <w:sz w:val="16"/>
               </w:rPr>
@@ -534,7 +527,7 @@
             <w:r/>
             <w:r>
               <w:rPr>
-                <w:rFonts w:ascii="Arial" w:hAnsi="Arial"/>
+                <w:rFonts w:ascii="Verdana" w:hAnsi="Verdana"/>
                 <w:b w:val="0"/>
                 <w:sz w:val="16"/>
               </w:rPr>
@@ -550,7 +543,7 @@
             <w:r/>
             <w:r>
               <w:rPr>
-                <w:rFonts w:ascii="Arial" w:hAnsi="Arial"/>
+                <w:rFonts w:ascii="Verdana" w:hAnsi="Verdana"/>
                 <w:b w:val="0"/>
                 <w:sz w:val="16"/>
               </w:rPr>
@@ -559,15 +552,18 @@
         </w:tc>
       </w:tr>
       <w:tr>
-        <w:tc>
-          <w:tcPr>
-            <w:tcW w:type="dxa" w:w="1514"/>
-          </w:tcPr>
-          <w:p>
-            <w:r/>
-            <w:r>
-              <w:rPr>
-                <w:rFonts w:ascii="Arial" w:hAnsi="Arial"/>
+        <w:trPr>
+          <w:cantSplit/>
+        </w:trPr>
+        <w:tc>
+          <w:tcPr>
+            <w:tcW w:type="dxa" w:w="1514"/>
+          </w:tcPr>
+          <w:p>
+            <w:r/>
+            <w:r>
+              <w:rPr>
+                <w:rFonts w:ascii="Verdana" w:hAnsi="Verdana"/>
                 <w:b w:val="0"/>
                 <w:sz w:val="16"/>
               </w:rPr>
@@ -583,7 +579,7 @@
             <w:r/>
             <w:r>
               <w:rPr>
-                <w:rFonts w:ascii="Arial" w:hAnsi="Arial"/>
+                <w:rFonts w:ascii="Verdana" w:hAnsi="Verdana"/>
                 <w:b w:val="0"/>
                 <w:sz w:val="16"/>
               </w:rPr>
@@ -599,7 +595,7 @@
             <w:r/>
             <w:r>
               <w:rPr>
-                <w:rFonts w:ascii="Arial" w:hAnsi="Arial"/>
+                <w:rFonts w:ascii="Verdana" w:hAnsi="Verdana"/>
                 <w:b w:val="0"/>
                 <w:sz w:val="16"/>
               </w:rPr>
@@ -615,7 +611,7 @@
             <w:r/>
             <w:r>
               <w:rPr>
-                <w:rFonts w:ascii="Arial" w:hAnsi="Arial"/>
+                <w:rFonts w:ascii="Verdana" w:hAnsi="Verdana"/>
                 <w:b w:val="0"/>
                 <w:sz w:val="16"/>
               </w:rPr>
@@ -631,7 +627,7 @@
             <w:r/>
             <w:r>
               <w:rPr>
-                <w:rFonts w:ascii="Arial" w:hAnsi="Arial"/>
+                <w:rFonts w:ascii="Verdana" w:hAnsi="Verdana"/>
                 <w:b w:val="0"/>
                 <w:sz w:val="16"/>
               </w:rPr>
@@ -647,7 +643,7 @@
             <w:r/>
             <w:r>
               <w:rPr>
-                <w:rFonts w:ascii="Arial" w:hAnsi="Arial"/>
+                <w:rFonts w:ascii="Verdana" w:hAnsi="Verdana"/>
                 <w:b w:val="0"/>
                 <w:sz w:val="16"/>
               </w:rPr>
@@ -663,7 +659,7 @@
             <w:r/>
             <w:r>
               <w:rPr>
-                <w:rFonts w:ascii="Arial" w:hAnsi="Arial"/>
+                <w:rFonts w:ascii="Verdana" w:hAnsi="Verdana"/>
                 <w:b w:val="0"/>
                 <w:sz w:val="16"/>
               </w:rPr>
@@ -679,7 +675,7 @@
             <w:r/>
             <w:r>
               <w:rPr>
-                <w:rFonts w:ascii="Arial" w:hAnsi="Arial"/>
+                <w:rFonts w:ascii="Verdana" w:hAnsi="Verdana"/>
                 <w:b w:val="0"/>
                 <w:sz w:val="16"/>
               </w:rPr>
@@ -695,7 +691,7 @@
             <w:r/>
             <w:r>
               <w:rPr>
-                <w:rFonts w:ascii="Arial" w:hAnsi="Arial"/>
+                <w:rFonts w:ascii="Verdana" w:hAnsi="Verdana"/>
                 <w:b w:val="0"/>
                 <w:sz w:val="16"/>
               </w:rPr>
@@ -711,7 +707,7 @@
             <w:r/>
             <w:r>
               <w:rPr>
-                <w:rFonts w:ascii="Arial" w:hAnsi="Arial"/>
+                <w:rFonts w:ascii="Verdana" w:hAnsi="Verdana"/>
                 <w:b w:val="0"/>
                 <w:sz w:val="16"/>
               </w:rPr>
@@ -720,15 +716,18 @@
         </w:tc>
       </w:tr>
       <w:tr>
-        <w:tc>
-          <w:tcPr>
-            <w:tcW w:type="dxa" w:w="1514"/>
-          </w:tcPr>
-          <w:p>
-            <w:r/>
-            <w:r>
-              <w:rPr>
-                <w:rFonts w:ascii="Arial" w:hAnsi="Arial"/>
+        <w:trPr>
+          <w:cantSplit/>
+        </w:trPr>
+        <w:tc>
+          <w:tcPr>
+            <w:tcW w:type="dxa" w:w="1514"/>
+          </w:tcPr>
+          <w:p>
+            <w:r/>
+            <w:r>
+              <w:rPr>
+                <w:rFonts w:ascii="Verdana" w:hAnsi="Verdana"/>
                 <w:b w:val="0"/>
                 <w:sz w:val="16"/>
               </w:rPr>
@@ -744,7 +743,7 @@
             <w:r/>
             <w:r>
               <w:rPr>
-                <w:rFonts w:ascii="Arial" w:hAnsi="Arial"/>
+                <w:rFonts w:ascii="Verdana" w:hAnsi="Verdana"/>
                 <w:b w:val="0"/>
                 <w:sz w:val="16"/>
               </w:rPr>
@@ -760,7 +759,7 @@
             <w:r/>
             <w:r>
               <w:rPr>
-                <w:rFonts w:ascii="Arial" w:hAnsi="Arial"/>
+                <w:rFonts w:ascii="Verdana" w:hAnsi="Verdana"/>
                 <w:b w:val="0"/>
                 <w:sz w:val="16"/>
               </w:rPr>
@@ -776,7 +775,7 @@
             <w:r/>
             <w:r>
               <w:rPr>
-                <w:rFonts w:ascii="Arial" w:hAnsi="Arial"/>
+                <w:rFonts w:ascii="Verdana" w:hAnsi="Verdana"/>
                 <w:b w:val="0"/>
                 <w:sz w:val="16"/>
               </w:rPr>
@@ -792,7 +791,7 @@
             <w:r/>
             <w:r>
               <w:rPr>
-                <w:rFonts w:ascii="Arial" w:hAnsi="Arial"/>
+                <w:rFonts w:ascii="Verdana" w:hAnsi="Verdana"/>
                 <w:b w:val="0"/>
                 <w:sz w:val="16"/>
               </w:rPr>
@@ -808,7 +807,7 @@
             <w:r/>
             <w:r>
               <w:rPr>
-                <w:rFonts w:ascii="Arial" w:hAnsi="Arial"/>
+                <w:rFonts w:ascii="Verdana" w:hAnsi="Verdana"/>
                 <w:b w:val="0"/>
                 <w:sz w:val="16"/>
               </w:rPr>
@@ -824,7 +823,7 @@
             <w:r/>
             <w:r>
               <w:rPr>
-                <w:rFonts w:ascii="Arial" w:hAnsi="Arial"/>
+                <w:rFonts w:ascii="Verdana" w:hAnsi="Verdana"/>
                 <w:b w:val="0"/>
                 <w:sz w:val="16"/>
               </w:rPr>
@@ -840,7 +839,7 @@
             <w:r/>
             <w:r>
               <w:rPr>
-                <w:rFonts w:ascii="Arial" w:hAnsi="Arial"/>
+                <w:rFonts w:ascii="Verdana" w:hAnsi="Verdana"/>
                 <w:b w:val="0"/>
                 <w:sz w:val="16"/>
               </w:rPr>
@@ -856,7 +855,7 @@
             <w:r/>
             <w:r>
               <w:rPr>
-                <w:rFonts w:ascii="Arial" w:hAnsi="Arial"/>
+                <w:rFonts w:ascii="Verdana" w:hAnsi="Verdana"/>
                 <w:b w:val="0"/>
                 <w:sz w:val="16"/>
               </w:rPr>
@@ -872,7 +871,7 @@
             <w:r/>
             <w:r>
               <w:rPr>
-                <w:rFonts w:ascii="Arial" w:hAnsi="Arial"/>
+                <w:rFonts w:ascii="Verdana" w:hAnsi="Verdana"/>
                 <w:b w:val="0"/>
                 <w:sz w:val="16"/>
               </w:rPr>
@@ -881,15 +880,18 @@
         </w:tc>
       </w:tr>
       <w:tr>
-        <w:tc>
-          <w:tcPr>
-            <w:tcW w:type="dxa" w:w="1514"/>
-          </w:tcPr>
-          <w:p>
-            <w:r/>
-            <w:r>
-              <w:rPr>
-                <w:rFonts w:ascii="Arial" w:hAnsi="Arial"/>
+        <w:trPr>
+          <w:cantSplit/>
+        </w:trPr>
+        <w:tc>
+          <w:tcPr>
+            <w:tcW w:type="dxa" w:w="1514"/>
+          </w:tcPr>
+          <w:p>
+            <w:r/>
+            <w:r>
+              <w:rPr>
+                <w:rFonts w:ascii="Verdana" w:hAnsi="Verdana"/>
                 <w:b w:val="0"/>
                 <w:sz w:val="16"/>
               </w:rPr>
@@ -905,7 +907,7 @@
             <w:r/>
             <w:r>
               <w:rPr>
-                <w:rFonts w:ascii="Arial" w:hAnsi="Arial"/>
+                <w:rFonts w:ascii="Verdana" w:hAnsi="Verdana"/>
                 <w:b w:val="0"/>
                 <w:sz w:val="16"/>
               </w:rPr>
@@ -921,7 +923,7 @@
             <w:r/>
             <w:r>
               <w:rPr>
-                <w:rFonts w:ascii="Arial" w:hAnsi="Arial"/>
+                <w:rFonts w:ascii="Verdana" w:hAnsi="Verdana"/>
                 <w:b w:val="0"/>
                 <w:sz w:val="16"/>
               </w:rPr>
@@ -937,7 +939,7 @@
             <w:r/>
             <w:r>
               <w:rPr>
-                <w:rFonts w:ascii="Arial" w:hAnsi="Arial"/>
+                <w:rFonts w:ascii="Verdana" w:hAnsi="Verdana"/>
                 <w:b w:val="0"/>
                 <w:sz w:val="16"/>
               </w:rPr>
@@ -953,7 +955,7 @@
             <w:r/>
             <w:r>
               <w:rPr>
-                <w:rFonts w:ascii="Arial" w:hAnsi="Arial"/>
+                <w:rFonts w:ascii="Verdana" w:hAnsi="Verdana"/>
                 <w:b w:val="0"/>
                 <w:sz w:val="16"/>
               </w:rPr>
@@ -969,7 +971,7 @@
             <w:r/>
             <w:r>
               <w:rPr>
-                <w:rFonts w:ascii="Arial" w:hAnsi="Arial"/>
+                <w:rFonts w:ascii="Verdana" w:hAnsi="Verdana"/>
                 <w:b w:val="0"/>
                 <w:sz w:val="16"/>
               </w:rPr>
@@ -985,7 +987,7 @@
             <w:r/>
             <w:r>
               <w:rPr>
-                <w:rFonts w:ascii="Arial" w:hAnsi="Arial"/>
+                <w:rFonts w:ascii="Verdana" w:hAnsi="Verdana"/>
                 <w:b w:val="0"/>
                 <w:sz w:val="16"/>
               </w:rPr>
@@ -1001,7 +1003,7 @@
             <w:r/>
             <w:r>
               <w:rPr>
-                <w:rFonts w:ascii="Arial" w:hAnsi="Arial"/>
+                <w:rFonts w:ascii="Verdana" w:hAnsi="Verdana"/>
                 <w:b w:val="0"/>
                 <w:sz w:val="16"/>
               </w:rPr>
@@ -1017,7 +1019,7 @@
             <w:r/>
             <w:r>
               <w:rPr>
-                <w:rFonts w:ascii="Arial" w:hAnsi="Arial"/>
+                <w:rFonts w:ascii="Verdana" w:hAnsi="Verdana"/>
                 <w:b w:val="0"/>
                 <w:sz w:val="16"/>
               </w:rPr>
@@ -1033,7 +1035,7 @@
             <w:r/>
             <w:r>
               <w:rPr>
-                <w:rFonts w:ascii="Arial" w:hAnsi="Arial"/>
+                <w:rFonts w:ascii="Verdana" w:hAnsi="Verdana"/>
                 <w:b w:val="0"/>
                 <w:sz w:val="16"/>
               </w:rPr>
@@ -1042,15 +1044,18 @@
         </w:tc>
       </w:tr>
       <w:tr>
-        <w:tc>
-          <w:tcPr>
-            <w:tcW w:type="dxa" w:w="1514"/>
-          </w:tcPr>
-          <w:p>
-            <w:r/>
-            <w:r>
-              <w:rPr>
-                <w:rFonts w:ascii="Arial" w:hAnsi="Arial"/>
+        <w:trPr>
+          <w:cantSplit/>
+        </w:trPr>
+        <w:tc>
+          <w:tcPr>
+            <w:tcW w:type="dxa" w:w="1514"/>
+          </w:tcPr>
+          <w:p>
+            <w:r/>
+            <w:r>
+              <w:rPr>
+                <w:rFonts w:ascii="Verdana" w:hAnsi="Verdana"/>
                 <w:b w:val="0"/>
                 <w:sz w:val="16"/>
               </w:rPr>
@@ -1066,7 +1071,7 @@
             <w:r/>
             <w:r>
               <w:rPr>
-                <w:rFonts w:ascii="Arial" w:hAnsi="Arial"/>
+                <w:rFonts w:ascii="Verdana" w:hAnsi="Verdana"/>
                 <w:b w:val="0"/>
                 <w:sz w:val="16"/>
               </w:rPr>
@@ -1082,7 +1087,7 @@
             <w:r/>
             <w:r>
               <w:rPr>
-                <w:rFonts w:ascii="Arial" w:hAnsi="Arial"/>
+                <w:rFonts w:ascii="Verdana" w:hAnsi="Verdana"/>
                 <w:b w:val="0"/>
                 <w:sz w:val="16"/>
               </w:rPr>
@@ -1098,7 +1103,7 @@
             <w:r/>
             <w:r>
               <w:rPr>
-                <w:rFonts w:ascii="Arial" w:hAnsi="Arial"/>
+                <w:rFonts w:ascii="Verdana" w:hAnsi="Verdana"/>
                 <w:b w:val="0"/>
                 <w:sz w:val="16"/>
               </w:rPr>
@@ -1114,7 +1119,7 @@
             <w:r/>
             <w:r>
               <w:rPr>
-                <w:rFonts w:ascii="Arial" w:hAnsi="Arial"/>
+                <w:rFonts w:ascii="Verdana" w:hAnsi="Verdana"/>
                 <w:b w:val="0"/>
                 <w:sz w:val="16"/>
               </w:rPr>
@@ -1130,7 +1135,7 @@
             <w:r/>
             <w:r>
               <w:rPr>
-                <w:rFonts w:ascii="Arial" w:hAnsi="Arial"/>
+                <w:rFonts w:ascii="Verdana" w:hAnsi="Verdana"/>
                 <w:b w:val="0"/>
                 <w:sz w:val="16"/>
               </w:rPr>
@@ -1146,7 +1151,7 @@
             <w:r/>
             <w:r>
               <w:rPr>
-                <w:rFonts w:ascii="Arial" w:hAnsi="Arial"/>
+                <w:rFonts w:ascii="Verdana" w:hAnsi="Verdana"/>
                 <w:b w:val="0"/>
                 <w:sz w:val="16"/>
               </w:rPr>
@@ -1162,7 +1167,7 @@
             <w:r/>
             <w:r>
               <w:rPr>
-                <w:rFonts w:ascii="Arial" w:hAnsi="Arial"/>
+                <w:rFonts w:ascii="Verdana" w:hAnsi="Verdana"/>
                 <w:b w:val="0"/>
                 <w:sz w:val="16"/>
               </w:rPr>
@@ -1178,7 +1183,7 @@
             <w:r/>
             <w:r>
               <w:rPr>
-                <w:rFonts w:ascii="Arial" w:hAnsi="Arial"/>
+                <w:rFonts w:ascii="Verdana" w:hAnsi="Verdana"/>
                 <w:b w:val="0"/>
                 <w:sz w:val="16"/>
               </w:rPr>
@@ -1194,7 +1199,7 @@
             <w:r/>
             <w:r>
               <w:rPr>
-                <w:rFonts w:ascii="Arial" w:hAnsi="Arial"/>
+                <w:rFonts w:ascii="Verdana" w:hAnsi="Verdana"/>
                 <w:b w:val="0"/>
                 <w:sz w:val="16"/>
               </w:rPr>
@@ -1203,15 +1208,18 @@
         </w:tc>
       </w:tr>
       <w:tr>
-        <w:tc>
-          <w:tcPr>
-            <w:tcW w:type="dxa" w:w="1514"/>
-          </w:tcPr>
-          <w:p>
-            <w:r/>
-            <w:r>
-              <w:rPr>
-                <w:rFonts w:ascii="Arial" w:hAnsi="Arial"/>
+        <w:trPr>
+          <w:cantSplit/>
+        </w:trPr>
+        <w:tc>
+          <w:tcPr>
+            <w:tcW w:type="dxa" w:w="1514"/>
+          </w:tcPr>
+          <w:p>
+            <w:r/>
+            <w:r>
+              <w:rPr>
+                <w:rFonts w:ascii="Verdana" w:hAnsi="Verdana"/>
                 <w:b w:val="0"/>
                 <w:sz w:val="16"/>
               </w:rPr>
@@ -1227,7 +1235,7 @@
             <w:r/>
             <w:r>
               <w:rPr>
-                <w:rFonts w:ascii="Arial" w:hAnsi="Arial"/>
+                <w:rFonts w:ascii="Verdana" w:hAnsi="Verdana"/>
                 <w:b w:val="0"/>
                 <w:sz w:val="16"/>
               </w:rPr>
@@ -1243,7 +1251,7 @@
             <w:r/>
             <w:r>
               <w:rPr>
-                <w:rFonts w:ascii="Arial" w:hAnsi="Arial"/>
+                <w:rFonts w:ascii="Verdana" w:hAnsi="Verdana"/>
                 <w:b w:val="0"/>
                 <w:sz w:val="16"/>
               </w:rPr>
@@ -1259,7 +1267,7 @@
             <w:r/>
             <w:r>
               <w:rPr>
-                <w:rFonts w:ascii="Arial" w:hAnsi="Arial"/>
+                <w:rFonts w:ascii="Verdana" w:hAnsi="Verdana"/>
                 <w:b w:val="0"/>
                 <w:sz w:val="16"/>
               </w:rPr>
@@ -1275,7 +1283,7 @@
             <w:r/>
             <w:r>
               <w:rPr>
-                <w:rFonts w:ascii="Arial" w:hAnsi="Arial"/>
+                <w:rFonts w:ascii="Verdana" w:hAnsi="Verdana"/>
                 <w:b w:val="0"/>
                 <w:sz w:val="16"/>
               </w:rPr>
@@ -1291,7 +1299,7 @@
             <w:r/>
             <w:r>
               <w:rPr>
-                <w:rFonts w:ascii="Arial" w:hAnsi="Arial"/>
+                <w:rFonts w:ascii="Verdana" w:hAnsi="Verdana"/>
                 <w:b w:val="0"/>
                 <w:sz w:val="16"/>
               </w:rPr>
@@ -1307,7 +1315,7 @@
             <w:r/>
             <w:r>
               <w:rPr>
-                <w:rFonts w:ascii="Arial" w:hAnsi="Arial"/>
+                <w:rFonts w:ascii="Verdana" w:hAnsi="Verdana"/>
                 <w:b w:val="0"/>
                 <w:sz w:val="16"/>
               </w:rPr>
@@ -1323,7 +1331,7 @@
             <w:r/>
             <w:r>
               <w:rPr>
-                <w:rFonts w:ascii="Arial" w:hAnsi="Arial"/>
+                <w:rFonts w:ascii="Verdana" w:hAnsi="Verdana"/>
                 <w:b w:val="0"/>
                 <w:sz w:val="16"/>
               </w:rPr>
@@ -1339,7 +1347,7 @@
             <w:r/>
             <w:r>
               <w:rPr>
-                <w:rFonts w:ascii="Arial" w:hAnsi="Arial"/>
+                <w:rFonts w:ascii="Verdana" w:hAnsi="Verdana"/>
                 <w:b w:val="0"/>
                 <w:sz w:val="16"/>
               </w:rPr>
@@ -1355,7 +1363,7 @@
             <w:r/>
             <w:r>
               <w:rPr>
-                <w:rFonts w:ascii="Arial" w:hAnsi="Arial"/>
+                <w:rFonts w:ascii="Verdana" w:hAnsi="Verdana"/>
                 <w:b w:val="0"/>
                 <w:sz w:val="16"/>
               </w:rPr>
@@ -1364,15 +1372,18 @@
         </w:tc>
       </w:tr>
       <w:tr>
-        <w:tc>
-          <w:tcPr>
-            <w:tcW w:type="dxa" w:w="1514"/>
-          </w:tcPr>
-          <w:p>
-            <w:r/>
-            <w:r>
-              <w:rPr>
-                <w:rFonts w:ascii="Arial" w:hAnsi="Arial"/>
+        <w:trPr>
+          <w:cantSplit/>
+        </w:trPr>
+        <w:tc>
+          <w:tcPr>
+            <w:tcW w:type="dxa" w:w="1514"/>
+          </w:tcPr>
+          <w:p>
+            <w:r/>
+            <w:r>
+              <w:rPr>
+                <w:rFonts w:ascii="Verdana" w:hAnsi="Verdana"/>
                 <w:b w:val="0"/>
                 <w:sz w:val="16"/>
               </w:rPr>
@@ -1388,7 +1399,7 @@
             <w:r/>
             <w:r>
               <w:rPr>
-                <w:rFonts w:ascii="Arial" w:hAnsi="Arial"/>
+                <w:rFonts w:ascii="Verdana" w:hAnsi="Verdana"/>
                 <w:b w:val="0"/>
                 <w:sz w:val="16"/>
               </w:rPr>
@@ -1404,7 +1415,7 @@
             <w:r/>
             <w:r>
               <w:rPr>
-                <w:rFonts w:ascii="Arial" w:hAnsi="Arial"/>
+                <w:rFonts w:ascii="Verdana" w:hAnsi="Verdana"/>
                 <w:b w:val="0"/>
                 <w:sz w:val="16"/>
               </w:rPr>
@@ -1420,7 +1431,7 @@
             <w:r/>
             <w:r>
               <w:rPr>
-                <w:rFonts w:ascii="Arial" w:hAnsi="Arial"/>
+                <w:rFonts w:ascii="Verdana" w:hAnsi="Verdana"/>
                 <w:b w:val="0"/>
                 <w:sz w:val="16"/>
               </w:rPr>
@@ -1436,7 +1447,7 @@
             <w:r/>
             <w:r>
               <w:rPr>
-                <w:rFonts w:ascii="Arial" w:hAnsi="Arial"/>
+                <w:rFonts w:ascii="Verdana" w:hAnsi="Verdana"/>
                 <w:b w:val="0"/>
                 <w:sz w:val="16"/>
               </w:rPr>
@@ -1452,7 +1463,7 @@
             <w:r/>
             <w:r>
               <w:rPr>
-                <w:rFonts w:ascii="Arial" w:hAnsi="Arial"/>
+                <w:rFonts w:ascii="Verdana" w:hAnsi="Verdana"/>
                 <w:b w:val="0"/>
                 <w:sz w:val="16"/>
               </w:rPr>
@@ -1468,7 +1479,7 @@
             <w:r/>
             <w:r>
               <w:rPr>
-                <w:rFonts w:ascii="Arial" w:hAnsi="Arial"/>
+                <w:rFonts w:ascii="Verdana" w:hAnsi="Verdana"/>
                 <w:b w:val="0"/>
                 <w:sz w:val="16"/>
               </w:rPr>
@@ -1484,7 +1495,7 @@
             <w:r/>
             <w:r>
               <w:rPr>
-                <w:rFonts w:ascii="Arial" w:hAnsi="Arial"/>
+                <w:rFonts w:ascii="Verdana" w:hAnsi="Verdana"/>
                 <w:b w:val="0"/>
                 <w:sz w:val="16"/>
               </w:rPr>
@@ -1500,7 +1511,7 @@
             <w:r/>
             <w:r>
               <w:rPr>
-                <w:rFonts w:ascii="Arial" w:hAnsi="Arial"/>
+                <w:rFonts w:ascii="Verdana" w:hAnsi="Verdana"/>
                 <w:b w:val="0"/>
                 <w:sz w:val="16"/>
               </w:rPr>
@@ -1516,7 +1527,7 @@
             <w:r/>
             <w:r>
               <w:rPr>
-                <w:rFonts w:ascii="Arial" w:hAnsi="Arial"/>
+                <w:rFonts w:ascii="Verdana" w:hAnsi="Verdana"/>
                 <w:b w:val="0"/>
                 <w:sz w:val="16"/>
               </w:rPr>
@@ -1525,15 +1536,18 @@
         </w:tc>
       </w:tr>
       <w:tr>
-        <w:tc>
-          <w:tcPr>
-            <w:tcW w:type="dxa" w:w="1514"/>
-          </w:tcPr>
-          <w:p>
-            <w:r/>
-            <w:r>
-              <w:rPr>
-                <w:rFonts w:ascii="Arial" w:hAnsi="Arial"/>
+        <w:trPr>
+          <w:cantSplit/>
+        </w:trPr>
+        <w:tc>
+          <w:tcPr>
+            <w:tcW w:type="dxa" w:w="1514"/>
+          </w:tcPr>
+          <w:p>
+            <w:r/>
+            <w:r>
+              <w:rPr>
+                <w:rFonts w:ascii="Verdana" w:hAnsi="Verdana"/>
                 <w:b w:val="0"/>
                 <w:sz w:val="16"/>
               </w:rPr>
@@ -1549,7 +1563,7 @@
             <w:r/>
             <w:r>
               <w:rPr>
-                <w:rFonts w:ascii="Arial" w:hAnsi="Arial"/>
+                <w:rFonts w:ascii="Verdana" w:hAnsi="Verdana"/>
                 <w:b w:val="0"/>
                 <w:sz w:val="16"/>
               </w:rPr>
@@ -1565,7 +1579,7 @@
             <w:r/>
             <w:r>
               <w:rPr>
-                <w:rFonts w:ascii="Arial" w:hAnsi="Arial"/>
+                <w:rFonts w:ascii="Verdana" w:hAnsi="Verdana"/>
                 <w:b w:val="0"/>
                 <w:sz w:val="16"/>
               </w:rPr>
@@ -1581,7 +1595,7 @@
             <w:r/>
             <w:r>
               <w:rPr>
-                <w:rFonts w:ascii="Arial" w:hAnsi="Arial"/>
+                <w:rFonts w:ascii="Verdana" w:hAnsi="Verdana"/>
                 <w:b w:val="0"/>
                 <w:sz w:val="16"/>
               </w:rPr>
@@ -1597,7 +1611,7 @@
             <w:r/>
             <w:r>
               <w:rPr>
-                <w:rFonts w:ascii="Arial" w:hAnsi="Arial"/>
+                <w:rFonts w:ascii="Verdana" w:hAnsi="Verdana"/>
                 <w:b w:val="0"/>
                 <w:sz w:val="16"/>
               </w:rPr>
@@ -1613,7 +1627,7 @@
             <w:r/>
             <w:r>
               <w:rPr>
-                <w:rFonts w:ascii="Arial" w:hAnsi="Arial"/>
+                <w:rFonts w:ascii="Verdana" w:hAnsi="Verdana"/>
                 <w:b w:val="0"/>
                 <w:sz w:val="16"/>
               </w:rPr>
@@ -1629,7 +1643,7 @@
             <w:r/>
             <w:r>
               <w:rPr>
-                <w:rFonts w:ascii="Arial" w:hAnsi="Arial"/>
+                <w:rFonts w:ascii="Verdana" w:hAnsi="Verdana"/>
                 <w:b w:val="0"/>
                 <w:sz w:val="16"/>
               </w:rPr>
@@ -1645,7 +1659,7 @@
             <w:r/>
             <w:r>
               <w:rPr>
-                <w:rFonts w:ascii="Arial" w:hAnsi="Arial"/>
+                <w:rFonts w:ascii="Verdana" w:hAnsi="Verdana"/>
                 <w:b w:val="0"/>
                 <w:sz w:val="16"/>
               </w:rPr>
@@ -1661,7 +1675,7 @@
             <w:r/>
             <w:r>
               <w:rPr>
-                <w:rFonts w:ascii="Arial" w:hAnsi="Arial"/>
+                <w:rFonts w:ascii="Verdana" w:hAnsi="Verdana"/>
                 <w:b w:val="0"/>
                 <w:sz w:val="16"/>
               </w:rPr>
@@ -1677,7 +1691,7 @@
             <w:r/>
             <w:r>
               <w:rPr>
-                <w:rFonts w:ascii="Arial" w:hAnsi="Arial"/>
+                <w:rFonts w:ascii="Verdana" w:hAnsi="Verdana"/>
                 <w:b w:val="0"/>
                 <w:sz w:val="16"/>
               </w:rPr>
@@ -1687,15 +1701,18 @@
         </w:tc>
       </w:tr>
       <w:tr>
-        <w:tc>
-          <w:tcPr>
-            <w:tcW w:type="dxa" w:w="1514"/>
-          </w:tcPr>
-          <w:p>
-            <w:r/>
-            <w:r>
-              <w:rPr>
-                <w:rFonts w:ascii="Arial" w:hAnsi="Arial"/>
+        <w:trPr>
+          <w:cantSplit/>
+        </w:trPr>
+        <w:tc>
+          <w:tcPr>
+            <w:tcW w:type="dxa" w:w="1514"/>
+          </w:tcPr>
+          <w:p>
+            <w:r/>
+            <w:r>
+              <w:rPr>
+                <w:rFonts w:ascii="Verdana" w:hAnsi="Verdana"/>
                 <w:b w:val="0"/>
                 <w:sz w:val="16"/>
               </w:rPr>
@@ -1711,7 +1728,7 @@
             <w:r/>
             <w:r>
               <w:rPr>
-                <w:rFonts w:ascii="Arial" w:hAnsi="Arial"/>
+                <w:rFonts w:ascii="Verdana" w:hAnsi="Verdana"/>
                 <w:b w:val="0"/>
                 <w:sz w:val="16"/>
               </w:rPr>
@@ -1727,7 +1744,7 @@
             <w:r/>
             <w:r>
               <w:rPr>
-                <w:rFonts w:ascii="Arial" w:hAnsi="Arial"/>
+                <w:rFonts w:ascii="Verdana" w:hAnsi="Verdana"/>
                 <w:b w:val="0"/>
                 <w:sz w:val="16"/>
               </w:rPr>
@@ -1743,7 +1760,7 @@
             <w:r/>
             <w:r>
               <w:rPr>
-                <w:rFonts w:ascii="Arial" w:hAnsi="Arial"/>
+                <w:rFonts w:ascii="Verdana" w:hAnsi="Verdana"/>
                 <w:b w:val="0"/>
                 <w:sz w:val="16"/>
               </w:rPr>
@@ -1759,7 +1776,7 @@
             <w:r/>
             <w:r>
               <w:rPr>
-                <w:rFonts w:ascii="Arial" w:hAnsi="Arial"/>
+                <w:rFonts w:ascii="Verdana" w:hAnsi="Verdana"/>
                 <w:b w:val="0"/>
                 <w:sz w:val="16"/>
               </w:rPr>
@@ -1775,7 +1792,7 @@
             <w:r/>
             <w:r>
               <w:rPr>
-                <w:rFonts w:ascii="Arial" w:hAnsi="Arial"/>
+                <w:rFonts w:ascii="Verdana" w:hAnsi="Verdana"/>
                 <w:b w:val="0"/>
                 <w:sz w:val="16"/>
               </w:rPr>
@@ -1791,7 +1808,7 @@
             <w:r/>
             <w:r>
               <w:rPr>
-                <w:rFonts w:ascii="Arial" w:hAnsi="Arial"/>
+                <w:rFonts w:ascii="Verdana" w:hAnsi="Verdana"/>
                 <w:b w:val="0"/>
                 <w:sz w:val="16"/>
               </w:rPr>
@@ -1807,7 +1824,7 @@
             <w:r/>
             <w:r>
               <w:rPr>
-                <w:rFonts w:ascii="Arial" w:hAnsi="Arial"/>
+                <w:rFonts w:ascii="Verdana" w:hAnsi="Verdana"/>
                 <w:b w:val="0"/>
                 <w:sz w:val="16"/>
               </w:rPr>
@@ -1823,7 +1840,7 @@
             <w:r/>
             <w:r>
               <w:rPr>
-                <w:rFonts w:ascii="Arial" w:hAnsi="Arial"/>
+                <w:rFonts w:ascii="Verdana" w:hAnsi="Verdana"/>
                 <w:b w:val="0"/>
                 <w:sz w:val="16"/>
               </w:rPr>
@@ -1839,7 +1856,7 @@
             <w:r/>
             <w:r>
               <w:rPr>
-                <w:rFonts w:ascii="Arial" w:hAnsi="Arial"/>
+                <w:rFonts w:ascii="Verdana" w:hAnsi="Verdana"/>
                 <w:b w:val="0"/>
                 <w:sz w:val="16"/>
               </w:rPr>
@@ -1848,15 +1865,18 @@
         </w:tc>
       </w:tr>
       <w:tr>
-        <w:tc>
-          <w:tcPr>
-            <w:tcW w:type="dxa" w:w="1514"/>
-          </w:tcPr>
-          <w:p>
-            <w:r/>
-            <w:r>
-              <w:rPr>
-                <w:rFonts w:ascii="Arial" w:hAnsi="Arial"/>
+        <w:trPr>
+          <w:cantSplit/>
+        </w:trPr>
+        <w:tc>
+          <w:tcPr>
+            <w:tcW w:type="dxa" w:w="1514"/>
+          </w:tcPr>
+          <w:p>
+            <w:r/>
+            <w:r>
+              <w:rPr>
+                <w:rFonts w:ascii="Verdana" w:hAnsi="Verdana"/>
                 <w:b w:val="0"/>
                 <w:sz w:val="16"/>
               </w:rPr>
@@ -1872,7 +1892,7 @@
             <w:r/>
             <w:r>
               <w:rPr>
-                <w:rFonts w:ascii="Arial" w:hAnsi="Arial"/>
+                <w:rFonts w:ascii="Verdana" w:hAnsi="Verdana"/>
                 <w:b w:val="0"/>
                 <w:sz w:val="16"/>
               </w:rPr>
@@ -1888,7 +1908,7 @@
             <w:r/>
             <w:r>
               <w:rPr>
-                <w:rFonts w:ascii="Arial" w:hAnsi="Arial"/>
+                <w:rFonts w:ascii="Verdana" w:hAnsi="Verdana"/>
                 <w:b w:val="0"/>
                 <w:sz w:val="16"/>
               </w:rPr>
@@ -1904,7 +1924,7 @@
             <w:r/>
             <w:r>
               <w:rPr>
-                <w:rFonts w:ascii="Arial" w:hAnsi="Arial"/>
+                <w:rFonts w:ascii="Verdana" w:hAnsi="Verdana"/>
                 <w:b w:val="0"/>
                 <w:sz w:val="16"/>
               </w:rPr>
@@ -1920,7 +1940,7 @@
             <w:r/>
             <w:r>
               <w:rPr>
-                <w:rFonts w:ascii="Arial" w:hAnsi="Arial"/>
+                <w:rFonts w:ascii="Verdana" w:hAnsi="Verdana"/>
                 <w:b w:val="0"/>
                 <w:sz w:val="16"/>
               </w:rPr>
@@ -1936,7 +1956,7 @@
             <w:r/>
             <w:r>
               <w:rPr>
-                <w:rFonts w:ascii="Arial" w:hAnsi="Arial"/>
+                <w:rFonts w:ascii="Verdana" w:hAnsi="Verdana"/>
                 <w:b w:val="0"/>
                 <w:sz w:val="16"/>
               </w:rPr>
@@ -1952,7 +1972,7 @@
             <w:r/>
             <w:r>
               <w:rPr>
-                <w:rFonts w:ascii="Arial" w:hAnsi="Arial"/>
+                <w:rFonts w:ascii="Verdana" w:hAnsi="Verdana"/>
                 <w:b w:val="0"/>
                 <w:sz w:val="16"/>
               </w:rPr>
@@ -1968,7 +1988,7 @@
             <w:r/>
             <w:r>
               <w:rPr>
-                <w:rFonts w:ascii="Arial" w:hAnsi="Arial"/>
+                <w:rFonts w:ascii="Verdana" w:hAnsi="Verdana"/>
                 <w:b w:val="0"/>
                 <w:sz w:val="16"/>
               </w:rPr>
@@ -1984,7 +2004,7 @@
             <w:r/>
             <w:r>
               <w:rPr>
-                <w:rFonts w:ascii="Arial" w:hAnsi="Arial"/>
+                <w:rFonts w:ascii="Verdana" w:hAnsi="Verdana"/>
                 <w:b w:val="0"/>
                 <w:sz w:val="16"/>
               </w:rPr>
@@ -2000,7 +2020,7 @@
             <w:r/>
             <w:r>
               <w:rPr>
-                <w:rFonts w:ascii="Arial" w:hAnsi="Arial"/>
+                <w:rFonts w:ascii="Verdana" w:hAnsi="Verdana"/>
                 <w:b w:val="0"/>
                 <w:sz w:val="16"/>
               </w:rPr>
@@ -2010,15 +2030,18 @@
         </w:tc>
       </w:tr>
       <w:tr>
-        <w:tc>
-          <w:tcPr>
-            <w:tcW w:type="dxa" w:w="1514"/>
-          </w:tcPr>
-          <w:p>
-            <w:r/>
-            <w:r>
-              <w:rPr>
-                <w:rFonts w:ascii="Arial" w:hAnsi="Arial"/>
+        <w:trPr>
+          <w:cantSplit/>
+        </w:trPr>
+        <w:tc>
+          <w:tcPr>
+            <w:tcW w:type="dxa" w:w="1514"/>
+          </w:tcPr>
+          <w:p>
+            <w:r/>
+            <w:r>
+              <w:rPr>
+                <w:rFonts w:ascii="Verdana" w:hAnsi="Verdana"/>
                 <w:b w:val="0"/>
                 <w:sz w:val="16"/>
               </w:rPr>
@@ -2034,7 +2057,7 @@
             <w:r/>
             <w:r>
               <w:rPr>
-                <w:rFonts w:ascii="Arial" w:hAnsi="Arial"/>
+                <w:rFonts w:ascii="Verdana" w:hAnsi="Verdana"/>
                 <w:b w:val="0"/>
                 <w:sz w:val="16"/>
               </w:rPr>
@@ -2050,7 +2073,7 @@
             <w:r/>
             <w:r>
               <w:rPr>
-                <w:rFonts w:ascii="Arial" w:hAnsi="Arial"/>
+                <w:rFonts w:ascii="Verdana" w:hAnsi="Verdana"/>
                 <w:b w:val="0"/>
                 <w:sz w:val="16"/>
               </w:rPr>
@@ -2066,7 +2089,7 @@
             <w:r/>
             <w:r>
               <w:rPr>
-                <w:rFonts w:ascii="Arial" w:hAnsi="Arial"/>
+                <w:rFonts w:ascii="Verdana" w:hAnsi="Verdana"/>
                 <w:b w:val="0"/>
                 <w:sz w:val="16"/>
               </w:rPr>
@@ -2082,7 +2105,7 @@
             <w:r/>
             <w:r>
               <w:rPr>
-                <w:rFonts w:ascii="Arial" w:hAnsi="Arial"/>
+                <w:rFonts w:ascii="Verdana" w:hAnsi="Verdana"/>
                 <w:b w:val="0"/>
                 <w:sz w:val="16"/>
               </w:rPr>
@@ -2098,7 +2121,7 @@
             <w:r/>
             <w:r>
               <w:rPr>
-                <w:rFonts w:ascii="Arial" w:hAnsi="Arial"/>
+                <w:rFonts w:ascii="Verdana" w:hAnsi="Verdana"/>
                 <w:b w:val="0"/>
                 <w:sz w:val="16"/>
               </w:rPr>
@@ -2114,7 +2137,7 @@
             <w:r/>
             <w:r>
               <w:rPr>
-                <w:rFonts w:ascii="Arial" w:hAnsi="Arial"/>
+                <w:rFonts w:ascii="Verdana" w:hAnsi="Verdana"/>
                 <w:b w:val="0"/>
                 <w:sz w:val="16"/>
               </w:rPr>
@@ -2130,7 +2153,7 @@
             <w:r/>
             <w:r>
               <w:rPr>
-                <w:rFonts w:ascii="Arial" w:hAnsi="Arial"/>
+                <w:rFonts w:ascii="Verdana" w:hAnsi="Verdana"/>
                 <w:b w:val="0"/>
                 <w:sz w:val="16"/>
               </w:rPr>
@@ -2146,7 +2169,7 @@
             <w:r/>
             <w:r>
               <w:rPr>
-                <w:rFonts w:ascii="Arial" w:hAnsi="Arial"/>
+                <w:rFonts w:ascii="Verdana" w:hAnsi="Verdana"/>
                 <w:b w:val="0"/>
                 <w:sz w:val="16"/>
               </w:rPr>
@@ -2162,7 +2185,7 @@
             <w:r/>
             <w:r>
               <w:rPr>
-                <w:rFonts w:ascii="Arial" w:hAnsi="Arial"/>
+                <w:rFonts w:ascii="Verdana" w:hAnsi="Verdana"/>
                 <w:b w:val="0"/>
                 <w:sz w:val="16"/>
               </w:rPr>
@@ -2172,15 +2195,18 @@
         </w:tc>
       </w:tr>
       <w:tr>
-        <w:tc>
-          <w:tcPr>
-            <w:tcW w:type="dxa" w:w="1514"/>
-          </w:tcPr>
-          <w:p>
-            <w:r/>
-            <w:r>
-              <w:rPr>
-                <w:rFonts w:ascii="Arial" w:hAnsi="Arial"/>
+        <w:trPr>
+          <w:cantSplit/>
+        </w:trPr>
+        <w:tc>
+          <w:tcPr>
+            <w:tcW w:type="dxa" w:w="1514"/>
+          </w:tcPr>
+          <w:p>
+            <w:r/>
+            <w:r>
+              <w:rPr>
+                <w:rFonts w:ascii="Verdana" w:hAnsi="Verdana"/>
                 <w:b w:val="0"/>
                 <w:sz w:val="16"/>
               </w:rPr>
@@ -2196,7 +2222,7 @@
             <w:r/>
             <w:r>
               <w:rPr>
-                <w:rFonts w:ascii="Arial" w:hAnsi="Arial"/>
+                <w:rFonts w:ascii="Verdana" w:hAnsi="Verdana"/>
                 <w:b w:val="0"/>
                 <w:sz w:val="16"/>
               </w:rPr>
@@ -2212,7 +2238,7 @@
             <w:r/>
             <w:r>
               <w:rPr>
-                <w:rFonts w:ascii="Arial" w:hAnsi="Arial"/>
+                <w:rFonts w:ascii="Verdana" w:hAnsi="Verdana"/>
                 <w:b w:val="0"/>
                 <w:sz w:val="16"/>
               </w:rPr>
@@ -2228,7 +2254,7 @@
             <w:r/>
             <w:r>
               <w:rPr>
-                <w:rFonts w:ascii="Arial" w:hAnsi="Arial"/>
+                <w:rFonts w:ascii="Verdana" w:hAnsi="Verdana"/>
                 <w:b w:val="0"/>
                 <w:sz w:val="16"/>
               </w:rPr>
@@ -2244,7 +2270,7 @@
             <w:r/>
             <w:r>
               <w:rPr>
-                <w:rFonts w:ascii="Arial" w:hAnsi="Arial"/>
+                <w:rFonts w:ascii="Verdana" w:hAnsi="Verdana"/>
                 <w:b w:val="0"/>
                 <w:sz w:val="16"/>
               </w:rPr>
@@ -2260,7 +2286,7 @@
             <w:r/>
             <w:r>
               <w:rPr>
-                <w:rFonts w:ascii="Arial" w:hAnsi="Arial"/>
+                <w:rFonts w:ascii="Verdana" w:hAnsi="Verdana"/>
                 <w:b w:val="0"/>
                 <w:sz w:val="16"/>
               </w:rPr>
@@ -2276,7 +2302,7 @@
             <w:r/>
             <w:r>
               <w:rPr>
-                <w:rFonts w:ascii="Arial" w:hAnsi="Arial"/>
+                <w:rFonts w:ascii="Verdana" w:hAnsi="Verdana"/>
                 <w:b w:val="0"/>
                 <w:sz w:val="16"/>
               </w:rPr>
@@ -2292,7 +2318,7 @@
             <w:r/>
             <w:r>
               <w:rPr>
-                <w:rFonts w:ascii="Arial" w:hAnsi="Arial"/>
+                <w:rFonts w:ascii="Verdana" w:hAnsi="Verdana"/>
                 <w:b w:val="0"/>
                 <w:sz w:val="16"/>
               </w:rPr>
@@ -2308,7 +2334,7 @@
             <w:r/>
             <w:r>
               <w:rPr>
-                <w:rFonts w:ascii="Arial" w:hAnsi="Arial"/>
+                <w:rFonts w:ascii="Verdana" w:hAnsi="Verdana"/>
                 <w:b w:val="0"/>
                 <w:sz w:val="16"/>
               </w:rPr>
@@ -2324,7 +2350,7 @@
             <w:r/>
             <w:r>
               <w:rPr>
-                <w:rFonts w:ascii="Arial" w:hAnsi="Arial"/>
+                <w:rFonts w:ascii="Verdana" w:hAnsi="Verdana"/>
                 <w:b w:val="0"/>
                 <w:sz w:val="16"/>
               </w:rPr>
@@ -2333,15 +2359,18 @@
         </w:tc>
       </w:tr>
       <w:tr>
-        <w:tc>
-          <w:tcPr>
-            <w:tcW w:type="dxa" w:w="1514"/>
-          </w:tcPr>
-          <w:p>
-            <w:r/>
-            <w:r>
-              <w:rPr>
-                <w:rFonts w:ascii="Arial" w:hAnsi="Arial"/>
+        <w:trPr>
+          <w:cantSplit/>
+        </w:trPr>
+        <w:tc>
+          <w:tcPr>
+            <w:tcW w:type="dxa" w:w="1514"/>
+          </w:tcPr>
+          <w:p>
+            <w:r/>
+            <w:r>
+              <w:rPr>
+                <w:rFonts w:ascii="Verdana" w:hAnsi="Verdana"/>
                 <w:b w:val="0"/>
                 <w:sz w:val="16"/>
               </w:rPr>
@@ -2357,7 +2386,7 @@
             <w:r/>
             <w:r>
               <w:rPr>
-                <w:rFonts w:ascii="Arial" w:hAnsi="Arial"/>
+                <w:rFonts w:ascii="Verdana" w:hAnsi="Verdana"/>
                 <w:b w:val="0"/>
                 <w:sz w:val="16"/>
               </w:rPr>
@@ -2373,7 +2402,7 @@
             <w:r/>
             <w:r>
               <w:rPr>
-                <w:rFonts w:ascii="Arial" w:hAnsi="Arial"/>
+                <w:rFonts w:ascii="Verdana" w:hAnsi="Verdana"/>
                 <w:b w:val="0"/>
                 <w:sz w:val="16"/>
               </w:rPr>
@@ -2389,7 +2418,7 @@
             <w:r/>
             <w:r>
               <w:rPr>
-                <w:rFonts w:ascii="Arial" w:hAnsi="Arial"/>
+                <w:rFonts w:ascii="Verdana" w:hAnsi="Verdana"/>
                 <w:b w:val="0"/>
                 <w:sz w:val="16"/>
               </w:rPr>
@@ -2405,7 +2434,7 @@
             <w:r/>
             <w:r>
               <w:rPr>
-                <w:rFonts w:ascii="Arial" w:hAnsi="Arial"/>
+                <w:rFonts w:ascii="Verdana" w:hAnsi="Verdana"/>
                 <w:b w:val="0"/>
                 <w:sz w:val="16"/>
               </w:rPr>
@@ -2421,7 +2450,7 @@
             <w:r/>
             <w:r>
               <w:rPr>
-                <w:rFonts w:ascii="Arial" w:hAnsi="Arial"/>
+                <w:rFonts w:ascii="Verdana" w:hAnsi="Verdana"/>
                 <w:b w:val="0"/>
                 <w:sz w:val="16"/>
               </w:rPr>
@@ -2437,7 +2466,7 @@
             <w:r/>
             <w:r>
               <w:rPr>
-                <w:rFonts w:ascii="Arial" w:hAnsi="Arial"/>
+                <w:rFonts w:ascii="Verdana" w:hAnsi="Verdana"/>
                 <w:b w:val="0"/>
                 <w:sz w:val="16"/>
               </w:rPr>
@@ -2453,7 +2482,7 @@
             <w:r/>
             <w:r>
               <w:rPr>
-                <w:rFonts w:ascii="Arial" w:hAnsi="Arial"/>
+                <w:rFonts w:ascii="Verdana" w:hAnsi="Verdana"/>
                 <w:b w:val="0"/>
                 <w:sz w:val="16"/>
               </w:rPr>
@@ -2469,7 +2498,7 @@
             <w:r/>
             <w:r>
               <w:rPr>
-                <w:rFonts w:ascii="Arial" w:hAnsi="Arial"/>
+                <w:rFonts w:ascii="Verdana" w:hAnsi="Verdana"/>
                 <w:b w:val="0"/>
                 <w:sz w:val="16"/>
               </w:rPr>
@@ -2485,7 +2514,7 @@
             <w:r/>
             <w:r>
               <w:rPr>
-                <w:rFonts w:ascii="Arial" w:hAnsi="Arial"/>
+                <w:rFonts w:ascii="Verdana" w:hAnsi="Verdana"/>
                 <w:b w:val="0"/>
                 <w:sz w:val="16"/>
               </w:rPr>
@@ -2494,15 +2523,18 @@
         </w:tc>
       </w:tr>
       <w:tr>
-        <w:tc>
-          <w:tcPr>
-            <w:tcW w:type="dxa" w:w="1514"/>
-          </w:tcPr>
-          <w:p>
-            <w:r/>
-            <w:r>
-              <w:rPr>
-                <w:rFonts w:ascii="Arial" w:hAnsi="Arial"/>
+        <w:trPr>
+          <w:cantSplit/>
+        </w:trPr>
+        <w:tc>
+          <w:tcPr>
+            <w:tcW w:type="dxa" w:w="1514"/>
+          </w:tcPr>
+          <w:p>
+            <w:r/>
+            <w:r>
+              <w:rPr>
+                <w:rFonts w:ascii="Verdana" w:hAnsi="Verdana"/>
                 <w:b w:val="0"/>
                 <w:sz w:val="16"/>
               </w:rPr>
@@ -2518,7 +2550,7 @@
             <w:r/>
             <w:r>
               <w:rPr>
-                <w:rFonts w:ascii="Arial" w:hAnsi="Arial"/>
+                <w:rFonts w:ascii="Verdana" w:hAnsi="Verdana"/>
                 <w:b w:val="0"/>
                 <w:sz w:val="16"/>
               </w:rPr>
@@ -2534,7 +2566,7 @@
             <w:r/>
             <w:r>
               <w:rPr>
-                <w:rFonts w:ascii="Arial" w:hAnsi="Arial"/>
+                <w:rFonts w:ascii="Verdana" w:hAnsi="Verdana"/>
                 <w:b w:val="0"/>
                 <w:sz w:val="16"/>
               </w:rPr>
@@ -2550,7 +2582,7 @@
             <w:r/>
             <w:r>
               <w:rPr>
-                <w:rFonts w:ascii="Arial" w:hAnsi="Arial"/>
+                <w:rFonts w:ascii="Verdana" w:hAnsi="Verdana"/>
                 <w:b w:val="0"/>
                 <w:sz w:val="16"/>
               </w:rPr>
@@ -2566,7 +2598,7 @@
             <w:r/>
             <w:r>
               <w:rPr>
-                <w:rFonts w:ascii="Arial" w:hAnsi="Arial"/>
+                <w:rFonts w:ascii="Verdana" w:hAnsi="Verdana"/>
                 <w:b w:val="0"/>
                 <w:sz w:val="16"/>
               </w:rPr>
@@ -2582,7 +2614,7 @@
             <w:r/>
             <w:r>
               <w:rPr>
-                <w:rFonts w:ascii="Arial" w:hAnsi="Arial"/>
+                <w:rFonts w:ascii="Verdana" w:hAnsi="Verdana"/>
                 <w:b w:val="0"/>
                 <w:sz w:val="16"/>
               </w:rPr>
@@ -2598,7 +2630,7 @@
             <w:r/>
             <w:r>
               <w:rPr>
-                <w:rFonts w:ascii="Arial" w:hAnsi="Arial"/>
+                <w:rFonts w:ascii="Verdana" w:hAnsi="Verdana"/>
                 <w:b w:val="0"/>
                 <w:sz w:val="16"/>
               </w:rPr>
@@ -2614,7 +2646,7 @@
             <w:r/>
             <w:r>
               <w:rPr>
-                <w:rFonts w:ascii="Arial" w:hAnsi="Arial"/>
+                <w:rFonts w:ascii="Verdana" w:hAnsi="Verdana"/>
                 <w:b w:val="0"/>
                 <w:sz w:val="16"/>
               </w:rPr>
@@ -2630,7 +2662,7 @@
             <w:r/>
             <w:r>
               <w:rPr>
-                <w:rFonts w:ascii="Arial" w:hAnsi="Arial"/>
+                <w:rFonts w:ascii="Verdana" w:hAnsi="Verdana"/>
                 <w:b w:val="0"/>
                 <w:sz w:val="16"/>
               </w:rPr>
@@ -2646,7 +2678,7 @@
             <w:r/>
             <w:r>
               <w:rPr>
-                <w:rFonts w:ascii="Arial" w:hAnsi="Arial"/>
+                <w:rFonts w:ascii="Verdana" w:hAnsi="Verdana"/>
                 <w:b w:val="0"/>
                 <w:sz w:val="16"/>
               </w:rPr>
@@ -2655,15 +2687,18 @@
         </w:tc>
       </w:tr>
       <w:tr>
-        <w:tc>
-          <w:tcPr>
-            <w:tcW w:type="dxa" w:w="1514"/>
-          </w:tcPr>
-          <w:p>
-            <w:r/>
-            <w:r>
-              <w:rPr>
-                <w:rFonts w:ascii="Arial" w:hAnsi="Arial"/>
+        <w:trPr>
+          <w:cantSplit/>
+        </w:trPr>
+        <w:tc>
+          <w:tcPr>
+            <w:tcW w:type="dxa" w:w="1514"/>
+          </w:tcPr>
+          <w:p>
+            <w:r/>
+            <w:r>
+              <w:rPr>
+                <w:rFonts w:ascii="Verdana" w:hAnsi="Verdana"/>
                 <w:b w:val="0"/>
                 <w:sz w:val="16"/>
               </w:rPr>
@@ -2679,7 +2714,7 @@
             <w:r/>
             <w:r>
               <w:rPr>
-                <w:rFonts w:ascii="Arial" w:hAnsi="Arial"/>
+                <w:rFonts w:ascii="Verdana" w:hAnsi="Verdana"/>
                 <w:b w:val="0"/>
                 <w:sz w:val="16"/>
               </w:rPr>
@@ -2695,7 +2730,7 @@
             <w:r/>
             <w:r>
               <w:rPr>
-                <w:rFonts w:ascii="Arial" w:hAnsi="Arial"/>
+                <w:rFonts w:ascii="Verdana" w:hAnsi="Verdana"/>
                 <w:b w:val="0"/>
                 <w:sz w:val="16"/>
               </w:rPr>
@@ -2711,7 +2746,7 @@
             <w:r/>
             <w:r>
               <w:rPr>
-                <w:rFonts w:ascii="Arial" w:hAnsi="Arial"/>
+                <w:rFonts w:ascii="Verdana" w:hAnsi="Verdana"/>
                 <w:b w:val="0"/>
                 <w:sz w:val="16"/>
               </w:rPr>
@@ -2727,7 +2762,7 @@
             <w:r/>
             <w:r>
               <w:rPr>
-                <w:rFonts w:ascii="Arial" w:hAnsi="Arial"/>
+                <w:rFonts w:ascii="Verdana" w:hAnsi="Verdana"/>
                 <w:b w:val="0"/>
                 <w:sz w:val="16"/>
               </w:rPr>
@@ -2743,7 +2778,7 @@
             <w:r/>
             <w:r>
               <w:rPr>
-                <w:rFonts w:ascii="Arial" w:hAnsi="Arial"/>
+                <w:rFonts w:ascii="Verdana" w:hAnsi="Verdana"/>
                 <w:b w:val="0"/>
                 <w:sz w:val="16"/>
               </w:rPr>
@@ -2759,7 +2794,7 @@
             <w:r/>
             <w:r>
               <w:rPr>
-                <w:rFonts w:ascii="Arial" w:hAnsi="Arial"/>
+                <w:rFonts w:ascii="Verdana" w:hAnsi="Verdana"/>
                 <w:b w:val="0"/>
                 <w:sz w:val="16"/>
               </w:rPr>
@@ -2775,7 +2810,7 @@
             <w:r/>
             <w:r>
               <w:rPr>
-                <w:rFonts w:ascii="Arial" w:hAnsi="Arial"/>
+                <w:rFonts w:ascii="Verdana" w:hAnsi="Verdana"/>
                 <w:b w:val="0"/>
                 <w:sz w:val="16"/>
               </w:rPr>
@@ -2791,7 +2826,7 @@
             <w:r/>
             <w:r>
               <w:rPr>
-                <w:rFonts w:ascii="Arial" w:hAnsi="Arial"/>
+                <w:rFonts w:ascii="Verdana" w:hAnsi="Verdana"/>
                 <w:b w:val="0"/>
                 <w:sz w:val="16"/>
               </w:rPr>
@@ -2807,7 +2842,7 @@
             <w:r/>
             <w:r>
               <w:rPr>
-                <w:rFonts w:ascii="Arial" w:hAnsi="Arial"/>
+                <w:rFonts w:ascii="Verdana" w:hAnsi="Verdana"/>
                 <w:b w:val="0"/>
                 <w:sz w:val="16"/>
               </w:rPr>
@@ -2816,15 +2851,18 @@
         </w:tc>
       </w:tr>
       <w:tr>
-        <w:tc>
-          <w:tcPr>
-            <w:tcW w:type="dxa" w:w="1514"/>
-          </w:tcPr>
-          <w:p>
-            <w:r/>
-            <w:r>
-              <w:rPr>
-                <w:rFonts w:ascii="Arial" w:hAnsi="Arial"/>
+        <w:trPr>
+          <w:cantSplit/>
+        </w:trPr>
+        <w:tc>
+          <w:tcPr>
+            <w:tcW w:type="dxa" w:w="1514"/>
+          </w:tcPr>
+          <w:p>
+            <w:r/>
+            <w:r>
+              <w:rPr>
+                <w:rFonts w:ascii="Verdana" w:hAnsi="Verdana"/>
                 <w:b w:val="0"/>
                 <w:sz w:val="16"/>
               </w:rPr>
@@ -2840,7 +2878,7 @@
             <w:r/>
             <w:r>
               <w:rPr>
-                <w:rFonts w:ascii="Arial" w:hAnsi="Arial"/>
+                <w:rFonts w:ascii="Verdana" w:hAnsi="Verdana"/>
                 <w:b w:val="0"/>
                 <w:sz w:val="16"/>
               </w:rPr>
@@ -2856,7 +2894,7 @@
             <w:r/>
             <w:r>
               <w:rPr>
-                <w:rFonts w:ascii="Arial" w:hAnsi="Arial"/>
+                <w:rFonts w:ascii="Verdana" w:hAnsi="Verdana"/>
                 <w:b w:val="0"/>
                 <w:sz w:val="16"/>
               </w:rPr>
@@ -2872,7 +2910,7 @@
             <w:r/>
             <w:r>
               <w:rPr>
-                <w:rFonts w:ascii="Arial" w:hAnsi="Arial"/>
+                <w:rFonts w:ascii="Verdana" w:hAnsi="Verdana"/>
                 <w:b w:val="0"/>
                 <w:sz w:val="16"/>
               </w:rPr>
@@ -2888,7 +2926,7 @@
             <w:r/>
             <w:r>
               <w:rPr>
-                <w:rFonts w:ascii="Arial" w:hAnsi="Arial"/>
+                <w:rFonts w:ascii="Verdana" w:hAnsi="Verdana"/>
                 <w:b w:val="0"/>
                 <w:sz w:val="16"/>
               </w:rPr>
@@ -2904,7 +2942,7 @@
             <w:r/>
             <w:r>
               <w:rPr>
-                <w:rFonts w:ascii="Arial" w:hAnsi="Arial"/>
+                <w:rFonts w:ascii="Verdana" w:hAnsi="Verdana"/>
                 <w:b w:val="0"/>
                 <w:sz w:val="16"/>
               </w:rPr>
@@ -2920,7 +2958,7 @@
             <w:r/>
             <w:r>
               <w:rPr>
-                <w:rFonts w:ascii="Arial" w:hAnsi="Arial"/>
+                <w:rFonts w:ascii="Verdana" w:hAnsi="Verdana"/>
                 <w:b w:val="0"/>
                 <w:sz w:val="16"/>
               </w:rPr>
@@ -2936,7 +2974,7 @@
             <w:r/>
             <w:r>
               <w:rPr>
-                <w:rFonts w:ascii="Arial" w:hAnsi="Arial"/>
+                <w:rFonts w:ascii="Verdana" w:hAnsi="Verdana"/>
                 <w:b w:val="0"/>
                 <w:sz w:val="16"/>
               </w:rPr>
@@ -2952,7 +2990,7 @@
             <w:r/>
             <w:r>
               <w:rPr>
-                <w:rFonts w:ascii="Arial" w:hAnsi="Arial"/>
+                <w:rFonts w:ascii="Verdana" w:hAnsi="Verdana"/>
                 <w:b w:val="0"/>
                 <w:sz w:val="16"/>
               </w:rPr>
@@ -2968,7 +3006,7 @@
             <w:r/>
             <w:r>
               <w:rPr>
-                <w:rFonts w:ascii="Arial" w:hAnsi="Arial"/>
+                <w:rFonts w:ascii="Verdana" w:hAnsi="Verdana"/>
                 <w:b w:val="0"/>
                 <w:sz w:val="16"/>
               </w:rPr>
@@ -2977,15 +3015,18 @@
         </w:tc>
       </w:tr>
       <w:tr>
-        <w:tc>
-          <w:tcPr>
-            <w:tcW w:type="dxa" w:w="1514"/>
-          </w:tcPr>
-          <w:p>
-            <w:r/>
-            <w:r>
-              <w:rPr>
-                <w:rFonts w:ascii="Arial" w:hAnsi="Arial"/>
+        <w:trPr>
+          <w:cantSplit/>
+        </w:trPr>
+        <w:tc>
+          <w:tcPr>
+            <w:tcW w:type="dxa" w:w="1514"/>
+          </w:tcPr>
+          <w:p>
+            <w:r/>
+            <w:r>
+              <w:rPr>
+                <w:rFonts w:ascii="Verdana" w:hAnsi="Verdana"/>
                 <w:b w:val="0"/>
                 <w:sz w:val="16"/>
               </w:rPr>
@@ -3001,7 +3042,7 @@
             <w:r/>
             <w:r>
               <w:rPr>
-                <w:rFonts w:ascii="Arial" w:hAnsi="Arial"/>
+                <w:rFonts w:ascii="Verdana" w:hAnsi="Verdana"/>
                 <w:b w:val="0"/>
                 <w:sz w:val="16"/>
               </w:rPr>
@@ -3017,7 +3058,7 @@
             <w:r/>
             <w:r>
               <w:rPr>
-                <w:rFonts w:ascii="Arial" w:hAnsi="Arial"/>
+                <w:rFonts w:ascii="Verdana" w:hAnsi="Verdana"/>
                 <w:b w:val="0"/>
                 <w:sz w:val="16"/>
               </w:rPr>
@@ -3033,7 +3074,7 @@
             <w:r/>
             <w:r>
               <w:rPr>
-                <w:rFonts w:ascii="Arial" w:hAnsi="Arial"/>
+                <w:rFonts w:ascii="Verdana" w:hAnsi="Verdana"/>
                 <w:b w:val="0"/>
                 <w:sz w:val="16"/>
               </w:rPr>
@@ -3049,7 +3090,7 @@
             <w:r/>
             <w:r>
               <w:rPr>
-                <w:rFonts w:ascii="Arial" w:hAnsi="Arial"/>
+                <w:rFonts w:ascii="Verdana" w:hAnsi="Verdana"/>
                 <w:b w:val="0"/>
                 <w:sz w:val="16"/>
               </w:rPr>
@@ -3065,7 +3106,7 @@
             <w:r/>
             <w:r>
               <w:rPr>
-                <w:rFonts w:ascii="Arial" w:hAnsi="Arial"/>
+                <w:rFonts w:ascii="Verdana" w:hAnsi="Verdana"/>
                 <w:b w:val="0"/>
                 <w:sz w:val="16"/>
               </w:rPr>
@@ -3081,7 +3122,7 @@
             <w:r/>
             <w:r>
               <w:rPr>
-                <w:rFonts w:ascii="Arial" w:hAnsi="Arial"/>
+                <w:rFonts w:ascii="Verdana" w:hAnsi="Verdana"/>
                 <w:b w:val="0"/>
                 <w:sz w:val="16"/>
               </w:rPr>
@@ -3097,7 +3138,7 @@
             <w:r/>
             <w:r>
               <w:rPr>
-                <w:rFonts w:ascii="Arial" w:hAnsi="Arial"/>
+                <w:rFonts w:ascii="Verdana" w:hAnsi="Verdana"/>
                 <w:b w:val="0"/>
                 <w:sz w:val="16"/>
               </w:rPr>
@@ -3113,7 +3154,7 @@
             <w:r/>
             <w:r>
               <w:rPr>
-                <w:rFonts w:ascii="Arial" w:hAnsi="Arial"/>
+                <w:rFonts w:ascii="Verdana" w:hAnsi="Verdana"/>
                 <w:b w:val="0"/>
                 <w:sz w:val="16"/>
               </w:rPr>
@@ -3129,7 +3170,7 @@
             <w:r/>
             <w:r>
               <w:rPr>
-                <w:rFonts w:ascii="Arial" w:hAnsi="Arial"/>
+                <w:rFonts w:ascii="Verdana" w:hAnsi="Verdana"/>
                 <w:b w:val="0"/>
                 <w:sz w:val="16"/>
               </w:rPr>
@@ -3138,15 +3179,18 @@
         </w:tc>
       </w:tr>
       <w:tr>
-        <w:tc>
-          <w:tcPr>
-            <w:tcW w:type="dxa" w:w="1514"/>
-          </w:tcPr>
-          <w:p>
-            <w:r/>
-            <w:r>
-              <w:rPr>
-                <w:rFonts w:ascii="Arial" w:hAnsi="Arial"/>
+        <w:trPr>
+          <w:cantSplit/>
+        </w:trPr>
+        <w:tc>
+          <w:tcPr>
+            <w:tcW w:type="dxa" w:w="1514"/>
+          </w:tcPr>
+          <w:p>
+            <w:r/>
+            <w:r>
+              <w:rPr>
+                <w:rFonts w:ascii="Verdana" w:hAnsi="Verdana"/>
                 <w:b w:val="0"/>
                 <w:sz w:val="16"/>
               </w:rPr>
@@ -3162,7 +3206,7 @@
             <w:r/>
             <w:r>
               <w:rPr>
-                <w:rFonts w:ascii="Arial" w:hAnsi="Arial"/>
+                <w:rFonts w:ascii="Verdana" w:hAnsi="Verdana"/>
                 <w:b w:val="0"/>
                 <w:sz w:val="16"/>
               </w:rPr>
@@ -3178,7 +3222,7 @@
             <w:r/>
             <w:r>
               <w:rPr>
-                <w:rFonts w:ascii="Arial" w:hAnsi="Arial"/>
+                <w:rFonts w:ascii="Verdana" w:hAnsi="Verdana"/>
                 <w:b w:val="0"/>
                 <w:sz w:val="16"/>
               </w:rPr>
@@ -3194,7 +3238,7 @@
             <w:r/>
             <w:r>
               <w:rPr>
-                <w:rFonts w:ascii="Arial" w:hAnsi="Arial"/>
+                <w:rFonts w:ascii="Verdana" w:hAnsi="Verdana"/>
                 <w:b w:val="0"/>
                 <w:sz w:val="16"/>
               </w:rPr>
@@ -3210,7 +3254,7 @@
             <w:r/>
             <w:r>
               <w:rPr>
-                <w:rFonts w:ascii="Arial" w:hAnsi="Arial"/>
+                <w:rFonts w:ascii="Verdana" w:hAnsi="Verdana"/>
                 <w:b w:val="0"/>
                 <w:sz w:val="16"/>
               </w:rPr>
@@ -3226,7 +3270,7 @@
             <w:r/>
             <w:r>
               <w:rPr>
-                <w:rFonts w:ascii="Arial" w:hAnsi="Arial"/>
+                <w:rFonts w:ascii="Verdana" w:hAnsi="Verdana"/>
                 <w:b w:val="0"/>
                 <w:sz w:val="16"/>
               </w:rPr>
@@ -3242,7 +3286,7 @@
             <w:r/>
             <w:r>
               <w:rPr>
-                <w:rFonts w:ascii="Arial" w:hAnsi="Arial"/>
+                <w:rFonts w:ascii="Verdana" w:hAnsi="Verdana"/>
                 <w:b w:val="0"/>
                 <w:sz w:val="16"/>
               </w:rPr>
@@ -3258,7 +3302,7 @@
             <w:r/>
             <w:r>
               <w:rPr>
-                <w:rFonts w:ascii="Arial" w:hAnsi="Arial"/>
+                <w:rFonts w:ascii="Verdana" w:hAnsi="Verdana"/>
                 <w:b w:val="0"/>
                 <w:sz w:val="16"/>
               </w:rPr>
@@ -3274,7 +3318,7 @@
             <w:r/>
             <w:r>
               <w:rPr>
-                <w:rFonts w:ascii="Arial" w:hAnsi="Arial"/>
+                <w:rFonts w:ascii="Verdana" w:hAnsi="Verdana"/>
                 <w:b w:val="0"/>
                 <w:sz w:val="16"/>
               </w:rPr>
@@ -3290,7 +3334,7 @@
             <w:r/>
             <w:r>
               <w:rPr>
-                <w:rFonts w:ascii="Arial" w:hAnsi="Arial"/>
+                <w:rFonts w:ascii="Verdana" w:hAnsi="Verdana"/>
                 <w:b w:val="0"/>
                 <w:sz w:val="16"/>
               </w:rPr>
@@ -3299,15 +3343,18 @@
         </w:tc>
       </w:tr>
       <w:tr>
-        <w:tc>
-          <w:tcPr>
-            <w:tcW w:type="dxa" w:w="1514"/>
-          </w:tcPr>
-          <w:p>
-            <w:r/>
-            <w:r>
-              <w:rPr>
-                <w:rFonts w:ascii="Arial" w:hAnsi="Arial"/>
+        <w:trPr>
+          <w:cantSplit/>
+        </w:trPr>
+        <w:tc>
+          <w:tcPr>
+            <w:tcW w:type="dxa" w:w="1514"/>
+          </w:tcPr>
+          <w:p>
+            <w:r/>
+            <w:r>
+              <w:rPr>
+                <w:rFonts w:ascii="Verdana" w:hAnsi="Verdana"/>
                 <w:b w:val="0"/>
                 <w:sz w:val="16"/>
               </w:rPr>
@@ -3323,7 +3370,7 @@
             <w:r/>
             <w:r>
               <w:rPr>
-                <w:rFonts w:ascii="Arial" w:hAnsi="Arial"/>
+                <w:rFonts w:ascii="Verdana" w:hAnsi="Verdana"/>
                 <w:b w:val="0"/>
                 <w:sz w:val="16"/>
               </w:rPr>
@@ -3339,7 +3386,7 @@
             <w:r/>
             <w:r>
               <w:rPr>
-                <w:rFonts w:ascii="Arial" w:hAnsi="Arial"/>
+                <w:rFonts w:ascii="Verdana" w:hAnsi="Verdana"/>
                 <w:b w:val="0"/>
                 <w:sz w:val="16"/>
               </w:rPr>
@@ -3355,7 +3402,7 @@
             <w:r/>
             <w:r>
               <w:rPr>
-                <w:rFonts w:ascii="Arial" w:hAnsi="Arial"/>
+                <w:rFonts w:ascii="Verdana" w:hAnsi="Verdana"/>
                 <w:b w:val="0"/>
                 <w:sz w:val="16"/>
               </w:rPr>
@@ -3371,7 +3418,7 @@
             <w:r/>
             <w:r>
               <w:rPr>
-                <w:rFonts w:ascii="Arial" w:hAnsi="Arial"/>
+                <w:rFonts w:ascii="Verdana" w:hAnsi="Verdana"/>
                 <w:b w:val="0"/>
                 <w:sz w:val="16"/>
               </w:rPr>
@@ -3387,7 +3434,7 @@
             <w:r/>
             <w:r>
               <w:rPr>
-                <w:rFonts w:ascii="Arial" w:hAnsi="Arial"/>
+                <w:rFonts w:ascii="Verdana" w:hAnsi="Verdana"/>
                 <w:b w:val="0"/>
                 <w:sz w:val="16"/>
               </w:rPr>
@@ -3403,7 +3450,7 @@
             <w:r/>
             <w:r>
               <w:rPr>
-                <w:rFonts w:ascii="Arial" w:hAnsi="Arial"/>
+                <w:rFonts w:ascii="Verdana" w:hAnsi="Verdana"/>
                 <w:b w:val="0"/>
                 <w:sz w:val="16"/>
               </w:rPr>
@@ -3419,7 +3466,7 @@
             <w:r/>
             <w:r>
               <w:rPr>
-                <w:rFonts w:ascii="Arial" w:hAnsi="Arial"/>
+                <w:rFonts w:ascii="Verdana" w:hAnsi="Verdana"/>
                 <w:b w:val="0"/>
                 <w:sz w:val="16"/>
               </w:rPr>
@@ -3435,7 +3482,7 @@
             <w:r/>
             <w:r>
               <w:rPr>
-                <w:rFonts w:ascii="Arial" w:hAnsi="Arial"/>
+                <w:rFonts w:ascii="Verdana" w:hAnsi="Verdana"/>
                 <w:b w:val="0"/>
                 <w:sz w:val="16"/>
               </w:rPr>
@@ -3451,7 +3498,7 @@
             <w:r/>
             <w:r>
               <w:rPr>
-                <w:rFonts w:ascii="Arial" w:hAnsi="Arial"/>
+                <w:rFonts w:ascii="Verdana" w:hAnsi="Verdana"/>
                 <w:b w:val="0"/>
                 <w:sz w:val="16"/>
               </w:rPr>
@@ -3460,15 +3507,18 @@
         </w:tc>
       </w:tr>
       <w:tr>
-        <w:tc>
-          <w:tcPr>
-            <w:tcW w:type="dxa" w:w="1514"/>
-          </w:tcPr>
-          <w:p>
-            <w:r/>
-            <w:r>
-              <w:rPr>
-                <w:rFonts w:ascii="Arial" w:hAnsi="Arial"/>
+        <w:trPr>
+          <w:cantSplit/>
+        </w:trPr>
+        <w:tc>
+          <w:tcPr>
+            <w:tcW w:type="dxa" w:w="1514"/>
+          </w:tcPr>
+          <w:p>
+            <w:r/>
+            <w:r>
+              <w:rPr>
+                <w:rFonts w:ascii="Verdana" w:hAnsi="Verdana"/>
                 <w:b w:val="0"/>
                 <w:sz w:val="16"/>
               </w:rPr>
@@ -3484,7 +3534,7 @@
             <w:r/>
             <w:r>
               <w:rPr>
-                <w:rFonts w:ascii="Arial" w:hAnsi="Arial"/>
+                <w:rFonts w:ascii="Verdana" w:hAnsi="Verdana"/>
                 <w:b w:val="0"/>
                 <w:sz w:val="16"/>
               </w:rPr>
@@ -3500,7 +3550,7 @@
             <w:r/>
             <w:r>
               <w:rPr>
-                <w:rFonts w:ascii="Arial" w:hAnsi="Arial"/>
+                <w:rFonts w:ascii="Verdana" w:hAnsi="Verdana"/>
                 <w:b w:val="0"/>
                 <w:sz w:val="16"/>
               </w:rPr>
@@ -3516,7 +3566,7 @@
             <w:r/>
             <w:r>
               <w:rPr>
-                <w:rFonts w:ascii="Arial" w:hAnsi="Arial"/>
+                <w:rFonts w:ascii="Verdana" w:hAnsi="Verdana"/>
                 <w:b w:val="0"/>
                 <w:sz w:val="16"/>
               </w:rPr>
@@ -3532,7 +3582,7 @@
             <w:r/>
             <w:r>
               <w:rPr>
-                <w:rFonts w:ascii="Arial" w:hAnsi="Arial"/>
+                <w:rFonts w:ascii="Verdana" w:hAnsi="Verdana"/>
                 <w:b w:val="0"/>
                 <w:sz w:val="16"/>
               </w:rPr>
@@ -3548,7 +3598,7 @@
             <w:r/>
             <w:r>
               <w:rPr>
-                <w:rFonts w:ascii="Arial" w:hAnsi="Arial"/>
+                <w:rFonts w:ascii="Verdana" w:hAnsi="Verdana"/>
                 <w:b w:val="0"/>
                 <w:sz w:val="16"/>
               </w:rPr>
@@ -3564,7 +3614,7 @@
             <w:r/>
             <w:r>
               <w:rPr>
-                <w:rFonts w:ascii="Arial" w:hAnsi="Arial"/>
+                <w:rFonts w:ascii="Verdana" w:hAnsi="Verdana"/>
                 <w:b w:val="0"/>
                 <w:sz w:val="16"/>
               </w:rPr>
@@ -3580,7 +3630,7 @@
             <w:r/>
             <w:r>
               <w:rPr>
-                <w:rFonts w:ascii="Arial" w:hAnsi="Arial"/>
+                <w:rFonts w:ascii="Verdana" w:hAnsi="Verdana"/>
                 <w:b w:val="0"/>
                 <w:sz w:val="16"/>
               </w:rPr>
@@ -3596,7 +3646,7 @@
             <w:r/>
             <w:r>
               <w:rPr>
-                <w:rFonts w:ascii="Arial" w:hAnsi="Arial"/>
+                <w:rFonts w:ascii="Verdana" w:hAnsi="Verdana"/>
                 <w:b w:val="0"/>
                 <w:sz w:val="16"/>
               </w:rPr>
@@ -3612,7 +3662,7 @@
             <w:r/>
             <w:r>
               <w:rPr>
-                <w:rFonts w:ascii="Arial" w:hAnsi="Arial"/>
+                <w:rFonts w:ascii="Verdana" w:hAnsi="Verdana"/>
                 <w:b w:val="0"/>
                 <w:sz w:val="16"/>
               </w:rPr>
@@ -3621,15 +3671,18 @@
         </w:tc>
       </w:tr>
       <w:tr>
-        <w:tc>
-          <w:tcPr>
-            <w:tcW w:type="dxa" w:w="1514"/>
-          </w:tcPr>
-          <w:p>
-            <w:r/>
-            <w:r>
-              <w:rPr>
-                <w:rFonts w:ascii="Arial" w:hAnsi="Arial"/>
+        <w:trPr>
+          <w:cantSplit/>
+        </w:trPr>
+        <w:tc>
+          <w:tcPr>
+            <w:tcW w:type="dxa" w:w="1514"/>
+          </w:tcPr>
+          <w:p>
+            <w:r/>
+            <w:r>
+              <w:rPr>
+                <w:rFonts w:ascii="Verdana" w:hAnsi="Verdana"/>
                 <w:b w:val="0"/>
                 <w:sz w:val="16"/>
               </w:rPr>
@@ -3645,7 +3698,7 @@
             <w:r/>
             <w:r>
               <w:rPr>
-                <w:rFonts w:ascii="Arial" w:hAnsi="Arial"/>
+                <w:rFonts w:ascii="Verdana" w:hAnsi="Verdana"/>
                 <w:b w:val="0"/>
                 <w:sz w:val="16"/>
               </w:rPr>
@@ -3661,7 +3714,7 @@
             <w:r/>
             <w:r>
               <w:rPr>
-                <w:rFonts w:ascii="Arial" w:hAnsi="Arial"/>
+                <w:rFonts w:ascii="Verdana" w:hAnsi="Verdana"/>
                 <w:b w:val="0"/>
                 <w:sz w:val="16"/>
               </w:rPr>
@@ -3677,7 +3730,7 @@
             <w:r/>
             <w:r>
               <w:rPr>
-                <w:rFonts w:ascii="Arial" w:hAnsi="Arial"/>
+                <w:rFonts w:ascii="Verdana" w:hAnsi="Verdana"/>
                 <w:b w:val="0"/>
                 <w:sz w:val="16"/>
               </w:rPr>
@@ -3693,7 +3746,7 @@
             <w:r/>
             <w:r>
               <w:rPr>
-                <w:rFonts w:ascii="Arial" w:hAnsi="Arial"/>
+                <w:rFonts w:ascii="Verdana" w:hAnsi="Verdana"/>
                 <w:b w:val="0"/>
                 <w:sz w:val="16"/>
               </w:rPr>
@@ -3709,7 +3762,7 @@
             <w:r/>
             <w:r>
               <w:rPr>
-                <w:rFonts w:ascii="Arial" w:hAnsi="Arial"/>
+                <w:rFonts w:ascii="Verdana" w:hAnsi="Verdana"/>
                 <w:b w:val="0"/>
                 <w:sz w:val="16"/>
               </w:rPr>
@@ -3725,7 +3778,7 @@
             <w:r/>
             <w:r>
               <w:rPr>
-                <w:rFonts w:ascii="Arial" w:hAnsi="Arial"/>
+                <w:rFonts w:ascii="Verdana" w:hAnsi="Verdana"/>
                 <w:b w:val="0"/>
                 <w:sz w:val="16"/>
               </w:rPr>
@@ -3741,7 +3794,7 @@
             <w:r/>
             <w:r>
               <w:rPr>
-                <w:rFonts w:ascii="Arial" w:hAnsi="Arial"/>
+                <w:rFonts w:ascii="Verdana" w:hAnsi="Verdana"/>
                 <w:b w:val="0"/>
                 <w:sz w:val="16"/>
               </w:rPr>
@@ -3757,7 +3810,7 @@
             <w:r/>
             <w:r>
               <w:rPr>
-                <w:rFonts w:ascii="Arial" w:hAnsi="Arial"/>
+                <w:rFonts w:ascii="Verdana" w:hAnsi="Verdana"/>
                 <w:b w:val="0"/>
                 <w:sz w:val="16"/>
               </w:rPr>
@@ -3773,7 +3826,7 @@
             <w:r/>
             <w:r>
               <w:rPr>
-                <w:rFonts w:ascii="Arial" w:hAnsi="Arial"/>
+                <w:rFonts w:ascii="Verdana" w:hAnsi="Verdana"/>
                 <w:b w:val="0"/>
                 <w:sz w:val="16"/>
               </w:rPr>
@@ -3783,15 +3836,18 @@
         </w:tc>
       </w:tr>
       <w:tr>
-        <w:tc>
-          <w:tcPr>
-            <w:tcW w:type="dxa" w:w="1514"/>
-          </w:tcPr>
-          <w:p>
-            <w:r/>
-            <w:r>
-              <w:rPr>
-                <w:rFonts w:ascii="Arial" w:hAnsi="Arial"/>
+        <w:trPr>
+          <w:cantSplit/>
+        </w:trPr>
+        <w:tc>
+          <w:tcPr>
+            <w:tcW w:type="dxa" w:w="1514"/>
+          </w:tcPr>
+          <w:p>
+            <w:r/>
+            <w:r>
+              <w:rPr>
+                <w:rFonts w:ascii="Verdana" w:hAnsi="Verdana"/>
                 <w:b w:val="0"/>
                 <w:sz w:val="16"/>
               </w:rPr>
@@ -3807,7 +3863,7 @@
             <w:r/>
             <w:r>
               <w:rPr>
-                <w:rFonts w:ascii="Arial" w:hAnsi="Arial"/>
+                <w:rFonts w:ascii="Verdana" w:hAnsi="Verdana"/>
                 <w:b w:val="0"/>
                 <w:sz w:val="16"/>
               </w:rPr>
@@ -3823,7 +3879,7 @@
             <w:r/>
             <w:r>
               <w:rPr>
-                <w:rFonts w:ascii="Arial" w:hAnsi="Arial"/>
+                <w:rFonts w:ascii="Verdana" w:hAnsi="Verdana"/>
                 <w:b w:val="0"/>
                 <w:sz w:val="16"/>
               </w:rPr>
@@ -3839,7 +3895,7 @@
             <w:r/>
             <w:r>
               <w:rPr>
-                <w:rFonts w:ascii="Arial" w:hAnsi="Arial"/>
+                <w:rFonts w:ascii="Verdana" w:hAnsi="Verdana"/>
                 <w:b w:val="0"/>
                 <w:sz w:val="16"/>
               </w:rPr>
@@ -3855,7 +3911,7 @@
             <w:r/>
             <w:r>
               <w:rPr>
-                <w:rFonts w:ascii="Arial" w:hAnsi="Arial"/>
+                <w:rFonts w:ascii="Verdana" w:hAnsi="Verdana"/>
                 <w:b w:val="0"/>
                 <w:sz w:val="16"/>
               </w:rPr>
@@ -3871,7 +3927,7 @@
             <w:r/>
             <w:r>
               <w:rPr>
-                <w:rFonts w:ascii="Arial" w:hAnsi="Arial"/>
+                <w:rFonts w:ascii="Verdana" w:hAnsi="Verdana"/>
                 <w:b w:val="0"/>
                 <w:sz w:val="16"/>
               </w:rPr>
@@ -3887,7 +3943,7 @@
             <w:r/>
             <w:r>
               <w:rPr>
-                <w:rFonts w:ascii="Arial" w:hAnsi="Arial"/>
+                <w:rFonts w:ascii="Verdana" w:hAnsi="Verdana"/>
                 <w:b w:val="0"/>
                 <w:sz w:val="16"/>
               </w:rPr>
@@ -3903,7 +3959,7 @@
             <w:r/>
             <w:r>
               <w:rPr>
-                <w:rFonts w:ascii="Arial" w:hAnsi="Arial"/>
+                <w:rFonts w:ascii="Verdana" w:hAnsi="Verdana"/>
                 <w:b w:val="0"/>
                 <w:sz w:val="16"/>
               </w:rPr>
@@ -3919,7 +3975,7 @@
             <w:r/>
             <w:r>
               <w:rPr>
-                <w:rFonts w:ascii="Arial" w:hAnsi="Arial"/>
+                <w:rFonts w:ascii="Verdana" w:hAnsi="Verdana"/>
                 <w:b w:val="0"/>
                 <w:sz w:val="16"/>
               </w:rPr>
@@ -3935,7 +3991,7 @@
             <w:r/>
             <w:r>
               <w:rPr>
-                <w:rFonts w:ascii="Arial" w:hAnsi="Arial"/>
+                <w:rFonts w:ascii="Verdana" w:hAnsi="Verdana"/>
                 <w:b w:val="0"/>
                 <w:sz w:val="16"/>
               </w:rPr>
@@ -3944,15 +4000,18 @@
         </w:tc>
       </w:tr>
       <w:tr>
-        <w:tc>
-          <w:tcPr>
-            <w:tcW w:type="dxa" w:w="1514"/>
-          </w:tcPr>
-          <w:p>
-            <w:r/>
-            <w:r>
-              <w:rPr>
-                <w:rFonts w:ascii="Arial" w:hAnsi="Arial"/>
+        <w:trPr>
+          <w:cantSplit/>
+        </w:trPr>
+        <w:tc>
+          <w:tcPr>
+            <w:tcW w:type="dxa" w:w="1514"/>
+          </w:tcPr>
+          <w:p>
+            <w:r/>
+            <w:r>
+              <w:rPr>
+                <w:rFonts w:ascii="Verdana" w:hAnsi="Verdana"/>
                 <w:b w:val="0"/>
                 <w:sz w:val="16"/>
               </w:rPr>
@@ -3968,7 +4027,7 @@
             <w:r/>
             <w:r>
               <w:rPr>
-                <w:rFonts w:ascii="Arial" w:hAnsi="Arial"/>
+                <w:rFonts w:ascii="Verdana" w:hAnsi="Verdana"/>
                 <w:b w:val="0"/>
                 <w:sz w:val="16"/>
               </w:rPr>
@@ -3984,7 +4043,7 @@
             <w:r/>
             <w:r>
               <w:rPr>
-                <w:rFonts w:ascii="Arial" w:hAnsi="Arial"/>
+                <w:rFonts w:ascii="Verdana" w:hAnsi="Verdana"/>
                 <w:b w:val="0"/>
                 <w:sz w:val="16"/>
               </w:rPr>
@@ -4000,7 +4059,7 @@
             <w:r/>
             <w:r>
               <w:rPr>
-                <w:rFonts w:ascii="Arial" w:hAnsi="Arial"/>
+                <w:rFonts w:ascii="Verdana" w:hAnsi="Verdana"/>
                 <w:b w:val="0"/>
                 <w:sz w:val="16"/>
               </w:rPr>
@@ -4016,7 +4075,7 @@
             <w:r/>
             <w:r>
               <w:rPr>
-                <w:rFonts w:ascii="Arial" w:hAnsi="Arial"/>
+                <w:rFonts w:ascii="Verdana" w:hAnsi="Verdana"/>
                 <w:b w:val="0"/>
                 <w:sz w:val="16"/>
               </w:rPr>
@@ -4032,7 +4091,7 @@
             <w:r/>
             <w:r>
               <w:rPr>
-                <w:rFonts w:ascii="Arial" w:hAnsi="Arial"/>
+                <w:rFonts w:ascii="Verdana" w:hAnsi="Verdana"/>
                 <w:b w:val="0"/>
                 <w:sz w:val="16"/>
               </w:rPr>
@@ -4048,7 +4107,7 @@
             <w:r/>
             <w:r>
               <w:rPr>
-                <w:rFonts w:ascii="Arial" w:hAnsi="Arial"/>
+                <w:rFonts w:ascii="Verdana" w:hAnsi="Verdana"/>
                 <w:b w:val="0"/>
                 <w:sz w:val="16"/>
               </w:rPr>
@@ -4064,7 +4123,7 @@
             <w:r/>
             <w:r>
               <w:rPr>
-                <w:rFonts w:ascii="Arial" w:hAnsi="Arial"/>
+                <w:rFonts w:ascii="Verdana" w:hAnsi="Verdana"/>
                 <w:b w:val="0"/>
                 <w:sz w:val="16"/>
               </w:rPr>
@@ -4080,7 +4139,7 @@
             <w:r/>
             <w:r>
               <w:rPr>
-                <w:rFonts w:ascii="Arial" w:hAnsi="Arial"/>
+                <w:rFonts w:ascii="Verdana" w:hAnsi="Verdana"/>
                 <w:b w:val="0"/>
                 <w:sz w:val="16"/>
               </w:rPr>
@@ -4096,7 +4155,7 @@
             <w:r/>
             <w:r>
               <w:rPr>
-                <w:rFonts w:ascii="Arial" w:hAnsi="Arial"/>
+                <w:rFonts w:ascii="Verdana" w:hAnsi="Verdana"/>
                 <w:b w:val="0"/>
                 <w:sz w:val="16"/>
               </w:rPr>
@@ -4105,15 +4164,18 @@
         </w:tc>
       </w:tr>
       <w:tr>
-        <w:tc>
-          <w:tcPr>
-            <w:tcW w:type="dxa" w:w="1514"/>
-          </w:tcPr>
-          <w:p>
-            <w:r/>
-            <w:r>
-              <w:rPr>
-                <w:rFonts w:ascii="Arial" w:hAnsi="Arial"/>
+        <w:trPr>
+          <w:cantSplit/>
+        </w:trPr>
+        <w:tc>
+          <w:tcPr>
+            <w:tcW w:type="dxa" w:w="1514"/>
+          </w:tcPr>
+          <w:p>
+            <w:r/>
+            <w:r>
+              <w:rPr>
+                <w:rFonts w:ascii="Verdana" w:hAnsi="Verdana"/>
                 <w:b w:val="0"/>
                 <w:sz w:val="16"/>
               </w:rPr>
@@ -4129,7 +4191,7 @@
             <w:r/>
             <w:r>
               <w:rPr>
-                <w:rFonts w:ascii="Arial" w:hAnsi="Arial"/>
+                <w:rFonts w:ascii="Verdana" w:hAnsi="Verdana"/>
                 <w:b w:val="0"/>
                 <w:sz w:val="16"/>
               </w:rPr>
@@ -4145,7 +4207,7 @@
             <w:r/>
             <w:r>
               <w:rPr>
-                <w:rFonts w:ascii="Arial" w:hAnsi="Arial"/>
+                <w:rFonts w:ascii="Verdana" w:hAnsi="Verdana"/>
                 <w:b w:val="0"/>
                 <w:sz w:val="16"/>
               </w:rPr>
@@ -4161,7 +4223,7 @@
             <w:r/>
             <w:r>
               <w:rPr>
-                <w:rFonts w:ascii="Arial" w:hAnsi="Arial"/>
+                <w:rFonts w:ascii="Verdana" w:hAnsi="Verdana"/>
                 <w:b w:val="0"/>
                 <w:sz w:val="16"/>
               </w:rPr>
@@ -4177,7 +4239,7 @@
             <w:r/>
             <w:r>
               <w:rPr>
-                <w:rFonts w:ascii="Arial" w:hAnsi="Arial"/>
+                <w:rFonts w:ascii="Verdana" w:hAnsi="Verdana"/>
                 <w:b w:val="0"/>
                 <w:sz w:val="16"/>
               </w:rPr>
@@ -4193,7 +4255,7 @@
             <w:r/>
             <w:r>
               <w:rPr>
-                <w:rFonts w:ascii="Arial" w:hAnsi="Arial"/>
+                <w:rFonts w:ascii="Verdana" w:hAnsi="Verdana"/>
                 <w:b w:val="0"/>
                 <w:sz w:val="16"/>
               </w:rPr>
@@ -4209,7 +4271,7 @@
             <w:r/>
             <w:r>
               <w:rPr>
-                <w:rFonts w:ascii="Arial" w:hAnsi="Arial"/>
+                <w:rFonts w:ascii="Verdana" w:hAnsi="Verdana"/>
                 <w:b w:val="0"/>
                 <w:sz w:val="16"/>
               </w:rPr>
@@ -4225,7 +4287,7 @@
             <w:r/>
             <w:r>
               <w:rPr>
-                <w:rFonts w:ascii="Arial" w:hAnsi="Arial"/>
+                <w:rFonts w:ascii="Verdana" w:hAnsi="Verdana"/>
                 <w:b w:val="0"/>
                 <w:sz w:val="16"/>
               </w:rPr>
@@ -4241,7 +4303,7 @@
             <w:r/>
             <w:r>
               <w:rPr>
-                <w:rFonts w:ascii="Arial" w:hAnsi="Arial"/>
+                <w:rFonts w:ascii="Verdana" w:hAnsi="Verdana"/>
                 <w:b w:val="0"/>
                 <w:sz w:val="16"/>
               </w:rPr>
@@ -4257,7 +4319,7 @@
             <w:r/>
             <w:r>
               <w:rPr>
-                <w:rFonts w:ascii="Arial" w:hAnsi="Arial"/>
+                <w:rFonts w:ascii="Verdana" w:hAnsi="Verdana"/>
                 <w:b w:val="0"/>
                 <w:sz w:val="16"/>
               </w:rPr>
@@ -4266,15 +4328,18 @@
         </w:tc>
       </w:tr>
       <w:tr>
-        <w:tc>
-          <w:tcPr>
-            <w:tcW w:type="dxa" w:w="1514"/>
-          </w:tcPr>
-          <w:p>
-            <w:r/>
-            <w:r>
-              <w:rPr>
-                <w:rFonts w:ascii="Arial" w:hAnsi="Arial"/>
+        <w:trPr>
+          <w:cantSplit/>
+        </w:trPr>
+        <w:tc>
+          <w:tcPr>
+            <w:tcW w:type="dxa" w:w="1514"/>
+          </w:tcPr>
+          <w:p>
+            <w:r/>
+            <w:r>
+              <w:rPr>
+                <w:rFonts w:ascii="Verdana" w:hAnsi="Verdana"/>
                 <w:b w:val="0"/>
                 <w:sz w:val="16"/>
               </w:rPr>
@@ -4290,7 +4355,7 @@
             <w:r/>
             <w:r>
               <w:rPr>
-                <w:rFonts w:ascii="Arial" w:hAnsi="Arial"/>
+                <w:rFonts w:ascii="Verdana" w:hAnsi="Verdana"/>
                 <w:b w:val="0"/>
                 <w:sz w:val="16"/>
               </w:rPr>
@@ -4306,7 +4371,7 @@
             <w:r/>
             <w:r>
               <w:rPr>
-                <w:rFonts w:ascii="Arial" w:hAnsi="Arial"/>
+                <w:rFonts w:ascii="Verdana" w:hAnsi="Verdana"/>
                 <w:b w:val="0"/>
                 <w:sz w:val="16"/>
               </w:rPr>
@@ -4322,7 +4387,7 @@
             <w:r/>
             <w:r>
               <w:rPr>
-                <w:rFonts w:ascii="Arial" w:hAnsi="Arial"/>
+                <w:rFonts w:ascii="Verdana" w:hAnsi="Verdana"/>
                 <w:b w:val="0"/>
                 <w:sz w:val="16"/>
               </w:rPr>
@@ -4338,7 +4403,7 @@
             <w:r/>
             <w:r>
               <w:rPr>
-                <w:rFonts w:ascii="Arial" w:hAnsi="Arial"/>
+                <w:rFonts w:ascii="Verdana" w:hAnsi="Verdana"/>
                 <w:b w:val="0"/>
                 <w:sz w:val="16"/>
               </w:rPr>
@@ -4354,7 +4419,7 @@
             <w:r/>
             <w:r>
               <w:rPr>
-                <w:rFonts w:ascii="Arial" w:hAnsi="Arial"/>
+                <w:rFonts w:ascii="Verdana" w:hAnsi="Verdana"/>
                 <w:b w:val="0"/>
                 <w:sz w:val="16"/>
               </w:rPr>
@@ -4370,7 +4435,7 @@
             <w:r/>
             <w:r>
               <w:rPr>
-                <w:rFonts w:ascii="Arial" w:hAnsi="Arial"/>
+                <w:rFonts w:ascii="Verdana" w:hAnsi="Verdana"/>
                 <w:b w:val="0"/>
                 <w:sz w:val="16"/>
               </w:rPr>
@@ -4386,7 +4451,7 @@
             <w:r/>
             <w:r>
               <w:rPr>
-                <w:rFonts w:ascii="Arial" w:hAnsi="Arial"/>
+                <w:rFonts w:ascii="Verdana" w:hAnsi="Verdana"/>
                 <w:b w:val="0"/>
                 <w:sz w:val="16"/>
               </w:rPr>
@@ -4402,7 +4467,7 @@
             <w:r/>
             <w:r>
               <w:rPr>
-                <w:rFonts w:ascii="Arial" w:hAnsi="Arial"/>
+                <w:rFonts w:ascii="Verdana" w:hAnsi="Verdana"/>
                 <w:b w:val="0"/>
                 <w:sz w:val="16"/>
               </w:rPr>
@@ -4418,7 +4483,7 @@
             <w:r/>
             <w:r>
               <w:rPr>
-                <w:rFonts w:ascii="Arial" w:hAnsi="Arial"/>
+                <w:rFonts w:ascii="Verdana" w:hAnsi="Verdana"/>
                 <w:b w:val="0"/>
                 <w:sz w:val="16"/>
               </w:rPr>
@@ -4427,15 +4492,18 @@
         </w:tc>
       </w:tr>
       <w:tr>
-        <w:tc>
-          <w:tcPr>
-            <w:tcW w:type="dxa" w:w="1514"/>
-          </w:tcPr>
-          <w:p>
-            <w:r/>
-            <w:r>
-              <w:rPr>
-                <w:rFonts w:ascii="Arial" w:hAnsi="Arial"/>
+        <w:trPr>
+          <w:cantSplit/>
+        </w:trPr>
+        <w:tc>
+          <w:tcPr>
+            <w:tcW w:type="dxa" w:w="1514"/>
+          </w:tcPr>
+          <w:p>
+            <w:r/>
+            <w:r>
+              <w:rPr>
+                <w:rFonts w:ascii="Verdana" w:hAnsi="Verdana"/>
                 <w:b w:val="0"/>
                 <w:sz w:val="16"/>
               </w:rPr>
@@ -4451,7 +4519,7 @@
             <w:r/>
             <w:r>
               <w:rPr>
-                <w:rFonts w:ascii="Arial" w:hAnsi="Arial"/>
+                <w:rFonts w:ascii="Verdana" w:hAnsi="Verdana"/>
                 <w:b w:val="0"/>
                 <w:sz w:val="16"/>
               </w:rPr>
@@ -4467,7 +4535,7 @@
             <w:r/>
             <w:r>
               <w:rPr>
-                <w:rFonts w:ascii="Arial" w:hAnsi="Arial"/>
+                <w:rFonts w:ascii="Verdana" w:hAnsi="Verdana"/>
                 <w:b w:val="0"/>
                 <w:sz w:val="16"/>
               </w:rPr>
@@ -4483,7 +4551,7 @@
             <w:r/>
             <w:r>
               <w:rPr>
-                <w:rFonts w:ascii="Arial" w:hAnsi="Arial"/>
+                <w:rFonts w:ascii="Verdana" w:hAnsi="Verdana"/>
                 <w:b w:val="0"/>
                 <w:sz w:val="16"/>
               </w:rPr>
@@ -4499,7 +4567,7 @@
             <w:r/>
             <w:r>
               <w:rPr>
-                <w:rFonts w:ascii="Arial" w:hAnsi="Arial"/>
+                <w:rFonts w:ascii="Verdana" w:hAnsi="Verdana"/>
                 <w:b w:val="0"/>
                 <w:sz w:val="16"/>
               </w:rPr>
@@ -4515,7 +4583,7 @@
             <w:r/>
             <w:r>
               <w:rPr>
-                <w:rFonts w:ascii="Arial" w:hAnsi="Arial"/>
+                <w:rFonts w:ascii="Verdana" w:hAnsi="Verdana"/>
                 <w:b w:val="0"/>
                 <w:sz w:val="16"/>
               </w:rPr>
@@ -4531,7 +4599,7 @@
             <w:r/>
             <w:r>
               <w:rPr>
-                <w:rFonts w:ascii="Arial" w:hAnsi="Arial"/>
+                <w:rFonts w:ascii="Verdana" w:hAnsi="Verdana"/>
                 <w:b w:val="0"/>
                 <w:sz w:val="16"/>
               </w:rPr>
@@ -4547,7 +4615,7 @@
             <w:r/>
             <w:r>
               <w:rPr>
-                <w:rFonts w:ascii="Arial" w:hAnsi="Arial"/>
+                <w:rFonts w:ascii="Verdana" w:hAnsi="Verdana"/>
                 <w:b w:val="0"/>
                 <w:sz w:val="16"/>
               </w:rPr>
@@ -4563,7 +4631,7 @@
             <w:r/>
             <w:r>
               <w:rPr>
-                <w:rFonts w:ascii="Arial" w:hAnsi="Arial"/>
+                <w:rFonts w:ascii="Verdana" w:hAnsi="Verdana"/>
                 <w:b w:val="0"/>
                 <w:sz w:val="16"/>
               </w:rPr>
@@ -4579,7 +4647,7 @@
             <w:r/>
             <w:r>
               <w:rPr>
-                <w:rFonts w:ascii="Arial" w:hAnsi="Arial"/>
+                <w:rFonts w:ascii="Verdana" w:hAnsi="Verdana"/>
                 <w:b w:val="0"/>
                 <w:sz w:val="16"/>
               </w:rPr>
@@ -4588,15 +4656,18 @@
         </w:tc>
       </w:tr>
       <w:tr>
-        <w:tc>
-          <w:tcPr>
-            <w:tcW w:type="dxa" w:w="1514"/>
-          </w:tcPr>
-          <w:p>
-            <w:r/>
-            <w:r>
-              <w:rPr>
-                <w:rFonts w:ascii="Arial" w:hAnsi="Arial"/>
+        <w:trPr>
+          <w:cantSplit/>
+        </w:trPr>
+        <w:tc>
+          <w:tcPr>
+            <w:tcW w:type="dxa" w:w="1514"/>
+          </w:tcPr>
+          <w:p>
+            <w:r/>
+            <w:r>
+              <w:rPr>
+                <w:rFonts w:ascii="Verdana" w:hAnsi="Verdana"/>
                 <w:b w:val="0"/>
                 <w:sz w:val="16"/>
               </w:rPr>
@@ -4612,7 +4683,7 @@
             <w:r/>
             <w:r>
               <w:rPr>
-                <w:rFonts w:ascii="Arial" w:hAnsi="Arial"/>
+                <w:rFonts w:ascii="Verdana" w:hAnsi="Verdana"/>
                 <w:b w:val="0"/>
                 <w:sz w:val="16"/>
               </w:rPr>
@@ -4628,7 +4699,7 @@
             <w:r/>
             <w:r>
               <w:rPr>
-                <w:rFonts w:ascii="Arial" w:hAnsi="Arial"/>
+                <w:rFonts w:ascii="Verdana" w:hAnsi="Verdana"/>
                 <w:b w:val="0"/>
                 <w:sz w:val="16"/>
               </w:rPr>
@@ -4644,7 +4715,7 @@
             <w:r/>
             <w:r>
               <w:rPr>
-                <w:rFonts w:ascii="Arial" w:hAnsi="Arial"/>
+                <w:rFonts w:ascii="Verdana" w:hAnsi="Verdana"/>
                 <w:b w:val="0"/>
                 <w:sz w:val="16"/>
               </w:rPr>
@@ -4660,7 +4731,7 @@
             <w:r/>
             <w:r>
               <w:rPr>
-                <w:rFonts w:ascii="Arial" w:hAnsi="Arial"/>
+                <w:rFonts w:ascii="Verdana" w:hAnsi="Verdana"/>
                 <w:b w:val="0"/>
                 <w:sz w:val="16"/>
               </w:rPr>
@@ -4676,7 +4747,7 @@
             <w:r/>
             <w:r>
               <w:rPr>
-                <w:rFonts w:ascii="Arial" w:hAnsi="Arial"/>
+                <w:rFonts w:ascii="Verdana" w:hAnsi="Verdana"/>
                 <w:b w:val="0"/>
                 <w:sz w:val="16"/>
               </w:rPr>
@@ -4692,7 +4763,7 @@
             <w:r/>
             <w:r>
               <w:rPr>
-                <w:rFonts w:ascii="Arial" w:hAnsi="Arial"/>
+                <w:rFonts w:ascii="Verdana" w:hAnsi="Verdana"/>
                 <w:b w:val="0"/>
                 <w:sz w:val="16"/>
               </w:rPr>
@@ -4708,7 +4779,7 @@
             <w:r/>
             <w:r>
               <w:rPr>
-                <w:rFonts w:ascii="Arial" w:hAnsi="Arial"/>
+                <w:rFonts w:ascii="Verdana" w:hAnsi="Verdana"/>
                 <w:b w:val="0"/>
                 <w:sz w:val="16"/>
               </w:rPr>
@@ -4724,7 +4795,7 @@
             <w:r/>
             <w:r>
               <w:rPr>
-                <w:rFonts w:ascii="Arial" w:hAnsi="Arial"/>
+                <w:rFonts w:ascii="Verdana" w:hAnsi="Verdana"/>
                 <w:b w:val="0"/>
                 <w:sz w:val="16"/>
               </w:rPr>
@@ -4740,7 +4811,7 @@
             <w:r/>
             <w:r>
               <w:rPr>
-                <w:rFonts w:ascii="Arial" w:hAnsi="Arial"/>
+                <w:rFonts w:ascii="Verdana" w:hAnsi="Verdana"/>
                 <w:b w:val="0"/>
                 <w:sz w:val="16"/>
               </w:rPr>
@@ -4750,15 +4821,18 @@
         </w:tc>
       </w:tr>
       <w:tr>
-        <w:tc>
-          <w:tcPr>
-            <w:tcW w:type="dxa" w:w="1514"/>
-          </w:tcPr>
-          <w:p>
-            <w:r/>
-            <w:r>
-              <w:rPr>
-                <w:rFonts w:ascii="Arial" w:hAnsi="Arial"/>
+        <w:trPr>
+          <w:cantSplit/>
+        </w:trPr>
+        <w:tc>
+          <w:tcPr>
+            <w:tcW w:type="dxa" w:w="1514"/>
+          </w:tcPr>
+          <w:p>
+            <w:r/>
+            <w:r>
+              <w:rPr>
+                <w:rFonts w:ascii="Verdana" w:hAnsi="Verdana"/>
                 <w:b w:val="0"/>
                 <w:sz w:val="16"/>
               </w:rPr>
@@ -4774,7 +4848,7 @@
             <w:r/>
             <w:r>
               <w:rPr>
-                <w:rFonts w:ascii="Arial" w:hAnsi="Arial"/>
+                <w:rFonts w:ascii="Verdana" w:hAnsi="Verdana"/>
                 <w:b w:val="0"/>
                 <w:sz w:val="16"/>
               </w:rPr>
@@ -4790,7 +4864,7 @@
             <w:r/>
             <w:r>
               <w:rPr>
-                <w:rFonts w:ascii="Arial" w:hAnsi="Arial"/>
+                <w:rFonts w:ascii="Verdana" w:hAnsi="Verdana"/>
                 <w:b w:val="0"/>
                 <w:sz w:val="16"/>
               </w:rPr>
@@ -4806,7 +4880,7 @@
             <w:r/>
             <w:r>
               <w:rPr>
-                <w:rFonts w:ascii="Arial" w:hAnsi="Arial"/>
+                <w:rFonts w:ascii="Verdana" w:hAnsi="Verdana"/>
                 <w:b w:val="0"/>
                 <w:sz w:val="16"/>
               </w:rPr>
@@ -4822,7 +4896,7 @@
             <w:r/>
             <w:r>
               <w:rPr>
-                <w:rFonts w:ascii="Arial" w:hAnsi="Arial"/>
+                <w:rFonts w:ascii="Verdana" w:hAnsi="Verdana"/>
                 <w:b w:val="0"/>
                 <w:sz w:val="16"/>
               </w:rPr>
@@ -4838,7 +4912,7 @@
             <w:r/>
             <w:r>
               <w:rPr>
-                <w:rFonts w:ascii="Arial" w:hAnsi="Arial"/>
+                <w:rFonts w:ascii="Verdana" w:hAnsi="Verdana"/>
                 <w:b w:val="0"/>
                 <w:sz w:val="16"/>
               </w:rPr>
@@ -4854,7 +4928,7 @@
             <w:r/>
             <w:r>
               <w:rPr>
-                <w:rFonts w:ascii="Arial" w:hAnsi="Arial"/>
+                <w:rFonts w:ascii="Verdana" w:hAnsi="Verdana"/>
                 <w:b w:val="0"/>
                 <w:sz w:val="16"/>
               </w:rPr>
@@ -4870,7 +4944,7 @@
             <w:r/>
             <w:r>
               <w:rPr>
-                <w:rFonts w:ascii="Arial" w:hAnsi="Arial"/>
+                <w:rFonts w:ascii="Verdana" w:hAnsi="Verdana"/>
                 <w:b w:val="0"/>
                 <w:sz w:val="16"/>
               </w:rPr>
@@ -4886,7 +4960,7 @@
             <w:r/>
             <w:r>
               <w:rPr>
-                <w:rFonts w:ascii="Arial" w:hAnsi="Arial"/>
+                <w:rFonts w:ascii="Verdana" w:hAnsi="Verdana"/>
                 <w:b w:val="0"/>
                 <w:sz w:val="16"/>
               </w:rPr>
@@ -4902,7 +4976,7 @@
             <w:r/>
             <w:r>
               <w:rPr>
-                <w:rFonts w:ascii="Arial" w:hAnsi="Arial"/>
+                <w:rFonts w:ascii="Verdana" w:hAnsi="Verdana"/>
                 <w:b w:val="0"/>
                 <w:sz w:val="16"/>
               </w:rPr>
@@ -4912,15 +4986,18 @@
         </w:tc>
       </w:tr>
       <w:tr>
-        <w:tc>
-          <w:tcPr>
-            <w:tcW w:type="dxa" w:w="1514"/>
-          </w:tcPr>
-          <w:p>
-            <w:r/>
-            <w:r>
-              <w:rPr>
-                <w:rFonts w:ascii="Arial" w:hAnsi="Arial"/>
+        <w:trPr>
+          <w:cantSplit/>
+        </w:trPr>
+        <w:tc>
+          <w:tcPr>
+            <w:tcW w:type="dxa" w:w="1514"/>
+          </w:tcPr>
+          <w:p>
+            <w:r/>
+            <w:r>
+              <w:rPr>
+                <w:rFonts w:ascii="Verdana" w:hAnsi="Verdana"/>
                 <w:b w:val="0"/>
                 <w:sz w:val="16"/>
               </w:rPr>
@@ -4936,7 +5013,7 @@
             <w:r/>
             <w:r>
               <w:rPr>
-                <w:rFonts w:ascii="Arial" w:hAnsi="Arial"/>
+                <w:rFonts w:ascii="Verdana" w:hAnsi="Verdana"/>
                 <w:b w:val="0"/>
                 <w:sz w:val="16"/>
               </w:rPr>
@@ -4952,7 +5029,7 @@
             <w:r/>
             <w:r>
               <w:rPr>
-                <w:rFonts w:ascii="Arial" w:hAnsi="Arial"/>
+                <w:rFonts w:ascii="Verdana" w:hAnsi="Verdana"/>
                 <w:b w:val="0"/>
                 <w:sz w:val="16"/>
               </w:rPr>
@@ -4968,7 +5045,7 @@
             <w:r/>
             <w:r>
               <w:rPr>
-                <w:rFonts w:ascii="Arial" w:hAnsi="Arial"/>
+                <w:rFonts w:ascii="Verdana" w:hAnsi="Verdana"/>
                 <w:b w:val="0"/>
                 <w:sz w:val="16"/>
               </w:rPr>
@@ -4984,7 +5061,7 @@
             <w:r/>
             <w:r>
               <w:rPr>
-                <w:rFonts w:ascii="Arial" w:hAnsi="Arial"/>
+                <w:rFonts w:ascii="Verdana" w:hAnsi="Verdana"/>
                 <w:b w:val="0"/>
                 <w:sz w:val="16"/>
               </w:rPr>
@@ -5000,7 +5077,7 @@
             <w:r/>
             <w:r>
               <w:rPr>
-                <w:rFonts w:ascii="Arial" w:hAnsi="Arial"/>
+                <w:rFonts w:ascii="Verdana" w:hAnsi="Verdana"/>
                 <w:b w:val="0"/>
                 <w:sz w:val="16"/>
               </w:rPr>
@@ -5016,7 +5093,7 @@
             <w:r/>
             <w:r>
               <w:rPr>
-                <w:rFonts w:ascii="Arial" w:hAnsi="Arial"/>
+                <w:rFonts w:ascii="Verdana" w:hAnsi="Verdana"/>
                 <w:b w:val="0"/>
                 <w:sz w:val="16"/>
               </w:rPr>
@@ -5032,7 +5109,7 @@
             <w:r/>
             <w:r>
               <w:rPr>
-                <w:rFonts w:ascii="Arial" w:hAnsi="Arial"/>
+                <w:rFonts w:ascii="Verdana" w:hAnsi="Verdana"/>
                 <w:b w:val="0"/>
                 <w:sz w:val="16"/>
               </w:rPr>
@@ -5048,7 +5125,7 @@
             <w:r/>
             <w:r>
               <w:rPr>
-                <w:rFonts w:ascii="Arial" w:hAnsi="Arial"/>
+                <w:rFonts w:ascii="Verdana" w:hAnsi="Verdana"/>
                 <w:b w:val="0"/>
                 <w:sz w:val="16"/>
               </w:rPr>
@@ -5064,7 +5141,7 @@
             <w:r/>
             <w:r>
               <w:rPr>
-                <w:rFonts w:ascii="Arial" w:hAnsi="Arial"/>
+                <w:rFonts w:ascii="Verdana" w:hAnsi="Verdana"/>
                 <w:b w:val="0"/>
                 <w:sz w:val="16"/>
               </w:rPr>
@@ -5073,15 +5150,18 @@
         </w:tc>
       </w:tr>
       <w:tr>
-        <w:tc>
-          <w:tcPr>
-            <w:tcW w:type="dxa" w:w="1514"/>
-          </w:tcPr>
-          <w:p>
-            <w:r/>
-            <w:r>
-              <w:rPr>
-                <w:rFonts w:ascii="Arial" w:hAnsi="Arial"/>
+        <w:trPr>
+          <w:cantSplit/>
+        </w:trPr>
+        <w:tc>
+          <w:tcPr>
+            <w:tcW w:type="dxa" w:w="1514"/>
+          </w:tcPr>
+          <w:p>
+            <w:r/>
+            <w:r>
+              <w:rPr>
+                <w:rFonts w:ascii="Verdana" w:hAnsi="Verdana"/>
                 <w:b w:val="0"/>
                 <w:sz w:val="16"/>
               </w:rPr>
@@ -5097,7 +5177,7 @@
             <w:r/>
             <w:r>
               <w:rPr>
-                <w:rFonts w:ascii="Arial" w:hAnsi="Arial"/>
+                <w:rFonts w:ascii="Verdana" w:hAnsi="Verdana"/>
                 <w:b w:val="0"/>
                 <w:sz w:val="16"/>
               </w:rPr>
@@ -5113,7 +5193,7 @@
             <w:r/>
             <w:r>
               <w:rPr>
-                <w:rFonts w:ascii="Arial" w:hAnsi="Arial"/>
+                <w:rFonts w:ascii="Verdana" w:hAnsi="Verdana"/>
                 <w:b w:val="0"/>
                 <w:sz w:val="16"/>
               </w:rPr>
@@ -5129,7 +5209,7 @@
             <w:r/>
             <w:r>
               <w:rPr>
-                <w:rFonts w:ascii="Arial" w:hAnsi="Arial"/>
+                <w:rFonts w:ascii="Verdana" w:hAnsi="Verdana"/>
                 <w:b w:val="0"/>
                 <w:sz w:val="16"/>
               </w:rPr>
@@ -5145,7 +5225,7 @@
             <w:r/>
             <w:r>
               <w:rPr>
-                <w:rFonts w:ascii="Arial" w:hAnsi="Arial"/>
+                <w:rFonts w:ascii="Verdana" w:hAnsi="Verdana"/>
                 <w:b w:val="0"/>
                 <w:sz w:val="16"/>
               </w:rPr>
@@ -5161,7 +5241,7 @@
             <w:r/>
             <w:r>
               <w:rPr>
-                <w:rFonts w:ascii="Arial" w:hAnsi="Arial"/>
+                <w:rFonts w:ascii="Verdana" w:hAnsi="Verdana"/>
                 <w:b w:val="0"/>
                 <w:sz w:val="16"/>
               </w:rPr>
@@ -5177,7 +5257,7 @@
             <w:r/>
             <w:r>
               <w:rPr>
-                <w:rFonts w:ascii="Arial" w:hAnsi="Arial"/>
+                <w:rFonts w:ascii="Verdana" w:hAnsi="Verdana"/>
                 <w:b w:val="0"/>
                 <w:sz w:val="16"/>
               </w:rPr>
@@ -5193,7 +5273,7 @@
             <w:r/>
             <w:r>
               <w:rPr>
-                <w:rFonts w:ascii="Arial" w:hAnsi="Arial"/>
+                <w:rFonts w:ascii="Verdana" w:hAnsi="Verdana"/>
                 <w:b w:val="0"/>
                 <w:sz w:val="16"/>
               </w:rPr>
@@ -5209,7 +5289,7 @@
             <w:r/>
             <w:r>
               <w:rPr>
-                <w:rFonts w:ascii="Arial" w:hAnsi="Arial"/>
+                <w:rFonts w:ascii="Verdana" w:hAnsi="Verdana"/>
                 <w:b w:val="0"/>
                 <w:sz w:val="16"/>
               </w:rPr>
@@ -5225,7 +5305,7 @@
             <w:r/>
             <w:r>
               <w:rPr>
-                <w:rFonts w:ascii="Arial" w:hAnsi="Arial"/>
+                <w:rFonts w:ascii="Verdana" w:hAnsi="Verdana"/>
                 <w:b w:val="0"/>
                 <w:sz w:val="16"/>
               </w:rPr>
@@ -5234,15 +5314,18 @@
         </w:tc>
       </w:tr>
       <w:tr>
-        <w:tc>
-          <w:tcPr>
-            <w:tcW w:type="dxa" w:w="1514"/>
-          </w:tcPr>
-          <w:p>
-            <w:r/>
-            <w:r>
-              <w:rPr>
-                <w:rFonts w:ascii="Arial" w:hAnsi="Arial"/>
+        <w:trPr>
+          <w:cantSplit/>
+        </w:trPr>
+        <w:tc>
+          <w:tcPr>
+            <w:tcW w:type="dxa" w:w="1514"/>
+          </w:tcPr>
+          <w:p>
+            <w:r/>
+            <w:r>
+              <w:rPr>
+                <w:rFonts w:ascii="Verdana" w:hAnsi="Verdana"/>
                 <w:b w:val="0"/>
                 <w:sz w:val="16"/>
               </w:rPr>
@@ -5258,7 +5341,7 @@
             <w:r/>
             <w:r>
               <w:rPr>
-                <w:rFonts w:ascii="Arial" w:hAnsi="Arial"/>
+                <w:rFonts w:ascii="Verdana" w:hAnsi="Verdana"/>
                 <w:b w:val="0"/>
                 <w:sz w:val="16"/>
               </w:rPr>
@@ -5274,7 +5357,7 @@
             <w:r/>
             <w:r>
               <w:rPr>
-                <w:rFonts w:ascii="Arial" w:hAnsi="Arial"/>
+                <w:rFonts w:ascii="Verdana" w:hAnsi="Verdana"/>
                 <w:b w:val="0"/>
                 <w:sz w:val="16"/>
               </w:rPr>
@@ -5290,7 +5373,7 @@
             <w:r/>
             <w:r>
               <w:rPr>
-                <w:rFonts w:ascii="Arial" w:hAnsi="Arial"/>
+                <w:rFonts w:ascii="Verdana" w:hAnsi="Verdana"/>
                 <w:b w:val="0"/>
                 <w:sz w:val="16"/>
               </w:rPr>
@@ -5306,7 +5389,7 @@
             <w:r/>
             <w:r>
               <w:rPr>
-                <w:rFonts w:ascii="Arial" w:hAnsi="Arial"/>
+                <w:rFonts w:ascii="Verdana" w:hAnsi="Verdana"/>
                 <w:b w:val="0"/>
                 <w:sz w:val="16"/>
               </w:rPr>
@@ -5322,7 +5405,7 @@
             <w:r/>
             <w:r>
               <w:rPr>
-                <w:rFonts w:ascii="Arial" w:hAnsi="Arial"/>
+                <w:rFonts w:ascii="Verdana" w:hAnsi="Verdana"/>
                 <w:b w:val="0"/>
                 <w:sz w:val="16"/>
               </w:rPr>
@@ -5338,7 +5421,7 @@
             <w:r/>
             <w:r>
               <w:rPr>
-                <w:rFonts w:ascii="Arial" w:hAnsi="Arial"/>
+                <w:rFonts w:ascii="Verdana" w:hAnsi="Verdana"/>
                 <w:b w:val="0"/>
                 <w:sz w:val="16"/>
               </w:rPr>
@@ -5354,7 +5437,7 @@
             <w:r/>
             <w:r>
               <w:rPr>
-                <w:rFonts w:ascii="Arial" w:hAnsi="Arial"/>
+                <w:rFonts w:ascii="Verdana" w:hAnsi="Verdana"/>
                 <w:b w:val="0"/>
                 <w:sz w:val="16"/>
               </w:rPr>
@@ -5370,7 +5453,7 @@
             <w:r/>
             <w:r>
               <w:rPr>
-                <w:rFonts w:ascii="Arial" w:hAnsi="Arial"/>
+                <w:rFonts w:ascii="Verdana" w:hAnsi="Verdana"/>
                 <w:b w:val="0"/>
                 <w:sz w:val="16"/>
               </w:rPr>
@@ -5386,7 +5469,7 @@
             <w:r/>
             <w:r>
               <w:rPr>
-                <w:rFonts w:ascii="Arial" w:hAnsi="Arial"/>
+                <w:rFonts w:ascii="Verdana" w:hAnsi="Verdana"/>
                 <w:b w:val="0"/>
                 <w:sz w:val="16"/>
               </w:rPr>
@@ -5395,15 +5478,18 @@
         </w:tc>
       </w:tr>
       <w:tr>
-        <w:tc>
-          <w:tcPr>
-            <w:tcW w:type="dxa" w:w="1514"/>
-          </w:tcPr>
-          <w:p>
-            <w:r/>
-            <w:r>
-              <w:rPr>
-                <w:rFonts w:ascii="Arial" w:hAnsi="Arial"/>
+        <w:trPr>
+          <w:cantSplit/>
+        </w:trPr>
+        <w:tc>
+          <w:tcPr>
+            <w:tcW w:type="dxa" w:w="1514"/>
+          </w:tcPr>
+          <w:p>
+            <w:r/>
+            <w:r>
+              <w:rPr>
+                <w:rFonts w:ascii="Verdana" w:hAnsi="Verdana"/>
                 <w:b w:val="0"/>
                 <w:sz w:val="16"/>
               </w:rPr>
@@ -5419,7 +5505,7 @@
             <w:r/>
             <w:r>
               <w:rPr>
-                <w:rFonts w:ascii="Arial" w:hAnsi="Arial"/>
+                <w:rFonts w:ascii="Verdana" w:hAnsi="Verdana"/>
                 <w:b w:val="0"/>
                 <w:sz w:val="16"/>
               </w:rPr>
@@ -5435,7 +5521,7 @@
             <w:r/>
             <w:r>
               <w:rPr>
-                <w:rFonts w:ascii="Arial" w:hAnsi="Arial"/>
+                <w:rFonts w:ascii="Verdana" w:hAnsi="Verdana"/>
                 <w:b w:val="0"/>
                 <w:sz w:val="16"/>
               </w:rPr>
@@ -5451,7 +5537,7 @@
             <w:r/>
             <w:r>
               <w:rPr>
-                <w:rFonts w:ascii="Arial" w:hAnsi="Arial"/>
+                <w:rFonts w:ascii="Verdana" w:hAnsi="Verdana"/>
                 <w:b w:val="0"/>
                 <w:sz w:val="16"/>
               </w:rPr>
@@ -5467,7 +5553,7 @@
             <w:r/>
             <w:r>
               <w:rPr>
-                <w:rFonts w:ascii="Arial" w:hAnsi="Arial"/>
+                <w:rFonts w:ascii="Verdana" w:hAnsi="Verdana"/>
                 <w:b w:val="0"/>
                 <w:sz w:val="16"/>
               </w:rPr>
@@ -5483,7 +5569,7 @@
             <w:r/>
             <w:r>
               <w:rPr>
-                <w:rFonts w:ascii="Arial" w:hAnsi="Arial"/>
+                <w:rFonts w:ascii="Verdana" w:hAnsi="Verdana"/>
                 <w:b w:val="0"/>
                 <w:sz w:val="16"/>
               </w:rPr>
@@ -5499,7 +5585,7 @@
             <w:r/>
             <w:r>
               <w:rPr>
-                <w:rFonts w:ascii="Arial" w:hAnsi="Arial"/>
+                <w:rFonts w:ascii="Verdana" w:hAnsi="Verdana"/>
                 <w:b w:val="0"/>
                 <w:sz w:val="16"/>
               </w:rPr>
@@ -5515,7 +5601,7 @@
             <w:r/>
             <w:r>
               <w:rPr>
-                <w:rFonts w:ascii="Arial" w:hAnsi="Arial"/>
+                <w:rFonts w:ascii="Verdana" w:hAnsi="Verdana"/>
                 <w:b w:val="0"/>
                 <w:sz w:val="16"/>
               </w:rPr>
@@ -5531,7 +5617,7 @@
             <w:r/>
             <w:r>
               <w:rPr>
-                <w:rFonts w:ascii="Arial" w:hAnsi="Arial"/>
+                <w:rFonts w:ascii="Verdana" w:hAnsi="Verdana"/>
                 <w:b w:val="0"/>
                 <w:sz w:val="16"/>
               </w:rPr>
@@ -5547,7 +5633,7 @@
             <w:r/>
             <w:r>
               <w:rPr>
-                <w:rFonts w:ascii="Arial" w:hAnsi="Arial"/>
+                <w:rFonts w:ascii="Verdana" w:hAnsi="Verdana"/>
                 <w:b w:val="0"/>
                 <w:sz w:val="16"/>
               </w:rPr>
@@ -5557,15 +5643,18 @@
         </w:tc>
       </w:tr>
       <w:tr>
-        <w:tc>
-          <w:tcPr>
-            <w:tcW w:type="dxa" w:w="1514"/>
-          </w:tcPr>
-          <w:p>
-            <w:r/>
-            <w:r>
-              <w:rPr>
-                <w:rFonts w:ascii="Arial" w:hAnsi="Arial"/>
+        <w:trPr>
+          <w:cantSplit/>
+        </w:trPr>
+        <w:tc>
+          <w:tcPr>
+            <w:tcW w:type="dxa" w:w="1514"/>
+          </w:tcPr>
+          <w:p>
+            <w:r/>
+            <w:r>
+              <w:rPr>
+                <w:rFonts w:ascii="Verdana" w:hAnsi="Verdana"/>
                 <w:b w:val="0"/>
                 <w:sz w:val="16"/>
               </w:rPr>
@@ -5581,7 +5670,7 @@
             <w:r/>
             <w:r>
               <w:rPr>
-                <w:rFonts w:ascii="Arial" w:hAnsi="Arial"/>
+                <w:rFonts w:ascii="Verdana" w:hAnsi="Verdana"/>
                 <w:b w:val="0"/>
                 <w:sz w:val="16"/>
               </w:rPr>
@@ -5597,7 +5686,7 @@
             <w:r/>
             <w:r>
               <w:rPr>
-                <w:rFonts w:ascii="Arial" w:hAnsi="Arial"/>
+                <w:rFonts w:ascii="Verdana" w:hAnsi="Verdana"/>
                 <w:b w:val="0"/>
                 <w:sz w:val="16"/>
               </w:rPr>
@@ -5613,7 +5702,7 @@
             <w:r/>
             <w:r>
               <w:rPr>
-                <w:rFonts w:ascii="Arial" w:hAnsi="Arial"/>
+                <w:rFonts w:ascii="Verdana" w:hAnsi="Verdana"/>
                 <w:b w:val="0"/>
                 <w:sz w:val="16"/>
               </w:rPr>
@@ -5629,7 +5718,7 @@
             <w:r/>
             <w:r>
               <w:rPr>
-                <w:rFonts w:ascii="Arial" w:hAnsi="Arial"/>
+                <w:rFonts w:ascii="Verdana" w:hAnsi="Verdana"/>
                 <w:b w:val="0"/>
                 <w:sz w:val="16"/>
               </w:rPr>
@@ -5645,7 +5734,7 @@
             <w:r/>
             <w:r>
               <w:rPr>
-                <w:rFonts w:ascii="Arial" w:hAnsi="Arial"/>
+                <w:rFonts w:ascii="Verdana" w:hAnsi="Verdana"/>
                 <w:b w:val="0"/>
                 <w:sz w:val="16"/>
               </w:rPr>
@@ -5661,7 +5750,7 @@
             <w:r/>
             <w:r>
               <w:rPr>
-                <w:rFonts w:ascii="Arial" w:hAnsi="Arial"/>
+                <w:rFonts w:ascii="Verdana" w:hAnsi="Verdana"/>
                 <w:b w:val="0"/>
                 <w:sz w:val="16"/>
               </w:rPr>
@@ -5677,7 +5766,7 @@
             <w:r/>
             <w:r>
               <w:rPr>
-                <w:rFonts w:ascii="Arial" w:hAnsi="Arial"/>
+                <w:rFonts w:ascii="Verdana" w:hAnsi="Verdana"/>
                 <w:b w:val="0"/>
                 <w:sz w:val="16"/>
               </w:rPr>
@@ -5693,7 +5782,7 @@
             <w:r/>
             <w:r>
               <w:rPr>
-                <w:rFonts w:ascii="Arial" w:hAnsi="Arial"/>
+                <w:rFonts w:ascii="Verdana" w:hAnsi="Verdana"/>
                 <w:b w:val="0"/>
                 <w:sz w:val="16"/>
               </w:rPr>
@@ -5709,7 +5798,7 @@
             <w:r/>
             <w:r>
               <w:rPr>
-                <w:rFonts w:ascii="Arial" w:hAnsi="Arial"/>
+                <w:rFonts w:ascii="Verdana" w:hAnsi="Verdana"/>
                 <w:b w:val="0"/>
                 <w:sz w:val="16"/>
               </w:rPr>
@@ -5718,15 +5807,18 @@
         </w:tc>
       </w:tr>
       <w:tr>
-        <w:tc>
-          <w:tcPr>
-            <w:tcW w:type="dxa" w:w="1514"/>
-          </w:tcPr>
-          <w:p>
-            <w:r/>
-            <w:r>
-              <w:rPr>
-                <w:rFonts w:ascii="Arial" w:hAnsi="Arial"/>
+        <w:trPr>
+          <w:cantSplit/>
+        </w:trPr>
+        <w:tc>
+          <w:tcPr>
+            <w:tcW w:type="dxa" w:w="1514"/>
+          </w:tcPr>
+          <w:p>
+            <w:r/>
+            <w:r>
+              <w:rPr>
+                <w:rFonts w:ascii="Verdana" w:hAnsi="Verdana"/>
                 <w:b w:val="0"/>
                 <w:sz w:val="16"/>
               </w:rPr>
@@ -5742,7 +5834,7 @@
             <w:r/>
             <w:r>
               <w:rPr>
-                <w:rFonts w:ascii="Arial" w:hAnsi="Arial"/>
+                <w:rFonts w:ascii="Verdana" w:hAnsi="Verdana"/>
                 <w:b w:val="0"/>
                 <w:sz w:val="16"/>
               </w:rPr>
@@ -5758,7 +5850,7 @@
             <w:r/>
             <w:r>
               <w:rPr>
-                <w:rFonts w:ascii="Arial" w:hAnsi="Arial"/>
+                <w:rFonts w:ascii="Verdana" w:hAnsi="Verdana"/>
                 <w:b w:val="0"/>
                 <w:sz w:val="16"/>
               </w:rPr>
@@ -5774,7 +5866,7 @@
             <w:r/>
             <w:r>
               <w:rPr>
-                <w:rFonts w:ascii="Arial" w:hAnsi="Arial"/>
+                <w:rFonts w:ascii="Verdana" w:hAnsi="Verdana"/>
                 <w:b w:val="0"/>
                 <w:sz w:val="16"/>
               </w:rPr>
@@ -5790,7 +5882,7 @@
             <w:r/>
             <w:r>
               <w:rPr>
-                <w:rFonts w:ascii="Arial" w:hAnsi="Arial"/>
+                <w:rFonts w:ascii="Verdana" w:hAnsi="Verdana"/>
                 <w:b w:val="0"/>
                 <w:sz w:val="16"/>
               </w:rPr>
@@ -5806,7 +5898,7 @@
             <w:r/>
             <w:r>
               <w:rPr>
-                <w:rFonts w:ascii="Arial" w:hAnsi="Arial"/>
+                <w:rFonts w:ascii="Verdana" w:hAnsi="Verdana"/>
                 <w:b w:val="0"/>
                 <w:sz w:val="16"/>
               </w:rPr>
@@ -5822,7 +5914,7 @@
             <w:r/>
             <w:r>
               <w:rPr>
-                <w:rFonts w:ascii="Arial" w:hAnsi="Arial"/>
+                <w:rFonts w:ascii="Verdana" w:hAnsi="Verdana"/>
                 <w:b w:val="0"/>
                 <w:sz w:val="16"/>
               </w:rPr>
@@ -5838,7 +5930,7 @@
             <w:r/>
             <w:r>
               <w:rPr>
-                <w:rFonts w:ascii="Arial" w:hAnsi="Arial"/>
+                <w:rFonts w:ascii="Verdana" w:hAnsi="Verdana"/>
                 <w:b w:val="0"/>
                 <w:sz w:val="16"/>
               </w:rPr>
@@ -5854,7 +5946,7 @@
             <w:r/>
             <w:r>
               <w:rPr>
-                <w:rFonts w:ascii="Arial" w:hAnsi="Arial"/>
+                <w:rFonts w:ascii="Verdana" w:hAnsi="Verdana"/>
                 <w:b w:val="0"/>
                 <w:sz w:val="16"/>
               </w:rPr>
@@ -5870,7 +5962,7 @@
             <w:r/>
             <w:r>
               <w:rPr>
-                <w:rFonts w:ascii="Arial" w:hAnsi="Arial"/>
+                <w:rFonts w:ascii="Verdana" w:hAnsi="Verdana"/>
                 <w:b w:val="0"/>
                 <w:sz w:val="16"/>
               </w:rPr>
@@ -5879,15 +5971,18 @@
         </w:tc>
       </w:tr>
       <w:tr>
-        <w:tc>
-          <w:tcPr>
-            <w:tcW w:type="dxa" w:w="1514"/>
-          </w:tcPr>
-          <w:p>
-            <w:r/>
-            <w:r>
-              <w:rPr>
-                <w:rFonts w:ascii="Arial" w:hAnsi="Arial"/>
+        <w:trPr>
+          <w:cantSplit/>
+        </w:trPr>
+        <w:tc>
+          <w:tcPr>
+            <w:tcW w:type="dxa" w:w="1514"/>
+          </w:tcPr>
+          <w:p>
+            <w:r/>
+            <w:r>
+              <w:rPr>
+                <w:rFonts w:ascii="Verdana" w:hAnsi="Verdana"/>
                 <w:b w:val="0"/>
                 <w:sz w:val="16"/>
               </w:rPr>
@@ -5903,7 +5998,7 @@
             <w:r/>
             <w:r>
               <w:rPr>
-                <w:rFonts w:ascii="Arial" w:hAnsi="Arial"/>
+                <w:rFonts w:ascii="Verdana" w:hAnsi="Verdana"/>
                 <w:b w:val="0"/>
                 <w:sz w:val="16"/>
               </w:rPr>
@@ -5919,7 +6014,7 @@
             <w:r/>
             <w:r>
               <w:rPr>
-                <w:rFonts w:ascii="Arial" w:hAnsi="Arial"/>
+                <w:rFonts w:ascii="Verdana" w:hAnsi="Verdana"/>
                 <w:b w:val="0"/>
                 <w:sz w:val="16"/>
               </w:rPr>
@@ -5935,7 +6030,7 @@
             <w:r/>
             <w:r>
               <w:rPr>
-                <w:rFonts w:ascii="Arial" w:hAnsi="Arial"/>
+                <w:rFonts w:ascii="Verdana" w:hAnsi="Verdana"/>
                 <w:b w:val="0"/>
                 <w:sz w:val="16"/>
               </w:rPr>
@@ -5951,7 +6046,7 @@
             <w:r/>
             <w:r>
               <w:rPr>
-                <w:rFonts w:ascii="Arial" w:hAnsi="Arial"/>
+                <w:rFonts w:ascii="Verdana" w:hAnsi="Verdana"/>
                 <w:b w:val="0"/>
                 <w:sz w:val="16"/>
               </w:rPr>
@@ -5967,7 +6062,7 @@
             <w:r/>
             <w:r>
               <w:rPr>
-                <w:rFonts w:ascii="Arial" w:hAnsi="Arial"/>
+                <w:rFonts w:ascii="Verdana" w:hAnsi="Verdana"/>
                 <w:b w:val="0"/>
                 <w:sz w:val="16"/>
               </w:rPr>
@@ -5983,7 +6078,7 @@
             <w:r/>
             <w:r>
               <w:rPr>
-                <w:rFonts w:ascii="Arial" w:hAnsi="Arial"/>
+                <w:rFonts w:ascii="Verdana" w:hAnsi="Verdana"/>
                 <w:b w:val="0"/>
                 <w:sz w:val="16"/>
               </w:rPr>
@@ -5999,7 +6094,7 @@
             <w:r/>
             <w:r>
               <w:rPr>
-                <w:rFonts w:ascii="Arial" w:hAnsi="Arial"/>
+                <w:rFonts w:ascii="Verdana" w:hAnsi="Verdana"/>
                 <w:b w:val="0"/>
                 <w:sz w:val="16"/>
               </w:rPr>
@@ -6015,7 +6110,7 @@
             <w:r/>
             <w:r>
               <w:rPr>
-                <w:rFonts w:ascii="Arial" w:hAnsi="Arial"/>
+                <w:rFonts w:ascii="Verdana" w:hAnsi="Verdana"/>
                 <w:b w:val="0"/>
                 <w:sz w:val="16"/>
               </w:rPr>
@@ -6031,7 +6126,7 @@
             <w:r/>
             <w:r>
               <w:rPr>
-                <w:rFonts w:ascii="Arial" w:hAnsi="Arial"/>
+                <w:rFonts w:ascii="Verdana" w:hAnsi="Verdana"/>
                 <w:b w:val="0"/>
                 <w:sz w:val="16"/>
               </w:rPr>
@@ -6040,15 +6135,18 @@
         </w:tc>
       </w:tr>
       <w:tr>
-        <w:tc>
-          <w:tcPr>
-            <w:tcW w:type="dxa" w:w="1514"/>
-          </w:tcPr>
-          <w:p>
-            <w:r/>
-            <w:r>
-              <w:rPr>
-                <w:rFonts w:ascii="Arial" w:hAnsi="Arial"/>
+        <w:trPr>
+          <w:cantSplit/>
+        </w:trPr>
+        <w:tc>
+          <w:tcPr>
+            <w:tcW w:type="dxa" w:w="1514"/>
+          </w:tcPr>
+          <w:p>
+            <w:r/>
+            <w:r>
+              <w:rPr>
+                <w:rFonts w:ascii="Verdana" w:hAnsi="Verdana"/>
                 <w:b w:val="0"/>
                 <w:sz w:val="16"/>
               </w:rPr>
@@ -6064,7 +6162,7 @@
             <w:r/>
             <w:r>
               <w:rPr>
-                <w:rFonts w:ascii="Arial" w:hAnsi="Arial"/>
+                <w:rFonts w:ascii="Verdana" w:hAnsi="Verdana"/>
                 <w:b w:val="0"/>
                 <w:sz w:val="16"/>
               </w:rPr>
@@ -6080,7 +6178,7 @@
             <w:r/>
             <w:r>
               <w:rPr>
-                <w:rFonts w:ascii="Arial" w:hAnsi="Arial"/>
+                <w:rFonts w:ascii="Verdana" w:hAnsi="Verdana"/>
                 <w:b w:val="0"/>
                 <w:sz w:val="16"/>
               </w:rPr>
@@ -6096,7 +6194,7 @@
             <w:r/>
             <w:r>
               <w:rPr>
-                <w:rFonts w:ascii="Arial" w:hAnsi="Arial"/>
+                <w:rFonts w:ascii="Verdana" w:hAnsi="Verdana"/>
                 <w:b w:val="0"/>
                 <w:sz w:val="16"/>
               </w:rPr>
@@ -6112,7 +6210,7 @@
             <w:r/>
             <w:r>
               <w:rPr>
-                <w:rFonts w:ascii="Arial" w:hAnsi="Arial"/>
+                <w:rFonts w:ascii="Verdana" w:hAnsi="Verdana"/>
                 <w:b w:val="0"/>
                 <w:sz w:val="16"/>
               </w:rPr>
@@ -6128,7 +6226,7 @@
             <w:r/>
             <w:r>
               <w:rPr>
-                <w:rFonts w:ascii="Arial" w:hAnsi="Arial"/>
+                <w:rFonts w:ascii="Verdana" w:hAnsi="Verdana"/>
                 <w:b w:val="0"/>
                 <w:sz w:val="16"/>
               </w:rPr>
@@ -6144,7 +6242,7 @@
             <w:r/>
             <w:r>
               <w:rPr>
-                <w:rFonts w:ascii="Arial" w:hAnsi="Arial"/>
+                <w:rFonts w:ascii="Verdana" w:hAnsi="Verdana"/>
                 <w:b w:val="0"/>
                 <w:sz w:val="16"/>
               </w:rPr>
@@ -6160,7 +6258,7 @@
             <w:r/>
             <w:r>
               <w:rPr>
-                <w:rFonts w:ascii="Arial" w:hAnsi="Arial"/>
+                <w:rFonts w:ascii="Verdana" w:hAnsi="Verdana"/>
                 <w:b w:val="0"/>
                 <w:sz w:val="16"/>
               </w:rPr>
@@ -6176,7 +6274,7 @@
             <w:r/>
             <w:r>
               <w:rPr>
-                <w:rFonts w:ascii="Arial" w:hAnsi="Arial"/>
+                <w:rFonts w:ascii="Verdana" w:hAnsi="Verdana"/>
                 <w:b w:val="0"/>
                 <w:sz w:val="16"/>
               </w:rPr>
@@ -6192,7 +6290,7 @@
             <w:r/>
             <w:r>
               <w:rPr>
-                <w:rFonts w:ascii="Arial" w:hAnsi="Arial"/>
+                <w:rFonts w:ascii="Verdana" w:hAnsi="Verdana"/>
                 <w:b w:val="0"/>
                 <w:sz w:val="16"/>
               </w:rPr>
@@ -6201,15 +6299,18 @@
         </w:tc>
       </w:tr>
       <w:tr>
-        <w:tc>
-          <w:tcPr>
-            <w:tcW w:type="dxa" w:w="1514"/>
-          </w:tcPr>
-          <w:p>
-            <w:r/>
-            <w:r>
-              <w:rPr>
-                <w:rFonts w:ascii="Arial" w:hAnsi="Arial"/>
+        <w:trPr>
+          <w:cantSplit/>
+        </w:trPr>
+        <w:tc>
+          <w:tcPr>
+            <w:tcW w:type="dxa" w:w="1514"/>
+          </w:tcPr>
+          <w:p>
+            <w:r/>
+            <w:r>
+              <w:rPr>
+                <w:rFonts w:ascii="Verdana" w:hAnsi="Verdana"/>
                 <w:b w:val="0"/>
                 <w:sz w:val="16"/>
               </w:rPr>
@@ -6225,7 +6326,7 @@
             <w:r/>
             <w:r>
               <w:rPr>
-                <w:rFonts w:ascii="Arial" w:hAnsi="Arial"/>
+                <w:rFonts w:ascii="Verdana" w:hAnsi="Verdana"/>
                 <w:b w:val="0"/>
                 <w:sz w:val="16"/>
               </w:rPr>
@@ -6241,7 +6342,7 @@
             <w:r/>
             <w:r>
               <w:rPr>
-                <w:rFonts w:ascii="Arial" w:hAnsi="Arial"/>
+                <w:rFonts w:ascii="Verdana" w:hAnsi="Verdana"/>
                 <w:b w:val="0"/>
                 <w:sz w:val="16"/>
               </w:rPr>
@@ -6257,7 +6358,7 @@
             <w:r/>
             <w:r>
               <w:rPr>
-                <w:rFonts w:ascii="Arial" w:hAnsi="Arial"/>
+                <w:rFonts w:ascii="Verdana" w:hAnsi="Verdana"/>
                 <w:b w:val="0"/>
                 <w:sz w:val="16"/>
               </w:rPr>
@@ -6273,7 +6374,7 @@
             <w:r/>
             <w:r>
               <w:rPr>
-                <w:rFonts w:ascii="Arial" w:hAnsi="Arial"/>
+                <w:rFonts w:ascii="Verdana" w:hAnsi="Verdana"/>
                 <w:b w:val="0"/>
                 <w:sz w:val="16"/>
               </w:rPr>
@@ -6289,7 +6390,7 @@
             <w:r/>
             <w:r>
               <w:rPr>
-                <w:rFonts w:ascii="Arial" w:hAnsi="Arial"/>
+                <w:rFonts w:ascii="Verdana" w:hAnsi="Verdana"/>
                 <w:b w:val="0"/>
                 <w:sz w:val="16"/>
               </w:rPr>
@@ -6305,7 +6406,7 @@
             <w:r/>
             <w:r>
               <w:rPr>
-                <w:rFonts w:ascii="Arial" w:hAnsi="Arial"/>
+                <w:rFonts w:ascii="Verdana" w:hAnsi="Verdana"/>
                 <w:b w:val="0"/>
                 <w:sz w:val="16"/>
               </w:rPr>
@@ -6321,7 +6422,7 @@
             <w:r/>
             <w:r>
               <w:rPr>
-                <w:rFonts w:ascii="Arial" w:hAnsi="Arial"/>
+                <w:rFonts w:ascii="Verdana" w:hAnsi="Verdana"/>
                 <w:b w:val="0"/>
                 <w:sz w:val="16"/>
               </w:rPr>
@@ -6337,7 +6438,7 @@
             <w:r/>
             <w:r>
               <w:rPr>
-                <w:rFonts w:ascii="Arial" w:hAnsi="Arial"/>
+                <w:rFonts w:ascii="Verdana" w:hAnsi="Verdana"/>
                 <w:b w:val="0"/>
                 <w:sz w:val="16"/>
               </w:rPr>
@@ -6353,7 +6454,7 @@
             <w:r/>
             <w:r>
               <w:rPr>
-                <w:rFonts w:ascii="Arial" w:hAnsi="Arial"/>
+                <w:rFonts w:ascii="Verdana" w:hAnsi="Verdana"/>
                 <w:b w:val="0"/>
                 <w:sz w:val="16"/>
               </w:rPr>
@@ -6362,15 +6463,18 @@
         </w:tc>
       </w:tr>
       <w:tr>
-        <w:tc>
-          <w:tcPr>
-            <w:tcW w:type="dxa" w:w="1514"/>
-          </w:tcPr>
-          <w:p>
-            <w:r/>
-            <w:r>
-              <w:rPr>
-                <w:rFonts w:ascii="Arial" w:hAnsi="Arial"/>
+        <w:trPr>
+          <w:cantSplit/>
+        </w:trPr>
+        <w:tc>
+          <w:tcPr>
+            <w:tcW w:type="dxa" w:w="1514"/>
+          </w:tcPr>
+          <w:p>
+            <w:r/>
+            <w:r>
+              <w:rPr>
+                <w:rFonts w:ascii="Verdana" w:hAnsi="Verdana"/>
                 <w:b w:val="0"/>
                 <w:sz w:val="16"/>
               </w:rPr>
@@ -6386,7 +6490,7 @@
             <w:r/>
             <w:r>
               <w:rPr>
-                <w:rFonts w:ascii="Arial" w:hAnsi="Arial"/>
+                <w:rFonts w:ascii="Verdana" w:hAnsi="Verdana"/>
                 <w:b w:val="0"/>
                 <w:sz w:val="16"/>
               </w:rPr>
@@ -6402,7 +6506,7 @@
             <w:r/>
             <w:r>
               <w:rPr>
-                <w:rFonts w:ascii="Arial" w:hAnsi="Arial"/>
+                <w:rFonts w:ascii="Verdana" w:hAnsi="Verdana"/>
                 <w:b w:val="0"/>
                 <w:sz w:val="16"/>
               </w:rPr>
@@ -6418,7 +6522,7 @@
             <w:r/>
             <w:r>
               <w:rPr>
-                <w:rFonts w:ascii="Arial" w:hAnsi="Arial"/>
+                <w:rFonts w:ascii="Verdana" w:hAnsi="Verdana"/>
                 <w:b w:val="0"/>
                 <w:sz w:val="16"/>
               </w:rPr>
@@ -6434,7 +6538,7 @@
             <w:r/>
             <w:r>
               <w:rPr>
-                <w:rFonts w:ascii="Arial" w:hAnsi="Arial"/>
+                <w:rFonts w:ascii="Verdana" w:hAnsi="Verdana"/>
                 <w:b w:val="0"/>
                 <w:sz w:val="16"/>
               </w:rPr>
@@ -6450,7 +6554,7 @@
             <w:r/>
             <w:r>
               <w:rPr>
-                <w:rFonts w:ascii="Arial" w:hAnsi="Arial"/>
+                <w:rFonts w:ascii="Verdana" w:hAnsi="Verdana"/>
                 <w:b w:val="0"/>
                 <w:sz w:val="16"/>
               </w:rPr>
@@ -6466,7 +6570,7 @@
             <w:r/>
             <w:r>
               <w:rPr>
-                <w:rFonts w:ascii="Arial" w:hAnsi="Arial"/>
+                <w:rFonts w:ascii="Verdana" w:hAnsi="Verdana"/>
                 <w:b w:val="0"/>
                 <w:sz w:val="16"/>
               </w:rPr>
@@ -6482,7 +6586,7 @@
             <w:r/>
             <w:r>
               <w:rPr>
-                <w:rFonts w:ascii="Arial" w:hAnsi="Arial"/>
+                <w:rFonts w:ascii="Verdana" w:hAnsi="Verdana"/>
                 <w:b w:val="0"/>
                 <w:sz w:val="16"/>
               </w:rPr>
@@ -6498,7 +6602,7 @@
             <w:r/>
             <w:r>
               <w:rPr>
-                <w:rFonts w:ascii="Arial" w:hAnsi="Arial"/>
+                <w:rFonts w:ascii="Verdana" w:hAnsi="Verdana"/>
                 <w:b w:val="0"/>
                 <w:sz w:val="16"/>
               </w:rPr>
@@ -6514,7 +6618,7 @@
             <w:r/>
             <w:r>
               <w:rPr>
-                <w:rFonts w:ascii="Arial" w:hAnsi="Arial"/>
+                <w:rFonts w:ascii="Verdana" w:hAnsi="Verdana"/>
                 <w:b w:val="0"/>
                 <w:sz w:val="16"/>
               </w:rPr>
@@ -6523,15 +6627,18 @@
         </w:tc>
       </w:tr>
       <w:tr>
-        <w:tc>
-          <w:tcPr>
-            <w:tcW w:type="dxa" w:w="1514"/>
-          </w:tcPr>
-          <w:p>
-            <w:r/>
-            <w:r>
-              <w:rPr>
-                <w:rFonts w:ascii="Arial" w:hAnsi="Arial"/>
+        <w:trPr>
+          <w:cantSplit/>
+        </w:trPr>
+        <w:tc>
+          <w:tcPr>
+            <w:tcW w:type="dxa" w:w="1514"/>
+          </w:tcPr>
+          <w:p>
+            <w:r/>
+            <w:r>
+              <w:rPr>
+                <w:rFonts w:ascii="Verdana" w:hAnsi="Verdana"/>
                 <w:b w:val="0"/>
                 <w:sz w:val="16"/>
               </w:rPr>
@@ -6547,7 +6654,7 @@
             <w:r/>
             <w:r>
               <w:rPr>
-                <w:rFonts w:ascii="Arial" w:hAnsi="Arial"/>
+                <w:rFonts w:ascii="Verdana" w:hAnsi="Verdana"/>
                 <w:b w:val="0"/>
                 <w:sz w:val="16"/>
               </w:rPr>
@@ -6563,7 +6670,7 @@
             <w:r/>
             <w:r>
               <w:rPr>
-                <w:rFonts w:ascii="Arial" w:hAnsi="Arial"/>
+                <w:rFonts w:ascii="Verdana" w:hAnsi="Verdana"/>
                 <w:b w:val="0"/>
                 <w:sz w:val="16"/>
               </w:rPr>
@@ -6579,7 +6686,7 @@
             <w:r/>
             <w:r>
               <w:rPr>
-                <w:rFonts w:ascii="Arial" w:hAnsi="Arial"/>
+                <w:rFonts w:ascii="Verdana" w:hAnsi="Verdana"/>
                 <w:b w:val="0"/>
                 <w:sz w:val="16"/>
               </w:rPr>
@@ -6595,7 +6702,7 @@
             <w:r/>
             <w:r>
               <w:rPr>
-                <w:rFonts w:ascii="Arial" w:hAnsi="Arial"/>
+                <w:rFonts w:ascii="Verdana" w:hAnsi="Verdana"/>
                 <w:b w:val="0"/>
                 <w:sz w:val="16"/>
               </w:rPr>
@@ -6611,7 +6718,7 @@
             <w:r/>
             <w:r>
               <w:rPr>
-                <w:rFonts w:ascii="Arial" w:hAnsi="Arial"/>
+                <w:rFonts w:ascii="Verdana" w:hAnsi="Verdana"/>
                 <w:b w:val="0"/>
                 <w:sz w:val="16"/>
               </w:rPr>
@@ -6627,7 +6734,7 @@
             <w:r/>
             <w:r>
               <w:rPr>
-                <w:rFonts w:ascii="Arial" w:hAnsi="Arial"/>
+                <w:rFonts w:ascii="Verdana" w:hAnsi="Verdana"/>
                 <w:b w:val="0"/>
                 <w:sz w:val="16"/>
               </w:rPr>
@@ -6643,7 +6750,7 @@
             <w:r/>
             <w:r>
               <w:rPr>
-                <w:rFonts w:ascii="Arial" w:hAnsi="Arial"/>
+                <w:rFonts w:ascii="Verdana" w:hAnsi="Verdana"/>
                 <w:b w:val="0"/>
                 <w:sz w:val="16"/>
               </w:rPr>
@@ -6659,7 +6766,7 @@
             <w:r/>
             <w:r>
               <w:rPr>
-                <w:rFonts w:ascii="Arial" w:hAnsi="Arial"/>
+                <w:rFonts w:ascii="Verdana" w:hAnsi="Verdana"/>
                 <w:b w:val="0"/>
                 <w:sz w:val="16"/>
               </w:rPr>
@@ -6675,7 +6782,7 @@
             <w:r/>
             <w:r>
               <w:rPr>
-                <w:rFonts w:ascii="Arial" w:hAnsi="Arial"/>
+                <w:rFonts w:ascii="Verdana" w:hAnsi="Verdana"/>
                 <w:b w:val="0"/>
                 <w:sz w:val="16"/>
               </w:rPr>
@@ -6684,15 +6791,18 @@
         </w:tc>
       </w:tr>
       <w:tr>
-        <w:tc>
-          <w:tcPr>
-            <w:tcW w:type="dxa" w:w="1514"/>
-          </w:tcPr>
-          <w:p>
-            <w:r/>
-            <w:r>
-              <w:rPr>
-                <w:rFonts w:ascii="Arial" w:hAnsi="Arial"/>
+        <w:trPr>
+          <w:cantSplit/>
+        </w:trPr>
+        <w:tc>
+          <w:tcPr>
+            <w:tcW w:type="dxa" w:w="1514"/>
+          </w:tcPr>
+          <w:p>
+            <w:r/>
+            <w:r>
+              <w:rPr>
+                <w:rFonts w:ascii="Verdana" w:hAnsi="Verdana"/>
                 <w:b w:val="0"/>
                 <w:sz w:val="16"/>
               </w:rPr>
@@ -6708,7 +6818,7 @@
             <w:r/>
             <w:r>
               <w:rPr>
-                <w:rFonts w:ascii="Arial" w:hAnsi="Arial"/>
+                <w:rFonts w:ascii="Verdana" w:hAnsi="Verdana"/>
                 <w:b w:val="0"/>
                 <w:sz w:val="16"/>
               </w:rPr>
@@ -6724,7 +6834,7 @@
             <w:r/>
             <w:r>
               <w:rPr>
-                <w:rFonts w:ascii="Arial" w:hAnsi="Arial"/>
+                <w:rFonts w:ascii="Verdana" w:hAnsi="Verdana"/>
                 <w:b w:val="0"/>
                 <w:sz w:val="16"/>
               </w:rPr>
@@ -6740,7 +6850,7 @@
             <w:r/>
             <w:r>
               <w:rPr>
-                <w:rFonts w:ascii="Arial" w:hAnsi="Arial"/>
+                <w:rFonts w:ascii="Verdana" w:hAnsi="Verdana"/>
                 <w:b w:val="0"/>
                 <w:sz w:val="16"/>
               </w:rPr>
@@ -6756,7 +6866,7 @@
             <w:r/>
             <w:r>
               <w:rPr>
-                <w:rFonts w:ascii="Arial" w:hAnsi="Arial"/>
+                <w:rFonts w:ascii="Verdana" w:hAnsi="Verdana"/>
                 <w:b w:val="0"/>
                 <w:sz w:val="16"/>
               </w:rPr>
@@ -6772,7 +6882,7 @@
             <w:r/>
             <w:r>
               <w:rPr>
-                <w:rFonts w:ascii="Arial" w:hAnsi="Arial"/>
+                <w:rFonts w:ascii="Verdana" w:hAnsi="Verdana"/>
                 <w:b w:val="0"/>
                 <w:sz w:val="16"/>
               </w:rPr>
@@ -6788,7 +6898,7 @@
             <w:r/>
             <w:r>
               <w:rPr>
-                <w:rFonts w:ascii="Arial" w:hAnsi="Arial"/>
+                <w:rFonts w:ascii="Verdana" w:hAnsi="Verdana"/>
                 <w:b w:val="0"/>
                 <w:sz w:val="16"/>
               </w:rPr>
@@ -6804,7 +6914,7 @@
             <w:r/>
             <w:r>
               <w:rPr>
-                <w:rFonts w:ascii="Arial" w:hAnsi="Arial"/>
+                <w:rFonts w:ascii="Verdana" w:hAnsi="Verdana"/>
                 <w:b w:val="0"/>
                 <w:sz w:val="16"/>
               </w:rPr>
@@ -6820,7 +6930,7 @@
             <w:r/>
             <w:r>
               <w:rPr>
-                <w:rFonts w:ascii="Arial" w:hAnsi="Arial"/>
+                <w:rFonts w:ascii="Verdana" w:hAnsi="Verdana"/>
                 <w:b w:val="0"/>
                 <w:sz w:val="16"/>
               </w:rPr>
@@ -6836,7 +6946,7 @@
             <w:r/>
             <w:r>
               <w:rPr>
-                <w:rFonts w:ascii="Arial" w:hAnsi="Arial"/>
+                <w:rFonts w:ascii="Verdana" w:hAnsi="Verdana"/>
                 <w:b w:val="0"/>
                 <w:sz w:val="16"/>
               </w:rPr>
@@ -6845,15 +6955,18 @@
         </w:tc>
       </w:tr>
       <w:tr>
-        <w:tc>
-          <w:tcPr>
-            <w:tcW w:type="dxa" w:w="1514"/>
-          </w:tcPr>
-          <w:p>
-            <w:r/>
-            <w:r>
-              <w:rPr>
-                <w:rFonts w:ascii="Arial" w:hAnsi="Arial"/>
+        <w:trPr>
+          <w:cantSplit/>
+        </w:trPr>
+        <w:tc>
+          <w:tcPr>
+            <w:tcW w:type="dxa" w:w="1514"/>
+          </w:tcPr>
+          <w:p>
+            <w:r/>
+            <w:r>
+              <w:rPr>
+                <w:rFonts w:ascii="Verdana" w:hAnsi="Verdana"/>
                 <w:b w:val="0"/>
                 <w:sz w:val="16"/>
               </w:rPr>
@@ -6869,7 +6982,7 @@
             <w:r/>
             <w:r>
               <w:rPr>
-                <w:rFonts w:ascii="Arial" w:hAnsi="Arial"/>
+                <w:rFonts w:ascii="Verdana" w:hAnsi="Verdana"/>
                 <w:b w:val="0"/>
                 <w:sz w:val="16"/>
               </w:rPr>
@@ -6885,7 +6998,7 @@
             <w:r/>
             <w:r>
               <w:rPr>
-                <w:rFonts w:ascii="Arial" w:hAnsi="Arial"/>
+                <w:rFonts w:ascii="Verdana" w:hAnsi="Verdana"/>
                 <w:b w:val="0"/>
                 <w:sz w:val="16"/>
               </w:rPr>
@@ -6901,7 +7014,7 @@
             <w:r/>
             <w:r>
               <w:rPr>
-                <w:rFonts w:ascii="Arial" w:hAnsi="Arial"/>
+                <w:rFonts w:ascii="Verdana" w:hAnsi="Verdana"/>
                 <w:b w:val="0"/>
                 <w:sz w:val="16"/>
               </w:rPr>
@@ -6917,7 +7030,7 @@
             <w:r/>
             <w:r>
               <w:rPr>
-                <w:rFonts w:ascii="Arial" w:hAnsi="Arial"/>
+                <w:rFonts w:ascii="Verdana" w:hAnsi="Verdana"/>
                 <w:b w:val="0"/>
                 <w:sz w:val="16"/>
               </w:rPr>
@@ -6933,7 +7046,7 @@
             <w:r/>
             <w:r>
               <w:rPr>
-                <w:rFonts w:ascii="Arial" w:hAnsi="Arial"/>
+                <w:rFonts w:ascii="Verdana" w:hAnsi="Verdana"/>
                 <w:b w:val="0"/>
                 <w:sz w:val="16"/>
               </w:rPr>
@@ -6949,7 +7062,7 @@
             <w:r/>
             <w:r>
               <w:rPr>
-                <w:rFonts w:ascii="Arial" w:hAnsi="Arial"/>
+                <w:rFonts w:ascii="Verdana" w:hAnsi="Verdana"/>
                 <w:b w:val="0"/>
                 <w:sz w:val="16"/>
               </w:rPr>
@@ -6965,7 +7078,7 @@
             <w:r/>
             <w:r>
               <w:rPr>
-                <w:rFonts w:ascii="Arial" w:hAnsi="Arial"/>
+                <w:rFonts w:ascii="Verdana" w:hAnsi="Verdana"/>
                 <w:b w:val="0"/>
                 <w:sz w:val="16"/>
               </w:rPr>
@@ -6981,7 +7094,7 @@
             <w:r/>
             <w:r>
               <w:rPr>
-                <w:rFonts w:ascii="Arial" w:hAnsi="Arial"/>
+                <w:rFonts w:ascii="Verdana" w:hAnsi="Verdana"/>
                 <w:b w:val="0"/>
                 <w:sz w:val="16"/>
               </w:rPr>
@@ -6997,7 +7110,7 @@
             <w:r/>
             <w:r>
               <w:rPr>
-                <w:rFonts w:ascii="Arial" w:hAnsi="Arial"/>
+                <w:rFonts w:ascii="Verdana" w:hAnsi="Verdana"/>
                 <w:b w:val="0"/>
                 <w:sz w:val="16"/>
               </w:rPr>
@@ -7006,15 +7119,18 @@
         </w:tc>
       </w:tr>
       <w:tr>
-        <w:tc>
-          <w:tcPr>
-            <w:tcW w:type="dxa" w:w="1514"/>
-          </w:tcPr>
-          <w:p>
-            <w:r/>
-            <w:r>
-              <w:rPr>
-                <w:rFonts w:ascii="Arial" w:hAnsi="Arial"/>
+        <w:trPr>
+          <w:cantSplit/>
+        </w:trPr>
+        <w:tc>
+          <w:tcPr>
+            <w:tcW w:type="dxa" w:w="1514"/>
+          </w:tcPr>
+          <w:p>
+            <w:r/>
+            <w:r>
+              <w:rPr>
+                <w:rFonts w:ascii="Verdana" w:hAnsi="Verdana"/>
                 <w:b w:val="0"/>
                 <w:sz w:val="16"/>
               </w:rPr>
@@ -7030,7 +7146,7 @@
             <w:r/>
             <w:r>
               <w:rPr>
-                <w:rFonts w:ascii="Arial" w:hAnsi="Arial"/>
+                <w:rFonts w:ascii="Verdana" w:hAnsi="Verdana"/>
                 <w:b w:val="0"/>
                 <w:sz w:val="16"/>
               </w:rPr>
@@ -7046,7 +7162,7 @@
             <w:r/>
             <w:r>
               <w:rPr>
-                <w:rFonts w:ascii="Arial" w:hAnsi="Arial"/>
+                <w:rFonts w:ascii="Verdana" w:hAnsi="Verdana"/>
                 <w:b w:val="0"/>
                 <w:sz w:val="16"/>
               </w:rPr>
@@ -7062,7 +7178,7 @@
             <w:r/>
             <w:r>
               <w:rPr>
-                <w:rFonts w:ascii="Arial" w:hAnsi="Arial"/>
+                <w:rFonts w:ascii="Verdana" w:hAnsi="Verdana"/>
                 <w:b w:val="0"/>
                 <w:sz w:val="16"/>
               </w:rPr>
@@ -7078,7 +7194,7 @@
             <w:r/>
             <w:r>
               <w:rPr>
-                <w:rFonts w:ascii="Arial" w:hAnsi="Arial"/>
+                <w:rFonts w:ascii="Verdana" w:hAnsi="Verdana"/>
                 <w:b w:val="0"/>
                 <w:sz w:val="16"/>
               </w:rPr>
@@ -7094,7 +7210,7 @@
             <w:r/>
             <w:r>
               <w:rPr>
-                <w:rFonts w:ascii="Arial" w:hAnsi="Arial"/>
+                <w:rFonts w:ascii="Verdana" w:hAnsi="Verdana"/>
                 <w:b w:val="0"/>
                 <w:sz w:val="16"/>
               </w:rPr>
@@ -7110,7 +7226,7 @@
             <w:r/>
             <w:r>
               <w:rPr>
-                <w:rFonts w:ascii="Arial" w:hAnsi="Arial"/>
+                <w:rFonts w:ascii="Verdana" w:hAnsi="Verdana"/>
                 <w:b w:val="0"/>
                 <w:sz w:val="16"/>
               </w:rPr>
@@ -7126,7 +7242,7 @@
             <w:r/>
             <w:r>
               <w:rPr>
-                <w:rFonts w:ascii="Arial" w:hAnsi="Arial"/>
+                <w:rFonts w:ascii="Verdana" w:hAnsi="Verdana"/>
                 <w:b w:val="0"/>
                 <w:sz w:val="16"/>
               </w:rPr>
@@ -7142,7 +7258,7 @@
             <w:r/>
             <w:r>
               <w:rPr>
-                <w:rFonts w:ascii="Arial" w:hAnsi="Arial"/>
+                <w:rFonts w:ascii="Verdana" w:hAnsi="Verdana"/>
                 <w:b w:val="0"/>
                 <w:sz w:val="16"/>
               </w:rPr>
@@ -7158,7 +7274,7 @@
             <w:r/>
             <w:r>
               <w:rPr>
-                <w:rFonts w:ascii="Arial" w:hAnsi="Arial"/>
+                <w:rFonts w:ascii="Verdana" w:hAnsi="Verdana"/>
                 <w:b w:val="0"/>
                 <w:sz w:val="16"/>
               </w:rPr>
@@ -7167,15 +7283,18 @@
         </w:tc>
       </w:tr>
       <w:tr>
-        <w:tc>
-          <w:tcPr>
-            <w:tcW w:type="dxa" w:w="1514"/>
-          </w:tcPr>
-          <w:p>
-            <w:r/>
-            <w:r>
-              <w:rPr>
-                <w:rFonts w:ascii="Arial" w:hAnsi="Arial"/>
+        <w:trPr>
+          <w:cantSplit/>
+        </w:trPr>
+        <w:tc>
+          <w:tcPr>
+            <w:tcW w:type="dxa" w:w="1514"/>
+          </w:tcPr>
+          <w:p>
+            <w:r/>
+            <w:r>
+              <w:rPr>
+                <w:rFonts w:ascii="Verdana" w:hAnsi="Verdana"/>
                 <w:b w:val="0"/>
                 <w:sz w:val="16"/>
               </w:rPr>
@@ -7191,7 +7310,7 @@
             <w:r/>
             <w:r>
               <w:rPr>
-                <w:rFonts w:ascii="Arial" w:hAnsi="Arial"/>
+                <w:rFonts w:ascii="Verdana" w:hAnsi="Verdana"/>
                 <w:b w:val="0"/>
                 <w:sz w:val="16"/>
               </w:rPr>
@@ -7207,7 +7326,7 @@
             <w:r/>
             <w:r>
               <w:rPr>
-                <w:rFonts w:ascii="Arial" w:hAnsi="Arial"/>
+                <w:rFonts w:ascii="Verdana" w:hAnsi="Verdana"/>
                 <w:b w:val="0"/>
                 <w:sz w:val="16"/>
               </w:rPr>
@@ -7223,7 +7342,7 @@
             <w:r/>
             <w:r>
               <w:rPr>
-                <w:rFonts w:ascii="Arial" w:hAnsi="Arial"/>
+                <w:rFonts w:ascii="Verdana" w:hAnsi="Verdana"/>
                 <w:b w:val="0"/>
                 <w:sz w:val="16"/>
               </w:rPr>
@@ -7239,7 +7358,7 @@
             <w:r/>
             <w:r>
               <w:rPr>
-                <w:rFonts w:ascii="Arial" w:hAnsi="Arial"/>
+                <w:rFonts w:ascii="Verdana" w:hAnsi="Verdana"/>
                 <w:b w:val="0"/>
                 <w:sz w:val="16"/>
               </w:rPr>
@@ -7255,7 +7374,7 @@
             <w:r/>
             <w:r>
               <w:rPr>
-                <w:rFonts w:ascii="Arial" w:hAnsi="Arial"/>
+                <w:rFonts w:ascii="Verdana" w:hAnsi="Verdana"/>
                 <w:b w:val="0"/>
                 <w:sz w:val="16"/>
               </w:rPr>
@@ -7271,7 +7390,7 @@
             <w:r/>
             <w:r>
               <w:rPr>
-                <w:rFonts w:ascii="Arial" w:hAnsi="Arial"/>
+                <w:rFonts w:ascii="Verdana" w:hAnsi="Verdana"/>
                 <w:b w:val="0"/>
                 <w:sz w:val="16"/>
               </w:rPr>
@@ -7287,7 +7406,7 @@
             <w:r/>
             <w:r>
               <w:rPr>
-                <w:rFonts w:ascii="Arial" w:hAnsi="Arial"/>
+                <w:rFonts w:ascii="Verdana" w:hAnsi="Verdana"/>
                 <w:b w:val="0"/>
                 <w:sz w:val="16"/>
               </w:rPr>
@@ -7303,7 +7422,7 @@
             <w:r/>
             <w:r>
               <w:rPr>
-                <w:rFonts w:ascii="Arial" w:hAnsi="Arial"/>
+                <w:rFonts w:ascii="Verdana" w:hAnsi="Verdana"/>
                 <w:b w:val="0"/>
                 <w:sz w:val="16"/>
               </w:rPr>
@@ -7319,7 +7438,7 @@
             <w:r/>
             <w:r>
               <w:rPr>
-                <w:rFonts w:ascii="Arial" w:hAnsi="Arial"/>
+                <w:rFonts w:ascii="Verdana" w:hAnsi="Verdana"/>
                 <w:b w:val="0"/>
                 <w:sz w:val="16"/>
               </w:rPr>
@@ -7328,15 +7447,18 @@
         </w:tc>
       </w:tr>
       <w:tr>
-        <w:tc>
-          <w:tcPr>
-            <w:tcW w:type="dxa" w:w="1514"/>
-          </w:tcPr>
-          <w:p>
-            <w:r/>
-            <w:r>
-              <w:rPr>
-                <w:rFonts w:ascii="Arial" w:hAnsi="Arial"/>
+        <w:trPr>
+          <w:cantSplit/>
+        </w:trPr>
+        <w:tc>
+          <w:tcPr>
+            <w:tcW w:type="dxa" w:w="1514"/>
+          </w:tcPr>
+          <w:p>
+            <w:r/>
+            <w:r>
+              <w:rPr>
+                <w:rFonts w:ascii="Verdana" w:hAnsi="Verdana"/>
                 <w:b w:val="0"/>
                 <w:sz w:val="16"/>
               </w:rPr>
@@ -7352,7 +7474,7 @@
             <w:r/>
             <w:r>
               <w:rPr>
-                <w:rFonts w:ascii="Arial" w:hAnsi="Arial"/>
+                <w:rFonts w:ascii="Verdana" w:hAnsi="Verdana"/>
                 <w:b w:val="0"/>
                 <w:sz w:val="16"/>
               </w:rPr>
@@ -7368,7 +7490,7 @@
             <w:r/>
             <w:r>
               <w:rPr>
-                <w:rFonts w:ascii="Arial" w:hAnsi="Arial"/>
+                <w:rFonts w:ascii="Verdana" w:hAnsi="Verdana"/>
                 <w:b w:val="0"/>
                 <w:sz w:val="16"/>
               </w:rPr>
@@ -7384,7 +7506,7 @@
             <w:r/>
             <w:r>
               <w:rPr>
-                <w:rFonts w:ascii="Arial" w:hAnsi="Arial"/>
+                <w:rFonts w:ascii="Verdana" w:hAnsi="Verdana"/>
                 <w:b w:val="0"/>
                 <w:sz w:val="16"/>
               </w:rPr>
@@ -7400,7 +7522,7 @@
             <w:r/>
             <w:r>
               <w:rPr>
-                <w:rFonts w:ascii="Arial" w:hAnsi="Arial"/>
+                <w:rFonts w:ascii="Verdana" w:hAnsi="Verdana"/>
                 <w:b w:val="0"/>
                 <w:sz w:val="16"/>
               </w:rPr>
@@ -7416,7 +7538,7 @@
             <w:r/>
             <w:r>
               <w:rPr>
-                <w:rFonts w:ascii="Arial" w:hAnsi="Arial"/>
+                <w:rFonts w:ascii="Verdana" w:hAnsi="Verdana"/>
                 <w:b w:val="0"/>
                 <w:sz w:val="16"/>
               </w:rPr>
@@ -7432,7 +7554,7 @@
             <w:r/>
             <w:r>
               <w:rPr>
-                <w:rFonts w:ascii="Arial" w:hAnsi="Arial"/>
+                <w:rFonts w:ascii="Verdana" w:hAnsi="Verdana"/>
                 <w:b w:val="0"/>
                 <w:sz w:val="16"/>
               </w:rPr>
@@ -7448,7 +7570,7 @@
             <w:r/>
             <w:r>
               <w:rPr>
-                <w:rFonts w:ascii="Arial" w:hAnsi="Arial"/>
+                <w:rFonts w:ascii="Verdana" w:hAnsi="Verdana"/>
                 <w:b w:val="0"/>
                 <w:sz w:val="16"/>
               </w:rPr>
@@ -7464,7 +7586,7 @@
             <w:r/>
             <w:r>
               <w:rPr>
-                <w:rFonts w:ascii="Arial" w:hAnsi="Arial"/>
+                <w:rFonts w:ascii="Verdana" w:hAnsi="Verdana"/>
                 <w:b w:val="0"/>
                 <w:sz w:val="16"/>
               </w:rPr>
@@ -7480,7 +7602,7 @@
             <w:r/>
             <w:r>
               <w:rPr>
-                <w:rFonts w:ascii="Arial" w:hAnsi="Arial"/>
+                <w:rFonts w:ascii="Verdana" w:hAnsi="Verdana"/>
                 <w:b w:val="0"/>
                 <w:sz w:val="16"/>
               </w:rPr>
@@ -7489,15 +7611,18 @@
         </w:tc>
       </w:tr>
       <w:tr>
-        <w:tc>
-          <w:tcPr>
-            <w:tcW w:type="dxa" w:w="1514"/>
-          </w:tcPr>
-          <w:p>
-            <w:r/>
-            <w:r>
-              <w:rPr>
-                <w:rFonts w:ascii="Arial" w:hAnsi="Arial"/>
+        <w:trPr>
+          <w:cantSplit/>
+        </w:trPr>
+        <w:tc>
+          <w:tcPr>
+            <w:tcW w:type="dxa" w:w="1514"/>
+          </w:tcPr>
+          <w:p>
+            <w:r/>
+            <w:r>
+              <w:rPr>
+                <w:rFonts w:ascii="Verdana" w:hAnsi="Verdana"/>
                 <w:b w:val="0"/>
                 <w:sz w:val="16"/>
               </w:rPr>
@@ -7513,7 +7638,7 @@
             <w:r/>
             <w:r>
               <w:rPr>
-                <w:rFonts w:ascii="Arial" w:hAnsi="Arial"/>
+                <w:rFonts w:ascii="Verdana" w:hAnsi="Verdana"/>
                 <w:b w:val="0"/>
                 <w:sz w:val="16"/>
               </w:rPr>
@@ -7529,7 +7654,7 @@
             <w:r/>
             <w:r>
               <w:rPr>
-                <w:rFonts w:ascii="Arial" w:hAnsi="Arial"/>
+                <w:rFonts w:ascii="Verdana" w:hAnsi="Verdana"/>
                 <w:b w:val="0"/>
                 <w:sz w:val="16"/>
               </w:rPr>
@@ -7545,7 +7670,7 @@
             <w:r/>
             <w:r>
               <w:rPr>
-                <w:rFonts w:ascii="Arial" w:hAnsi="Arial"/>
+                <w:rFonts w:ascii="Verdana" w:hAnsi="Verdana"/>
                 <w:b w:val="0"/>
                 <w:sz w:val="16"/>
               </w:rPr>
@@ -7561,7 +7686,7 @@
             <w:r/>
             <w:r>
               <w:rPr>
-                <w:rFonts w:ascii="Arial" w:hAnsi="Arial"/>
+                <w:rFonts w:ascii="Verdana" w:hAnsi="Verdana"/>
                 <w:b w:val="0"/>
                 <w:sz w:val="16"/>
               </w:rPr>
@@ -7577,7 +7702,7 @@
             <w:r/>
             <w:r>
               <w:rPr>
-                <w:rFonts w:ascii="Arial" w:hAnsi="Arial"/>
+                <w:rFonts w:ascii="Verdana" w:hAnsi="Verdana"/>
                 <w:b w:val="0"/>
                 <w:sz w:val="16"/>
               </w:rPr>
@@ -7593,7 +7718,7 @@
             <w:r/>
             <w:r>
               <w:rPr>
-                <w:rFonts w:ascii="Arial" w:hAnsi="Arial"/>
+                <w:rFonts w:ascii="Verdana" w:hAnsi="Verdana"/>
                 <w:b w:val="0"/>
                 <w:sz w:val="16"/>
               </w:rPr>
@@ -7609,7 +7734,7 @@
             <w:r/>
             <w:r>
               <w:rPr>
-                <w:rFonts w:ascii="Arial" w:hAnsi="Arial"/>
+                <w:rFonts w:ascii="Verdana" w:hAnsi="Verdana"/>
                 <w:b w:val="0"/>
                 <w:sz w:val="16"/>
               </w:rPr>
@@ -7625,7 +7750,7 @@
             <w:r/>
             <w:r>
               <w:rPr>
-                <w:rFonts w:ascii="Arial" w:hAnsi="Arial"/>
+                <w:rFonts w:ascii="Verdana" w:hAnsi="Verdana"/>
                 <w:b w:val="0"/>
                 <w:sz w:val="16"/>
               </w:rPr>
@@ -7641,7 +7766,7 @@
             <w:r/>
             <w:r>
               <w:rPr>
-                <w:rFonts w:ascii="Arial" w:hAnsi="Arial"/>
+                <w:rFonts w:ascii="Verdana" w:hAnsi="Verdana"/>
                 <w:b w:val="0"/>
                 <w:sz w:val="16"/>
               </w:rPr>
@@ -7650,15 +7775,18 @@
         </w:tc>
       </w:tr>
       <w:tr>
-        <w:tc>
-          <w:tcPr>
-            <w:tcW w:type="dxa" w:w="1514"/>
-          </w:tcPr>
-          <w:p>
-            <w:r/>
-            <w:r>
-              <w:rPr>
-                <w:rFonts w:ascii="Arial" w:hAnsi="Arial"/>
+        <w:trPr>
+          <w:cantSplit/>
+        </w:trPr>
+        <w:tc>
+          <w:tcPr>
+            <w:tcW w:type="dxa" w:w="1514"/>
+          </w:tcPr>
+          <w:p>
+            <w:r/>
+            <w:r>
+              <w:rPr>
+                <w:rFonts w:ascii="Verdana" w:hAnsi="Verdana"/>
                 <w:b w:val="0"/>
                 <w:sz w:val="16"/>
               </w:rPr>
@@ -7674,7 +7802,7 @@
             <w:r/>
             <w:r>
               <w:rPr>
-                <w:rFonts w:ascii="Arial" w:hAnsi="Arial"/>
+                <w:rFonts w:ascii="Verdana" w:hAnsi="Verdana"/>
                 <w:b w:val="0"/>
                 <w:sz w:val="16"/>
               </w:rPr>
@@ -7690,7 +7818,7 @@
             <w:r/>
             <w:r>
               <w:rPr>
-                <w:rFonts w:ascii="Arial" w:hAnsi="Arial"/>
+                <w:rFonts w:ascii="Verdana" w:hAnsi="Verdana"/>
                 <w:b w:val="0"/>
                 <w:sz w:val="16"/>
               </w:rPr>
@@ -7706,7 +7834,7 @@
             <w:r/>
             <w:r>
               <w:rPr>
-                <w:rFonts w:ascii="Arial" w:hAnsi="Arial"/>
+                <w:rFonts w:ascii="Verdana" w:hAnsi="Verdana"/>
                 <w:b w:val="0"/>
                 <w:sz w:val="16"/>
               </w:rPr>
@@ -7722,7 +7850,7 @@
             <w:r/>
             <w:r>
               <w:rPr>
-                <w:rFonts w:ascii="Arial" w:hAnsi="Arial"/>
+                <w:rFonts w:ascii="Verdana" w:hAnsi="Verdana"/>
                 <w:b w:val="0"/>
                 <w:sz w:val="16"/>
               </w:rPr>
@@ -7738,7 +7866,7 @@
             <w:r/>
             <w:r>
               <w:rPr>
-                <w:rFonts w:ascii="Arial" w:hAnsi="Arial"/>
+                <w:rFonts w:ascii="Verdana" w:hAnsi="Verdana"/>
                 <w:b w:val="0"/>
                 <w:sz w:val="16"/>
               </w:rPr>
@@ -7754,7 +7882,7 @@
             <w:r/>
             <w:r>
               <w:rPr>
-                <w:rFonts w:ascii="Arial" w:hAnsi="Arial"/>
+                <w:rFonts w:ascii="Verdana" w:hAnsi="Verdana"/>
                 <w:b w:val="0"/>
                 <w:sz w:val="16"/>
               </w:rPr>
@@ -7770,7 +7898,7 @@
             <w:r/>
             <w:r>
               <w:rPr>
-                <w:rFonts w:ascii="Arial" w:hAnsi="Arial"/>
+                <w:rFonts w:ascii="Verdana" w:hAnsi="Verdana"/>
                 <w:b w:val="0"/>
                 <w:sz w:val="16"/>
               </w:rPr>
@@ -7786,7 +7914,7 @@
             <w:r/>
             <w:r>
               <w:rPr>
-                <w:rFonts w:ascii="Arial" w:hAnsi="Arial"/>
+                <w:rFonts w:ascii="Verdana" w:hAnsi="Verdana"/>
                 <w:b w:val="0"/>
                 <w:sz w:val="16"/>
               </w:rPr>
@@ -7802,7 +7930,7 @@
             <w:r/>
             <w:r>
               <w:rPr>
-                <w:rFonts w:ascii="Arial" w:hAnsi="Arial"/>
+                <w:rFonts w:ascii="Verdana" w:hAnsi="Verdana"/>
                 <w:b w:val="0"/>
                 <w:sz w:val="16"/>
               </w:rPr>
@@ -7811,15 +7939,18 @@
         </w:tc>
       </w:tr>
       <w:tr>
-        <w:tc>
-          <w:tcPr>
-            <w:tcW w:type="dxa" w:w="1514"/>
-          </w:tcPr>
-          <w:p>
-            <w:r/>
-            <w:r>
-              <w:rPr>
-                <w:rFonts w:ascii="Arial" w:hAnsi="Arial"/>
+        <w:trPr>
+          <w:cantSplit/>
+        </w:trPr>
+        <w:tc>
+          <w:tcPr>
+            <w:tcW w:type="dxa" w:w="1514"/>
+          </w:tcPr>
+          <w:p>
+            <w:r/>
+            <w:r>
+              <w:rPr>
+                <w:rFonts w:ascii="Verdana" w:hAnsi="Verdana"/>
                 <w:b w:val="0"/>
                 <w:sz w:val="16"/>
               </w:rPr>
@@ -7835,7 +7966,7 @@
             <w:r/>
             <w:r>
               <w:rPr>
-                <w:rFonts w:ascii="Arial" w:hAnsi="Arial"/>
+                <w:rFonts w:ascii="Verdana" w:hAnsi="Verdana"/>
                 <w:b w:val="0"/>
                 <w:sz w:val="16"/>
               </w:rPr>
@@ -7851,7 +7982,7 @@
             <w:r/>
             <w:r>
               <w:rPr>
-                <w:rFonts w:ascii="Arial" w:hAnsi="Arial"/>
+                <w:rFonts w:ascii="Verdana" w:hAnsi="Verdana"/>
                 <w:b w:val="0"/>
                 <w:sz w:val="16"/>
               </w:rPr>
@@ -7867,7 +7998,7 @@
             <w:r/>
             <w:r>
               <w:rPr>
-                <w:rFonts w:ascii="Arial" w:hAnsi="Arial"/>
+                <w:rFonts w:ascii="Verdana" w:hAnsi="Verdana"/>
                 <w:b w:val="0"/>
                 <w:sz w:val="16"/>
               </w:rPr>
@@ -7883,7 +8014,7 @@
             <w:r/>
             <w:r>
               <w:rPr>
-                <w:rFonts w:ascii="Arial" w:hAnsi="Arial"/>
+                <w:rFonts w:ascii="Verdana" w:hAnsi="Verdana"/>
                 <w:b w:val="0"/>
                 <w:sz w:val="16"/>
               </w:rPr>
@@ -7899,7 +8030,7 @@
             <w:r/>
             <w:r>
               <w:rPr>
-                <w:rFonts w:ascii="Arial" w:hAnsi="Arial"/>
+                <w:rFonts w:ascii="Verdana" w:hAnsi="Verdana"/>
                 <w:b w:val="0"/>
                 <w:sz w:val="16"/>
               </w:rPr>
@@ -7915,7 +8046,7 @@
             <w:r/>
             <w:r>
               <w:rPr>
-                <w:rFonts w:ascii="Arial" w:hAnsi="Arial"/>
+                <w:rFonts w:ascii="Verdana" w:hAnsi="Verdana"/>
                 <w:b w:val="0"/>
                 <w:sz w:val="16"/>
               </w:rPr>
@@ -7931,7 +8062,7 @@
             <w:r/>
             <w:r>
               <w:rPr>
-                <w:rFonts w:ascii="Arial" w:hAnsi="Arial"/>
+                <w:rFonts w:ascii="Verdana" w:hAnsi="Verdana"/>
                 <w:b w:val="0"/>
                 <w:sz w:val="16"/>
               </w:rPr>
@@ -7947,7 +8078,7 @@
             <w:r/>
             <w:r>
               <w:rPr>
-                <w:rFonts w:ascii="Arial" w:hAnsi="Arial"/>
+                <w:rFonts w:ascii="Verdana" w:hAnsi="Verdana"/>
                 <w:b w:val="0"/>
                 <w:sz w:val="16"/>
               </w:rPr>
@@ -7963,7 +8094,7 @@
             <w:r/>
             <w:r>
               <w:rPr>
-                <w:rFonts w:ascii="Arial" w:hAnsi="Arial"/>
+                <w:rFonts w:ascii="Verdana" w:hAnsi="Verdana"/>
                 <w:b w:val="0"/>
                 <w:sz w:val="16"/>
               </w:rPr>
@@ -7972,15 +8103,18 @@
         </w:tc>
       </w:tr>
       <w:tr>
-        <w:tc>
-          <w:tcPr>
-            <w:tcW w:type="dxa" w:w="1514"/>
-          </w:tcPr>
-          <w:p>
-            <w:r/>
-            <w:r>
-              <w:rPr>
-                <w:rFonts w:ascii="Arial" w:hAnsi="Arial"/>
+        <w:trPr>
+          <w:cantSplit/>
+        </w:trPr>
+        <w:tc>
+          <w:tcPr>
+            <w:tcW w:type="dxa" w:w="1514"/>
+          </w:tcPr>
+          <w:p>
+            <w:r/>
+            <w:r>
+              <w:rPr>
+                <w:rFonts w:ascii="Verdana" w:hAnsi="Verdana"/>
                 <w:b w:val="0"/>
                 <w:sz w:val="16"/>
               </w:rPr>
@@ -7996,7 +8130,7 @@
             <w:r/>
             <w:r>
               <w:rPr>
-                <w:rFonts w:ascii="Arial" w:hAnsi="Arial"/>
+                <w:rFonts w:ascii="Verdana" w:hAnsi="Verdana"/>
                 <w:b w:val="0"/>
                 <w:sz w:val="16"/>
               </w:rPr>
@@ -8012,7 +8146,7 @@
             <w:r/>
             <w:r>
               <w:rPr>
-                <w:rFonts w:ascii="Arial" w:hAnsi="Arial"/>
+                <w:rFonts w:ascii="Verdana" w:hAnsi="Verdana"/>
                 <w:b w:val="0"/>
                 <w:sz w:val="16"/>
               </w:rPr>
@@ -8028,7 +8162,7 @@
             <w:r/>
             <w:r>
               <w:rPr>
-                <w:rFonts w:ascii="Arial" w:hAnsi="Arial"/>
+                <w:rFonts w:ascii="Verdana" w:hAnsi="Verdana"/>
                 <w:b w:val="0"/>
                 <w:sz w:val="16"/>
               </w:rPr>
@@ -8044,7 +8178,7 @@
             <w:r/>
             <w:r>
               <w:rPr>
-                <w:rFonts w:ascii="Arial" w:hAnsi="Arial"/>
+                <w:rFonts w:ascii="Verdana" w:hAnsi="Verdana"/>
                 <w:b w:val="0"/>
                 <w:sz w:val="16"/>
               </w:rPr>
@@ -8060,7 +8194,7 @@
             <w:r/>
             <w:r>
               <w:rPr>
-                <w:rFonts w:ascii="Arial" w:hAnsi="Arial"/>
+                <w:rFonts w:ascii="Verdana" w:hAnsi="Verdana"/>
                 <w:b w:val="0"/>
                 <w:sz w:val="16"/>
               </w:rPr>
@@ -8076,7 +8210,7 @@
             <w:r/>
             <w:r>
               <w:rPr>
-                <w:rFonts w:ascii="Arial" w:hAnsi="Arial"/>
+                <w:rFonts w:ascii="Verdana" w:hAnsi="Verdana"/>
                 <w:b w:val="0"/>
                 <w:sz w:val="16"/>
               </w:rPr>
@@ -8092,7 +8226,7 @@
             <w:r/>
             <w:r>
               <w:rPr>
-                <w:rFonts w:ascii="Arial" w:hAnsi="Arial"/>
+                <w:rFonts w:ascii="Verdana" w:hAnsi="Verdana"/>
                 <w:b w:val="0"/>
                 <w:sz w:val="16"/>
               </w:rPr>
@@ -8108,7 +8242,7 @@
             <w:r/>
             <w:r>
               <w:rPr>
-                <w:rFonts w:ascii="Arial" w:hAnsi="Arial"/>
+                <w:rFonts w:ascii="Verdana" w:hAnsi="Verdana"/>
                 <w:b w:val="0"/>
                 <w:sz w:val="16"/>
               </w:rPr>
@@ -8124,7 +8258,7 @@
             <w:r/>
             <w:r>
               <w:rPr>
-                <w:rFonts w:ascii="Arial" w:hAnsi="Arial"/>
+                <w:rFonts w:ascii="Verdana" w:hAnsi="Verdana"/>
                 <w:b w:val="0"/>
                 <w:sz w:val="16"/>
               </w:rPr>
@@ -8133,15 +8267,18 @@
         </w:tc>
       </w:tr>
       <w:tr>
-        <w:tc>
-          <w:tcPr>
-            <w:tcW w:type="dxa" w:w="1514"/>
-          </w:tcPr>
-          <w:p>
-            <w:r/>
-            <w:r>
-              <w:rPr>
-                <w:rFonts w:ascii="Arial" w:hAnsi="Arial"/>
+        <w:trPr>
+          <w:cantSplit/>
+        </w:trPr>
+        <w:tc>
+          <w:tcPr>
+            <w:tcW w:type="dxa" w:w="1514"/>
+          </w:tcPr>
+          <w:p>
+            <w:r/>
+            <w:r>
+              <w:rPr>
+                <w:rFonts w:ascii="Verdana" w:hAnsi="Verdana"/>
                 <w:b w:val="0"/>
                 <w:sz w:val="16"/>
               </w:rPr>
@@ -8157,7 +8294,7 @@
             <w:r/>
             <w:r>
               <w:rPr>
-                <w:rFonts w:ascii="Arial" w:hAnsi="Arial"/>
+                <w:rFonts w:ascii="Verdana" w:hAnsi="Verdana"/>
                 <w:b w:val="0"/>
                 <w:sz w:val="16"/>
               </w:rPr>
@@ -8173,7 +8310,7 @@
             <w:r/>
             <w:r>
               <w:rPr>
-                <w:rFonts w:ascii="Arial" w:hAnsi="Arial"/>
+                <w:rFonts w:ascii="Verdana" w:hAnsi="Verdana"/>
                 <w:b w:val="0"/>
                 <w:sz w:val="16"/>
               </w:rPr>
@@ -8189,7 +8326,7 @@
             <w:r/>
             <w:r>
               <w:rPr>
-                <w:rFonts w:ascii="Arial" w:hAnsi="Arial"/>
+                <w:rFonts w:ascii="Verdana" w:hAnsi="Verdana"/>
                 <w:b w:val="0"/>
                 <w:sz w:val="16"/>
               </w:rPr>
@@ -8205,7 +8342,7 @@
             <w:r/>
             <w:r>
               <w:rPr>
-                <w:rFonts w:ascii="Arial" w:hAnsi="Arial"/>
+                <w:rFonts w:ascii="Verdana" w:hAnsi="Verdana"/>
                 <w:b w:val="0"/>
                 <w:sz w:val="16"/>
               </w:rPr>
@@ -8221,7 +8358,7 @@
             <w:r/>
             <w:r>
               <w:rPr>
-                <w:rFonts w:ascii="Arial" w:hAnsi="Arial"/>
+                <w:rFonts w:ascii="Verdana" w:hAnsi="Verdana"/>
                 <w:b w:val="0"/>
                 <w:sz w:val="16"/>
               </w:rPr>
@@ -8237,7 +8374,7 @@
             <w:r/>
             <w:r>
               <w:rPr>
-                <w:rFonts w:ascii="Arial" w:hAnsi="Arial"/>
+                <w:rFonts w:ascii="Verdana" w:hAnsi="Verdana"/>
                 <w:b w:val="0"/>
                 <w:sz w:val="16"/>
               </w:rPr>
@@ -8253,7 +8390,7 @@
             <w:r/>
             <w:r>
               <w:rPr>
-                <w:rFonts w:ascii="Arial" w:hAnsi="Arial"/>
+                <w:rFonts w:ascii="Verdana" w:hAnsi="Verdana"/>
                 <w:b w:val="0"/>
                 <w:sz w:val="16"/>
               </w:rPr>
@@ -8269,7 +8406,7 @@
             <w:r/>
             <w:r>
               <w:rPr>
-                <w:rFonts w:ascii="Arial" w:hAnsi="Arial"/>
+                <w:rFonts w:ascii="Verdana" w:hAnsi="Verdana"/>
                 <w:b w:val="0"/>
                 <w:sz w:val="16"/>
               </w:rPr>
@@ -8285,7 +8422,7 @@
             <w:r/>
             <w:r>
               <w:rPr>
-                <w:rFonts w:ascii="Arial" w:hAnsi="Arial"/>
+                <w:rFonts w:ascii="Verdana" w:hAnsi="Verdana"/>
                 <w:b w:val="0"/>
                 <w:sz w:val="16"/>
               </w:rPr>
@@ -8294,15 +8431,18 @@
         </w:tc>
       </w:tr>
       <w:tr>
-        <w:tc>
-          <w:tcPr>
-            <w:tcW w:type="dxa" w:w="1514"/>
-          </w:tcPr>
-          <w:p>
-            <w:r/>
-            <w:r>
-              <w:rPr>
-                <w:rFonts w:ascii="Arial" w:hAnsi="Arial"/>
+        <w:trPr>
+          <w:cantSplit/>
+        </w:trPr>
+        <w:tc>
+          <w:tcPr>
+            <w:tcW w:type="dxa" w:w="1514"/>
+          </w:tcPr>
+          <w:p>
+            <w:r/>
+            <w:r>
+              <w:rPr>
+                <w:rFonts w:ascii="Verdana" w:hAnsi="Verdana"/>
                 <w:b w:val="0"/>
                 <w:sz w:val="16"/>
               </w:rPr>
@@ -8318,7 +8458,7 @@
             <w:r/>
             <w:r>
               <w:rPr>
-                <w:rFonts w:ascii="Arial" w:hAnsi="Arial"/>
+                <w:rFonts w:ascii="Verdana" w:hAnsi="Verdana"/>
                 <w:b w:val="0"/>
                 <w:sz w:val="16"/>
               </w:rPr>
@@ -8334,7 +8474,7 @@
             <w:r/>
             <w:r>
               <w:rPr>
-                <w:rFonts w:ascii="Arial" w:hAnsi="Arial"/>
+                <w:rFonts w:ascii="Verdana" w:hAnsi="Verdana"/>
                 <w:b w:val="0"/>
                 <w:sz w:val="16"/>
               </w:rPr>
@@ -8350,7 +8490,7 @@
             <w:r/>
             <w:r>
               <w:rPr>
-                <w:rFonts w:ascii="Arial" w:hAnsi="Arial"/>
+                <w:rFonts w:ascii="Verdana" w:hAnsi="Verdana"/>
                 <w:b w:val="0"/>
                 <w:sz w:val="16"/>
               </w:rPr>
@@ -8366,7 +8506,7 @@
             <w:r/>
             <w:r>
               <w:rPr>
-                <w:rFonts w:ascii="Arial" w:hAnsi="Arial"/>
+                <w:rFonts w:ascii="Verdana" w:hAnsi="Verdana"/>
                 <w:b w:val="0"/>
                 <w:sz w:val="16"/>
               </w:rPr>
@@ -8382,7 +8522,7 @@
             <w:r/>
             <w:r>
               <w:rPr>
-                <w:rFonts w:ascii="Arial" w:hAnsi="Arial"/>
+                <w:rFonts w:ascii="Verdana" w:hAnsi="Verdana"/>
                 <w:b w:val="0"/>
                 <w:sz w:val="16"/>
               </w:rPr>
@@ -8398,7 +8538,7 @@
             <w:r/>
             <w:r>
               <w:rPr>
-                <w:rFonts w:ascii="Arial" w:hAnsi="Arial"/>
+                <w:rFonts w:ascii="Verdana" w:hAnsi="Verdana"/>
                 <w:b w:val="0"/>
                 <w:sz w:val="16"/>
               </w:rPr>
@@ -8414,7 +8554,7 @@
             <w:r/>
             <w:r>
               <w:rPr>
-                <w:rFonts w:ascii="Arial" w:hAnsi="Arial"/>
+                <w:rFonts w:ascii="Verdana" w:hAnsi="Verdana"/>
                 <w:b w:val="0"/>
                 <w:sz w:val="16"/>
               </w:rPr>
@@ -8430,7 +8570,7 @@
             <w:r/>
             <w:r>
               <w:rPr>
-                <w:rFonts w:ascii="Arial" w:hAnsi="Arial"/>
+                <w:rFonts w:ascii="Verdana" w:hAnsi="Verdana"/>
                 <w:b w:val="0"/>
                 <w:sz w:val="16"/>
               </w:rPr>
@@ -8446,7 +8586,7 @@
             <w:r/>
             <w:r>
               <w:rPr>
-                <w:rFonts w:ascii="Arial" w:hAnsi="Arial"/>
+                <w:rFonts w:ascii="Verdana" w:hAnsi="Verdana"/>
                 <w:b w:val="0"/>
                 <w:sz w:val="16"/>
               </w:rPr>
@@ -8455,15 +8595,18 @@
         </w:tc>
       </w:tr>
       <w:tr>
-        <w:tc>
-          <w:tcPr>
-            <w:tcW w:type="dxa" w:w="1514"/>
-          </w:tcPr>
-          <w:p>
-            <w:r/>
-            <w:r>
-              <w:rPr>
-                <w:rFonts w:ascii="Arial" w:hAnsi="Arial"/>
+        <w:trPr>
+          <w:cantSplit/>
+        </w:trPr>
+        <w:tc>
+          <w:tcPr>
+            <w:tcW w:type="dxa" w:w="1514"/>
+          </w:tcPr>
+          <w:p>
+            <w:r/>
+            <w:r>
+              <w:rPr>
+                <w:rFonts w:ascii="Verdana" w:hAnsi="Verdana"/>
                 <w:b w:val="0"/>
                 <w:sz w:val="16"/>
               </w:rPr>
@@ -8479,7 +8622,7 @@
             <w:r/>
             <w:r>
               <w:rPr>
-                <w:rFonts w:ascii="Arial" w:hAnsi="Arial"/>
+                <w:rFonts w:ascii="Verdana" w:hAnsi="Verdana"/>
                 <w:b w:val="0"/>
                 <w:sz w:val="16"/>
               </w:rPr>
@@ -8495,7 +8638,7 @@
             <w:r/>
             <w:r>
               <w:rPr>
-                <w:rFonts w:ascii="Arial" w:hAnsi="Arial"/>
+                <w:rFonts w:ascii="Verdana" w:hAnsi="Verdana"/>
                 <w:b w:val="0"/>
                 <w:sz w:val="16"/>
               </w:rPr>
@@ -8511,7 +8654,7 @@
             <w:r/>
             <w:r>
               <w:rPr>
-                <w:rFonts w:ascii="Arial" w:hAnsi="Arial"/>
+                <w:rFonts w:ascii="Verdana" w:hAnsi="Verdana"/>
                 <w:b w:val="0"/>
                 <w:sz w:val="16"/>
               </w:rPr>
@@ -8527,7 +8670,7 @@
             <w:r/>
             <w:r>
               <w:rPr>
-                <w:rFonts w:ascii="Arial" w:hAnsi="Arial"/>
+                <w:rFonts w:ascii="Verdana" w:hAnsi="Verdana"/>
                 <w:b w:val="0"/>
                 <w:sz w:val="16"/>
               </w:rPr>
@@ -8543,7 +8686,7 @@
             <w:r/>
             <w:r>
               <w:rPr>
-                <w:rFonts w:ascii="Arial" w:hAnsi="Arial"/>
+                <w:rFonts w:ascii="Verdana" w:hAnsi="Verdana"/>
                 <w:b w:val="0"/>
                 <w:sz w:val="16"/>
               </w:rPr>
@@ -8559,7 +8702,7 @@
             <w:r/>
             <w:r>
               <w:rPr>
-                <w:rFonts w:ascii="Arial" w:hAnsi="Arial"/>
+                <w:rFonts w:ascii="Verdana" w:hAnsi="Verdana"/>
                 <w:b w:val="0"/>
                 <w:sz w:val="16"/>
               </w:rPr>
@@ -8575,7 +8718,7 @@
             <w:r/>
             <w:r>
               <w:rPr>
-                <w:rFonts w:ascii="Arial" w:hAnsi="Arial"/>
+                <w:rFonts w:ascii="Verdana" w:hAnsi="Verdana"/>
                 <w:b w:val="0"/>
                 <w:sz w:val="16"/>
               </w:rPr>
@@ -8591,7 +8734,7 @@
             <w:r/>
             <w:r>
               <w:rPr>
-                <w:rFonts w:ascii="Arial" w:hAnsi="Arial"/>
+                <w:rFonts w:ascii="Verdana" w:hAnsi="Verdana"/>
                 <w:b w:val="0"/>
                 <w:sz w:val="16"/>
               </w:rPr>
@@ -8607,7 +8750,7 @@
             <w:r/>
             <w:r>
               <w:rPr>
-                <w:rFonts w:ascii="Arial" w:hAnsi="Arial"/>
+                <w:rFonts w:ascii="Verdana" w:hAnsi="Verdana"/>
                 <w:b w:val="0"/>
                 <w:sz w:val="16"/>
               </w:rPr>
@@ -8616,15 +8759,18 @@
         </w:tc>
       </w:tr>
       <w:tr>
-        <w:tc>
-          <w:tcPr>
-            <w:tcW w:type="dxa" w:w="1514"/>
-          </w:tcPr>
-          <w:p>
-            <w:r/>
-            <w:r>
-              <w:rPr>
-                <w:rFonts w:ascii="Arial" w:hAnsi="Arial"/>
+        <w:trPr>
+          <w:cantSplit/>
+        </w:trPr>
+        <w:tc>
+          <w:tcPr>
+            <w:tcW w:type="dxa" w:w="1514"/>
+          </w:tcPr>
+          <w:p>
+            <w:r/>
+            <w:r>
+              <w:rPr>
+                <w:rFonts w:ascii="Verdana" w:hAnsi="Verdana"/>
                 <w:b w:val="0"/>
                 <w:sz w:val="16"/>
               </w:rPr>
@@ -8640,7 +8786,7 @@
             <w:r/>
             <w:r>
               <w:rPr>
-                <w:rFonts w:ascii="Arial" w:hAnsi="Arial"/>
+                <w:rFonts w:ascii="Verdana" w:hAnsi="Verdana"/>
                 <w:b w:val="0"/>
                 <w:sz w:val="16"/>
               </w:rPr>
@@ -8656,7 +8802,7 @@
             <w:r/>
             <w:r>
               <w:rPr>
-                <w:rFonts w:ascii="Arial" w:hAnsi="Arial"/>
+                <w:rFonts w:ascii="Verdana" w:hAnsi="Verdana"/>
                 <w:b w:val="0"/>
                 <w:sz w:val="16"/>
               </w:rPr>
@@ -8672,7 +8818,7 @@
             <w:r/>
             <w:r>
               <w:rPr>
-                <w:rFonts w:ascii="Arial" w:hAnsi="Arial"/>
+                <w:rFonts w:ascii="Verdana" w:hAnsi="Verdana"/>
                 <w:b w:val="0"/>
                 <w:sz w:val="16"/>
               </w:rPr>
@@ -8688,7 +8834,7 @@
             <w:r/>
             <w:r>
               <w:rPr>
-                <w:rFonts w:ascii="Arial" w:hAnsi="Arial"/>
+                <w:rFonts w:ascii="Verdana" w:hAnsi="Verdana"/>
                 <w:b w:val="0"/>
                 <w:sz w:val="16"/>
               </w:rPr>
@@ -8704,7 +8850,7 @@
             <w:r/>
             <w:r>
               <w:rPr>
-                <w:rFonts w:ascii="Arial" w:hAnsi="Arial"/>
+                <w:rFonts w:ascii="Verdana" w:hAnsi="Verdana"/>
                 <w:b w:val="0"/>
                 <w:sz w:val="16"/>
               </w:rPr>
@@ -8720,7 +8866,7 @@
             <w:r/>
             <w:r>
               <w:rPr>
-                <w:rFonts w:ascii="Arial" w:hAnsi="Arial"/>
+                <w:rFonts w:ascii="Verdana" w:hAnsi="Verdana"/>
                 <w:b w:val="0"/>
                 <w:sz w:val="16"/>
               </w:rPr>
@@ -8736,7 +8882,7 @@
             <w:r/>
             <w:r>
               <w:rPr>
-                <w:rFonts w:ascii="Arial" w:hAnsi="Arial"/>
+                <w:rFonts w:ascii="Verdana" w:hAnsi="Verdana"/>
                 <w:b w:val="0"/>
                 <w:sz w:val="16"/>
               </w:rPr>
@@ -8752,7 +8898,7 @@
             <w:r/>
             <w:r>
               <w:rPr>
-                <w:rFonts w:ascii="Arial" w:hAnsi="Arial"/>
+                <w:rFonts w:ascii="Verdana" w:hAnsi="Verdana"/>
                 <w:b w:val="0"/>
                 <w:sz w:val="16"/>
               </w:rPr>
@@ -8768,7 +8914,7 @@
             <w:r/>
             <w:r>
               <w:rPr>
-                <w:rFonts w:ascii="Arial" w:hAnsi="Arial"/>
+                <w:rFonts w:ascii="Verdana" w:hAnsi="Verdana"/>
                 <w:b w:val="0"/>
                 <w:sz w:val="16"/>
               </w:rPr>
@@ -8777,15 +8923,18 @@
         </w:tc>
       </w:tr>
       <w:tr>
-        <w:tc>
-          <w:tcPr>
-            <w:tcW w:type="dxa" w:w="1514"/>
-          </w:tcPr>
-          <w:p>
-            <w:r/>
-            <w:r>
-              <w:rPr>
-                <w:rFonts w:ascii="Arial" w:hAnsi="Arial"/>
+        <w:trPr>
+          <w:cantSplit/>
+        </w:trPr>
+        <w:tc>
+          <w:tcPr>
+            <w:tcW w:type="dxa" w:w="1514"/>
+          </w:tcPr>
+          <w:p>
+            <w:r/>
+            <w:r>
+              <w:rPr>
+                <w:rFonts w:ascii="Verdana" w:hAnsi="Verdana"/>
                 <w:b w:val="0"/>
                 <w:sz w:val="16"/>
               </w:rPr>
@@ -8801,7 +8950,7 @@
             <w:r/>
             <w:r>
               <w:rPr>
-                <w:rFonts w:ascii="Arial" w:hAnsi="Arial"/>
+                <w:rFonts w:ascii="Verdana" w:hAnsi="Verdana"/>
                 <w:b w:val="0"/>
                 <w:sz w:val="16"/>
               </w:rPr>
@@ -8817,7 +8966,7 @@
             <w:r/>
             <w:r>
               <w:rPr>
-                <w:rFonts w:ascii="Arial" w:hAnsi="Arial"/>
+                <w:rFonts w:ascii="Verdana" w:hAnsi="Verdana"/>
                 <w:b w:val="0"/>
                 <w:sz w:val="16"/>
               </w:rPr>
@@ -8833,7 +8982,7 @@
             <w:r/>
             <w:r>
               <w:rPr>
-                <w:rFonts w:ascii="Arial" w:hAnsi="Arial"/>
+                <w:rFonts w:ascii="Verdana" w:hAnsi="Verdana"/>
                 <w:b w:val="0"/>
                 <w:sz w:val="16"/>
               </w:rPr>
@@ -8849,7 +8998,7 @@
             <w:r/>
             <w:r>
               <w:rPr>
-                <w:rFonts w:ascii="Arial" w:hAnsi="Arial"/>
+                <w:rFonts w:ascii="Verdana" w:hAnsi="Verdana"/>
                 <w:b w:val="0"/>
                 <w:sz w:val="16"/>
               </w:rPr>
@@ -8865,7 +9014,7 @@
             <w:r/>
             <w:r>
               <w:rPr>
-                <w:rFonts w:ascii="Arial" w:hAnsi="Arial"/>
+                <w:rFonts w:ascii="Verdana" w:hAnsi="Verdana"/>
                 <w:b w:val="0"/>
                 <w:sz w:val="16"/>
               </w:rPr>
@@ -8881,7 +9030,7 @@
             <w:r/>
             <w:r>
               <w:rPr>
-                <w:rFonts w:ascii="Arial" w:hAnsi="Arial"/>
+                <w:rFonts w:ascii="Verdana" w:hAnsi="Verdana"/>
                 <w:b w:val="0"/>
                 <w:sz w:val="16"/>
               </w:rPr>
@@ -8897,7 +9046,7 @@
             <w:r/>
             <w:r>
               <w:rPr>
-                <w:rFonts w:ascii="Arial" w:hAnsi="Arial"/>
+                <w:rFonts w:ascii="Verdana" w:hAnsi="Verdana"/>
                 <w:b w:val="0"/>
                 <w:sz w:val="16"/>
               </w:rPr>
@@ -8913,7 +9062,7 @@
             <w:r/>
             <w:r>
               <w:rPr>
-                <w:rFonts w:ascii="Arial" w:hAnsi="Arial"/>
+                <w:rFonts w:ascii="Verdana" w:hAnsi="Verdana"/>
                 <w:b w:val="0"/>
                 <w:sz w:val="16"/>
               </w:rPr>
@@ -8929,7 +9078,7 @@
             <w:r/>
             <w:r>
               <w:rPr>
-                <w:rFonts w:ascii="Arial" w:hAnsi="Arial"/>
+                <w:rFonts w:ascii="Verdana" w:hAnsi="Verdana"/>
                 <w:b w:val="0"/>
                 <w:sz w:val="16"/>
               </w:rPr>
@@ -8938,15 +9087,18 @@
         </w:tc>
       </w:tr>
       <w:tr>
-        <w:tc>
-          <w:tcPr>
-            <w:tcW w:type="dxa" w:w="1514"/>
-          </w:tcPr>
-          <w:p>
-            <w:r/>
-            <w:r>
-              <w:rPr>
-                <w:rFonts w:ascii="Arial" w:hAnsi="Arial"/>
+        <w:trPr>
+          <w:cantSplit/>
+        </w:trPr>
+        <w:tc>
+          <w:tcPr>
+            <w:tcW w:type="dxa" w:w="1514"/>
+          </w:tcPr>
+          <w:p>
+            <w:r/>
+            <w:r>
+              <w:rPr>
+                <w:rFonts w:ascii="Verdana" w:hAnsi="Verdana"/>
                 <w:b w:val="0"/>
                 <w:sz w:val="16"/>
               </w:rPr>
@@ -8962,7 +9114,7 @@
             <w:r/>
             <w:r>
               <w:rPr>
-                <w:rFonts w:ascii="Arial" w:hAnsi="Arial"/>
+                <w:rFonts w:ascii="Verdana" w:hAnsi="Verdana"/>
                 <w:b w:val="0"/>
                 <w:sz w:val="16"/>
               </w:rPr>
@@ -8978,7 +9130,7 @@
             <w:r/>
             <w:r>
               <w:rPr>
-                <w:rFonts w:ascii="Arial" w:hAnsi="Arial"/>
+                <w:rFonts w:ascii="Verdana" w:hAnsi="Verdana"/>
                 <w:b w:val="0"/>
                 <w:sz w:val="16"/>
               </w:rPr>
@@ -8994,7 +9146,7 @@
             <w:r/>
             <w:r>
               <w:rPr>
-                <w:rFonts w:ascii="Arial" w:hAnsi="Arial"/>
+                <w:rFonts w:ascii="Verdana" w:hAnsi="Verdana"/>
                 <w:b w:val="0"/>
                 <w:sz w:val="16"/>
               </w:rPr>
@@ -9010,7 +9162,7 @@
             <w:r/>
             <w:r>
               <w:rPr>
-                <w:rFonts w:ascii="Arial" w:hAnsi="Arial"/>
+                <w:rFonts w:ascii="Verdana" w:hAnsi="Verdana"/>
                 <w:b w:val="0"/>
                 <w:sz w:val="16"/>
               </w:rPr>
@@ -9026,7 +9178,7 @@
             <w:r/>
             <w:r>
               <w:rPr>
-                <w:rFonts w:ascii="Arial" w:hAnsi="Arial"/>
+                <w:rFonts w:ascii="Verdana" w:hAnsi="Verdana"/>
                 <w:b w:val="0"/>
                 <w:sz w:val="16"/>
               </w:rPr>
@@ -9042,7 +9194,7 @@
             <w:r/>
             <w:r>
               <w:rPr>
-                <w:rFonts w:ascii="Arial" w:hAnsi="Arial"/>
+                <w:rFonts w:ascii="Verdana" w:hAnsi="Verdana"/>
                 <w:b w:val="0"/>
                 <w:sz w:val="16"/>
               </w:rPr>
@@ -9058,7 +9210,7 @@
             <w:r/>
             <w:r>
               <w:rPr>
-                <w:rFonts w:ascii="Arial" w:hAnsi="Arial"/>
+                <w:rFonts w:ascii="Verdana" w:hAnsi="Verdana"/>
                 <w:b w:val="0"/>
                 <w:sz w:val="16"/>
               </w:rPr>
@@ -9074,7 +9226,7 @@
             <w:r/>
             <w:r>
               <w:rPr>
-                <w:rFonts w:ascii="Arial" w:hAnsi="Arial"/>
+                <w:rFonts w:ascii="Verdana" w:hAnsi="Verdana"/>
                 <w:b w:val="0"/>
                 <w:sz w:val="16"/>
               </w:rPr>
@@ -9090,7 +9242,7 @@
             <w:r/>
             <w:r>
               <w:rPr>
-                <w:rFonts w:ascii="Arial" w:hAnsi="Arial"/>
+                <w:rFonts w:ascii="Verdana" w:hAnsi="Verdana"/>
                 <w:b w:val="0"/>
                 <w:sz w:val="16"/>
               </w:rPr>
@@ -9099,15 +9251,18 @@
         </w:tc>
       </w:tr>
       <w:tr>
-        <w:tc>
-          <w:tcPr>
-            <w:tcW w:type="dxa" w:w="1514"/>
-          </w:tcPr>
-          <w:p>
-            <w:r/>
-            <w:r>
-              <w:rPr>
-                <w:rFonts w:ascii="Arial" w:hAnsi="Arial"/>
+        <w:trPr>
+          <w:cantSplit/>
+        </w:trPr>
+        <w:tc>
+          <w:tcPr>
+            <w:tcW w:type="dxa" w:w="1514"/>
+          </w:tcPr>
+          <w:p>
+            <w:r/>
+            <w:r>
+              <w:rPr>
+                <w:rFonts w:ascii="Verdana" w:hAnsi="Verdana"/>
                 <w:b w:val="0"/>
                 <w:sz w:val="16"/>
               </w:rPr>
@@ -9123,7 +9278,7 @@
             <w:r/>
             <w:r>
               <w:rPr>
-                <w:rFonts w:ascii="Arial" w:hAnsi="Arial"/>
+                <w:rFonts w:ascii="Verdana" w:hAnsi="Verdana"/>
                 <w:b w:val="0"/>
                 <w:sz w:val="16"/>
               </w:rPr>
@@ -9139,7 +9294,7 @@
             <w:r/>
             <w:r>
               <w:rPr>
-                <w:rFonts w:ascii="Arial" w:hAnsi="Arial"/>
+                <w:rFonts w:ascii="Verdana" w:hAnsi="Verdana"/>
                 <w:b w:val="0"/>
                 <w:sz w:val="16"/>
               </w:rPr>
@@ -9155,7 +9310,7 @@
             <w:r/>
             <w:r>
               <w:rPr>
-                <w:rFonts w:ascii="Arial" w:hAnsi="Arial"/>
+                <w:rFonts w:ascii="Verdana" w:hAnsi="Verdana"/>
                 <w:b w:val="0"/>
                 <w:sz w:val="16"/>
               </w:rPr>
@@ -9171,7 +9326,7 @@
             <w:r/>
             <w:r>
               <w:rPr>
-                <w:rFonts w:ascii="Arial" w:hAnsi="Arial"/>
+                <w:rFonts w:ascii="Verdana" w:hAnsi="Verdana"/>
                 <w:b w:val="0"/>
                 <w:sz w:val="16"/>
               </w:rPr>
@@ -9187,7 +9342,7 @@
             <w:r/>
             <w:r>
               <w:rPr>
-                <w:rFonts w:ascii="Arial" w:hAnsi="Arial"/>
+                <w:rFonts w:ascii="Verdana" w:hAnsi="Verdana"/>
                 <w:b w:val="0"/>
                 <w:sz w:val="16"/>
               </w:rPr>
@@ -9203,7 +9358,7 @@
             <w:r/>
             <w:r>
               <w:rPr>
-                <w:rFonts w:ascii="Arial" w:hAnsi="Arial"/>
+                <w:rFonts w:ascii="Verdana" w:hAnsi="Verdana"/>
                 <w:b w:val="0"/>
                 <w:sz w:val="16"/>
               </w:rPr>
@@ -9219,7 +9374,7 @@
             <w:r/>
             <w:r>
               <w:rPr>
-                <w:rFonts w:ascii="Arial" w:hAnsi="Arial"/>
+                <w:rFonts w:ascii="Verdana" w:hAnsi="Verdana"/>
                 <w:b w:val="0"/>
                 <w:sz w:val="16"/>
               </w:rPr>
@@ -9235,7 +9390,7 @@
             <w:r/>
             <w:r>
               <w:rPr>
-                <w:rFonts w:ascii="Arial" w:hAnsi="Arial"/>
+                <w:rFonts w:ascii="Verdana" w:hAnsi="Verdana"/>
                 <w:b w:val="0"/>
                 <w:sz w:val="16"/>
               </w:rPr>
@@ -9251,7 +9406,7 @@
             <w:r/>
             <w:r>
               <w:rPr>
-                <w:rFonts w:ascii="Arial" w:hAnsi="Arial"/>
+                <w:rFonts w:ascii="Verdana" w:hAnsi="Verdana"/>
                 <w:b w:val="0"/>
                 <w:sz w:val="16"/>
               </w:rPr>
@@ -9260,15 +9415,18 @@
         </w:tc>
       </w:tr>
       <w:tr>
-        <w:tc>
-          <w:tcPr>
-            <w:tcW w:type="dxa" w:w="1514"/>
-          </w:tcPr>
-          <w:p>
-            <w:r/>
-            <w:r>
-              <w:rPr>
-                <w:rFonts w:ascii="Arial" w:hAnsi="Arial"/>
+        <w:trPr>
+          <w:cantSplit/>
+        </w:trPr>
+        <w:tc>
+          <w:tcPr>
+            <w:tcW w:type="dxa" w:w="1514"/>
+          </w:tcPr>
+          <w:p>
+            <w:r/>
+            <w:r>
+              <w:rPr>
+                <w:rFonts w:ascii="Verdana" w:hAnsi="Verdana"/>
                 <w:b w:val="0"/>
                 <w:sz w:val="16"/>
               </w:rPr>
@@ -9284,7 +9442,7 @@
             <w:r/>
             <w:r>
               <w:rPr>
-                <w:rFonts w:ascii="Arial" w:hAnsi="Arial"/>
+                <w:rFonts w:ascii="Verdana" w:hAnsi="Verdana"/>
                 <w:b w:val="0"/>
                 <w:sz w:val="16"/>
               </w:rPr>
@@ -9300,7 +9458,7 @@
             <w:r/>
             <w:r>
               <w:rPr>
-                <w:rFonts w:ascii="Arial" w:hAnsi="Arial"/>
+                <w:rFonts w:ascii="Verdana" w:hAnsi="Verdana"/>
                 <w:b w:val="0"/>
                 <w:sz w:val="16"/>
               </w:rPr>
@@ -9316,7 +9474,7 @@
             <w:r/>
             <w:r>
               <w:rPr>
-                <w:rFonts w:ascii="Arial" w:hAnsi="Arial"/>
+                <w:rFonts w:ascii="Verdana" w:hAnsi="Verdana"/>
                 <w:b w:val="0"/>
                 <w:sz w:val="16"/>
               </w:rPr>
@@ -9332,7 +9490,7 @@
             <w:r/>
             <w:r>
               <w:rPr>
-                <w:rFonts w:ascii="Arial" w:hAnsi="Arial"/>
+                <w:rFonts w:ascii="Verdana" w:hAnsi="Verdana"/>
                 <w:b w:val="0"/>
                 <w:sz w:val="16"/>
               </w:rPr>
@@ -9348,7 +9506,7 @@
             <w:r/>
             <w:r>
               <w:rPr>
-                <w:rFonts w:ascii="Arial" w:hAnsi="Arial"/>
+                <w:rFonts w:ascii="Verdana" w:hAnsi="Verdana"/>
                 <w:b w:val="0"/>
                 <w:sz w:val="16"/>
               </w:rPr>
@@ -9364,7 +9522,7 @@
             <w:r/>
             <w:r>
               <w:rPr>
-                <w:rFonts w:ascii="Arial" w:hAnsi="Arial"/>
+                <w:rFonts w:ascii="Verdana" w:hAnsi="Verdana"/>
                 <w:b w:val="0"/>
                 <w:sz w:val="16"/>
               </w:rPr>
@@ -9380,7 +9538,7 @@
             <w:r/>
             <w:r>
               <w:rPr>
-                <w:rFonts w:ascii="Arial" w:hAnsi="Arial"/>
+                <w:rFonts w:ascii="Verdana" w:hAnsi="Verdana"/>
                 <w:b w:val="0"/>
                 <w:sz w:val="16"/>
               </w:rPr>
@@ -9396,7 +9554,7 @@
             <w:r/>
             <w:r>
               <w:rPr>
-                <w:rFonts w:ascii="Arial" w:hAnsi="Arial"/>
+                <w:rFonts w:ascii="Verdana" w:hAnsi="Verdana"/>
                 <w:b w:val="0"/>
                 <w:sz w:val="16"/>
               </w:rPr>
@@ -9412,7 +9570,7 @@
             <w:r/>
             <w:r>
               <w:rPr>
-                <w:rFonts w:ascii="Arial" w:hAnsi="Arial"/>
+                <w:rFonts w:ascii="Verdana" w:hAnsi="Verdana"/>
                 <w:b w:val="0"/>
                 <w:sz w:val="16"/>
               </w:rPr>
@@ -9421,15 +9579,18 @@
         </w:tc>
       </w:tr>
       <w:tr>
-        <w:tc>
-          <w:tcPr>
-            <w:tcW w:type="dxa" w:w="1514"/>
-          </w:tcPr>
-          <w:p>
-            <w:r/>
-            <w:r>
-              <w:rPr>
-                <w:rFonts w:ascii="Arial" w:hAnsi="Arial"/>
+        <w:trPr>
+          <w:cantSplit/>
+        </w:trPr>
+        <w:tc>
+          <w:tcPr>
+            <w:tcW w:type="dxa" w:w="1514"/>
+          </w:tcPr>
+          <w:p>
+            <w:r/>
+            <w:r>
+              <w:rPr>
+                <w:rFonts w:ascii="Verdana" w:hAnsi="Verdana"/>
                 <w:b w:val="0"/>
                 <w:sz w:val="16"/>
               </w:rPr>
@@ -9445,7 +9606,7 @@
             <w:r/>
             <w:r>
               <w:rPr>
-                <w:rFonts w:ascii="Arial" w:hAnsi="Arial"/>
+                <w:rFonts w:ascii="Verdana" w:hAnsi="Verdana"/>
                 <w:b w:val="0"/>
                 <w:sz w:val="16"/>
               </w:rPr>
@@ -9461,7 +9622,7 @@
             <w:r/>
             <w:r>
               <w:rPr>
-                <w:rFonts w:ascii="Arial" w:hAnsi="Arial"/>
+                <w:rFonts w:ascii="Verdana" w:hAnsi="Verdana"/>
                 <w:b w:val="0"/>
                 <w:sz w:val="16"/>
               </w:rPr>
@@ -9477,7 +9638,7 @@
             <w:r/>
             <w:r>
               <w:rPr>
-                <w:rFonts w:ascii="Arial" w:hAnsi="Arial"/>
+                <w:rFonts w:ascii="Verdana" w:hAnsi="Verdana"/>
                 <w:b w:val="0"/>
                 <w:sz w:val="16"/>
               </w:rPr>
@@ -9493,7 +9654,7 @@
             <w:r/>
             <w:r>
               <w:rPr>
-                <w:rFonts w:ascii="Arial" w:hAnsi="Arial"/>
+                <w:rFonts w:ascii="Verdana" w:hAnsi="Verdana"/>
                 <w:b w:val="0"/>
                 <w:sz w:val="16"/>
               </w:rPr>
@@ -9509,7 +9670,7 @@
             <w:r/>
             <w:r>
               <w:rPr>
-                <w:rFonts w:ascii="Arial" w:hAnsi="Arial"/>
+                <w:rFonts w:ascii="Verdana" w:hAnsi="Verdana"/>
                 <w:b w:val="0"/>
                 <w:sz w:val="16"/>
               </w:rPr>
@@ -9525,7 +9686,7 @@
             <w:r/>
             <w:r>
               <w:rPr>
-                <w:rFonts w:ascii="Arial" w:hAnsi="Arial"/>
+                <w:rFonts w:ascii="Verdana" w:hAnsi="Verdana"/>
                 <w:b w:val="0"/>
                 <w:sz w:val="16"/>
               </w:rPr>
@@ -9541,7 +9702,7 @@
             <w:r/>
             <w:r>
               <w:rPr>
-                <w:rFonts w:ascii="Arial" w:hAnsi="Arial"/>
+                <w:rFonts w:ascii="Verdana" w:hAnsi="Verdana"/>
                 <w:b w:val="0"/>
                 <w:sz w:val="16"/>
               </w:rPr>
@@ -9557,7 +9718,7 @@
             <w:r/>
             <w:r>
               <w:rPr>
-                <w:rFonts w:ascii="Arial" w:hAnsi="Arial"/>
+                <w:rFonts w:ascii="Verdana" w:hAnsi="Verdana"/>
                 <w:b w:val="0"/>
                 <w:sz w:val="16"/>
               </w:rPr>
@@ -9573,7 +9734,7 @@
             <w:r/>
             <w:r>
               <w:rPr>
-                <w:rFonts w:ascii="Arial" w:hAnsi="Arial"/>
+                <w:rFonts w:ascii="Verdana" w:hAnsi="Verdana"/>
                 <w:b w:val="0"/>
                 <w:sz w:val="16"/>
               </w:rPr>
@@ -9582,15 +9743,18 @@
         </w:tc>
       </w:tr>
       <w:tr>
-        <w:tc>
-          <w:tcPr>
-            <w:tcW w:type="dxa" w:w="1514"/>
-          </w:tcPr>
-          <w:p>
-            <w:r/>
-            <w:r>
-              <w:rPr>
-                <w:rFonts w:ascii="Arial" w:hAnsi="Arial"/>
+        <w:trPr>
+          <w:cantSplit/>
+        </w:trPr>
+        <w:tc>
+          <w:tcPr>
+            <w:tcW w:type="dxa" w:w="1514"/>
+          </w:tcPr>
+          <w:p>
+            <w:r/>
+            <w:r>
+              <w:rPr>
+                <w:rFonts w:ascii="Verdana" w:hAnsi="Verdana"/>
                 <w:b w:val="0"/>
                 <w:sz w:val="16"/>
               </w:rPr>
@@ -9606,7 +9770,7 @@
             <w:r/>
             <w:r>
               <w:rPr>
-                <w:rFonts w:ascii="Arial" w:hAnsi="Arial"/>
+                <w:rFonts w:ascii="Verdana" w:hAnsi="Verdana"/>
                 <w:b w:val="0"/>
                 <w:sz w:val="16"/>
               </w:rPr>
@@ -9622,7 +9786,7 @@
             <w:r/>
             <w:r>
               <w:rPr>
-                <w:rFonts w:ascii="Arial" w:hAnsi="Arial"/>
+                <w:rFonts w:ascii="Verdana" w:hAnsi="Verdana"/>
                 <w:b w:val="0"/>
                 <w:sz w:val="16"/>
               </w:rPr>
@@ -9638,7 +9802,7 @@
             <w:r/>
             <w:r>
               <w:rPr>
-                <w:rFonts w:ascii="Arial" w:hAnsi="Arial"/>
+                <w:rFonts w:ascii="Verdana" w:hAnsi="Verdana"/>
                 <w:b w:val="0"/>
                 <w:sz w:val="16"/>
               </w:rPr>
@@ -9654,7 +9818,7 @@
             <w:r/>
             <w:r>
               <w:rPr>
-                <w:rFonts w:ascii="Arial" w:hAnsi="Arial"/>
+                <w:rFonts w:ascii="Verdana" w:hAnsi="Verdana"/>
                 <w:b w:val="0"/>
                 <w:sz w:val="16"/>
               </w:rPr>
@@ -9670,7 +9834,7 @@
             <w:r/>
             <w:r>
               <w:rPr>
-                <w:rFonts w:ascii="Arial" w:hAnsi="Arial"/>
+                <w:rFonts w:ascii="Verdana" w:hAnsi="Verdana"/>
                 <w:b w:val="0"/>
                 <w:sz w:val="16"/>
               </w:rPr>
@@ -9686,7 +9850,7 @@
             <w:r/>
             <w:r>
               <w:rPr>
-                <w:rFonts w:ascii="Arial" w:hAnsi="Arial"/>
+                <w:rFonts w:ascii="Verdana" w:hAnsi="Verdana"/>
                 <w:b w:val="0"/>
                 <w:sz w:val="16"/>
               </w:rPr>
@@ -9702,7 +9866,7 @@
             <w:r/>
             <w:r>
               <w:rPr>
-                <w:rFonts w:ascii="Arial" w:hAnsi="Arial"/>
+                <w:rFonts w:ascii="Verdana" w:hAnsi="Verdana"/>
                 <w:b w:val="0"/>
                 <w:sz w:val="16"/>
               </w:rPr>
@@ -9718,7 +9882,7 @@
             <w:r/>
             <w:r>
               <w:rPr>
-                <w:rFonts w:ascii="Arial" w:hAnsi="Arial"/>
+                <w:rFonts w:ascii="Verdana" w:hAnsi="Verdana"/>
                 <w:b w:val="0"/>
                 <w:sz w:val="16"/>
               </w:rPr>
@@ -9734,7 +9898,7 @@
             <w:r/>
             <w:r>
               <w:rPr>
-                <w:rFonts w:ascii="Arial" w:hAnsi="Arial"/>
+                <w:rFonts w:ascii="Verdana" w:hAnsi="Verdana"/>
                 <w:b w:val="0"/>
                 <w:sz w:val="16"/>
               </w:rPr>
@@ -9743,15 +9907,18 @@
         </w:tc>
       </w:tr>
       <w:tr>
-        <w:tc>
-          <w:tcPr>
-            <w:tcW w:type="dxa" w:w="1514"/>
-          </w:tcPr>
-          <w:p>
-            <w:r/>
-            <w:r>
-              <w:rPr>
-                <w:rFonts w:ascii="Arial" w:hAnsi="Arial"/>
+        <w:trPr>
+          <w:cantSplit/>
+        </w:trPr>
+        <w:tc>
+          <w:tcPr>
+            <w:tcW w:type="dxa" w:w="1514"/>
+          </w:tcPr>
+          <w:p>
+            <w:r/>
+            <w:r>
+              <w:rPr>
+                <w:rFonts w:ascii="Verdana" w:hAnsi="Verdana"/>
                 <w:b w:val="0"/>
                 <w:sz w:val="16"/>
               </w:rPr>
@@ -9767,7 +9934,7 @@
             <w:r/>
             <w:r>
               <w:rPr>
-                <w:rFonts w:ascii="Arial" w:hAnsi="Arial"/>
+                <w:rFonts w:ascii="Verdana" w:hAnsi="Verdana"/>
                 <w:b w:val="0"/>
                 <w:sz w:val="16"/>
               </w:rPr>
@@ -9783,7 +9950,7 @@
             <w:r/>
             <w:r>
               <w:rPr>
-                <w:rFonts w:ascii="Arial" w:hAnsi="Arial"/>
+                <w:rFonts w:ascii="Verdana" w:hAnsi="Verdana"/>
                 <w:b w:val="0"/>
                 <w:sz w:val="16"/>
               </w:rPr>
@@ -9799,7 +9966,7 @@
             <w:r/>
             <w:r>
               <w:rPr>
-                <w:rFonts w:ascii="Arial" w:hAnsi="Arial"/>
+                <w:rFonts w:ascii="Verdana" w:hAnsi="Verdana"/>
                 <w:b w:val="0"/>
                 <w:sz w:val="16"/>
               </w:rPr>
@@ -9815,7 +9982,7 @@
             <w:r/>
             <w:r>
               <w:rPr>
-                <w:rFonts w:ascii="Arial" w:hAnsi="Arial"/>
+                <w:rFonts w:ascii="Verdana" w:hAnsi="Verdana"/>
                 <w:b w:val="0"/>
                 <w:sz w:val="16"/>
               </w:rPr>
@@ -9831,7 +9998,7 @@
             <w:r/>
             <w:r>
               <w:rPr>
-                <w:rFonts w:ascii="Arial" w:hAnsi="Arial"/>
+                <w:rFonts w:ascii="Verdana" w:hAnsi="Verdana"/>
                 <w:b w:val="0"/>
                 <w:sz w:val="16"/>
               </w:rPr>
@@ -9847,7 +10014,7 @@
             <w:r/>
             <w:r>
               <w:rPr>
-                <w:rFonts w:ascii="Arial" w:hAnsi="Arial"/>
+                <w:rFonts w:ascii="Verdana" w:hAnsi="Verdana"/>
                 <w:b w:val="0"/>
                 <w:sz w:val="16"/>
               </w:rPr>
@@ -9863,7 +10030,7 @@
             <w:r/>
             <w:r>
               <w:rPr>
-                <w:rFonts w:ascii="Arial" w:hAnsi="Arial"/>
+                <w:rFonts w:ascii="Verdana" w:hAnsi="Verdana"/>
                 <w:b w:val="0"/>
                 <w:sz w:val="16"/>
               </w:rPr>
@@ -9879,7 +10046,7 @@
             <w:r/>
             <w:r>
               <w:rPr>
-                <w:rFonts w:ascii="Arial" w:hAnsi="Arial"/>
+                <w:rFonts w:ascii="Verdana" w:hAnsi="Verdana"/>
                 <w:b w:val="0"/>
                 <w:sz w:val="16"/>
               </w:rPr>
@@ -9895,7 +10062,7 @@
             <w:r/>
             <w:r>
               <w:rPr>
-                <w:rFonts w:ascii="Arial" w:hAnsi="Arial"/>
+                <w:rFonts w:ascii="Verdana" w:hAnsi="Verdana"/>
                 <w:b w:val="0"/>
                 <w:sz w:val="16"/>
               </w:rPr>
@@ -9904,15 +10071,18 @@
         </w:tc>
       </w:tr>
       <w:tr>
-        <w:tc>
-          <w:tcPr>
-            <w:tcW w:type="dxa" w:w="1514"/>
-          </w:tcPr>
-          <w:p>
-            <w:r/>
-            <w:r>
-              <w:rPr>
-                <w:rFonts w:ascii="Arial" w:hAnsi="Arial"/>
+        <w:trPr>
+          <w:cantSplit/>
+        </w:trPr>
+        <w:tc>
+          <w:tcPr>
+            <w:tcW w:type="dxa" w:w="1514"/>
+          </w:tcPr>
+          <w:p>
+            <w:r/>
+            <w:r>
+              <w:rPr>
+                <w:rFonts w:ascii="Verdana" w:hAnsi="Verdana"/>
                 <w:b w:val="0"/>
                 <w:sz w:val="16"/>
               </w:rPr>
@@ -9928,7 +10098,7 @@
             <w:r/>
             <w:r>
               <w:rPr>
-                <w:rFonts w:ascii="Arial" w:hAnsi="Arial"/>
+                <w:rFonts w:ascii="Verdana" w:hAnsi="Verdana"/>
                 <w:b w:val="0"/>
                 <w:sz w:val="16"/>
               </w:rPr>
@@ -9944,7 +10114,7 @@
             <w:r/>
             <w:r>
               <w:rPr>
-                <w:rFonts w:ascii="Arial" w:hAnsi="Arial"/>
+                <w:rFonts w:ascii="Verdana" w:hAnsi="Verdana"/>
                 <w:b w:val="0"/>
                 <w:sz w:val="16"/>
               </w:rPr>
@@ -9960,7 +10130,7 @@
             <w:r/>
             <w:r>
               <w:rPr>
-                <w:rFonts w:ascii="Arial" w:hAnsi="Arial"/>
+                <w:rFonts w:ascii="Verdana" w:hAnsi="Verdana"/>
                 <w:b w:val="0"/>
                 <w:sz w:val="16"/>
               </w:rPr>
@@ -9976,7 +10146,7 @@
             <w:r/>
             <w:r>
               <w:rPr>
-                <w:rFonts w:ascii="Arial" w:hAnsi="Arial"/>
+                <w:rFonts w:ascii="Verdana" w:hAnsi="Verdana"/>
                 <w:b w:val="0"/>
                 <w:sz w:val="16"/>
               </w:rPr>
@@ -9992,7 +10162,7 @@
             <w:r/>
             <w:r>
               <w:rPr>
-                <w:rFonts w:ascii="Arial" w:hAnsi="Arial"/>
+                <w:rFonts w:ascii="Verdana" w:hAnsi="Verdana"/>
                 <w:b w:val="0"/>
                 <w:sz w:val="16"/>
               </w:rPr>
@@ -10008,7 +10178,7 @@
             <w:r/>
             <w:r>
               <w:rPr>
-                <w:rFonts w:ascii="Arial" w:hAnsi="Arial"/>
+                <w:rFonts w:ascii="Verdana" w:hAnsi="Verdana"/>
                 <w:b w:val="0"/>
                 <w:sz w:val="16"/>
               </w:rPr>
@@ -10024,7 +10194,7 @@
             <w:r/>
             <w:r>
               <w:rPr>
-                <w:rFonts w:ascii="Arial" w:hAnsi="Arial"/>
+                <w:rFonts w:ascii="Verdana" w:hAnsi="Verdana"/>
                 <w:b w:val="0"/>
                 <w:sz w:val="16"/>
               </w:rPr>
@@ -10040,7 +10210,7 @@
             <w:r/>
             <w:r>
               <w:rPr>
-                <w:rFonts w:ascii="Arial" w:hAnsi="Arial"/>
+                <w:rFonts w:ascii="Verdana" w:hAnsi="Verdana"/>
                 <w:b w:val="0"/>
                 <w:sz w:val="16"/>
               </w:rPr>
@@ -10056,7 +10226,7 @@
             <w:r/>
             <w:r>
               <w:rPr>
-                <w:rFonts w:ascii="Arial" w:hAnsi="Arial"/>
+                <w:rFonts w:ascii="Verdana" w:hAnsi="Verdana"/>
                 <w:b w:val="0"/>
                 <w:sz w:val="16"/>
               </w:rPr>
@@ -10065,15 +10235,18 @@
         </w:tc>
       </w:tr>
       <w:tr>
-        <w:tc>
-          <w:tcPr>
-            <w:tcW w:type="dxa" w:w="1514"/>
-          </w:tcPr>
-          <w:p>
-            <w:r/>
-            <w:r>
-              <w:rPr>
-                <w:rFonts w:ascii="Arial" w:hAnsi="Arial"/>
+        <w:trPr>
+          <w:cantSplit/>
+        </w:trPr>
+        <w:tc>
+          <w:tcPr>
+            <w:tcW w:type="dxa" w:w="1514"/>
+          </w:tcPr>
+          <w:p>
+            <w:r/>
+            <w:r>
+              <w:rPr>
+                <w:rFonts w:ascii="Verdana" w:hAnsi="Verdana"/>
                 <w:b w:val="0"/>
                 <w:sz w:val="16"/>
               </w:rPr>
@@ -10089,7 +10262,7 @@
             <w:r/>
             <w:r>
               <w:rPr>
-                <w:rFonts w:ascii="Arial" w:hAnsi="Arial"/>
+                <w:rFonts w:ascii="Verdana" w:hAnsi="Verdana"/>
                 <w:b w:val="0"/>
                 <w:sz w:val="16"/>
               </w:rPr>
@@ -10105,7 +10278,7 @@
             <w:r/>
             <w:r>
               <w:rPr>
-                <w:rFonts w:ascii="Arial" w:hAnsi="Arial"/>
+                <w:rFonts w:ascii="Verdana" w:hAnsi="Verdana"/>
                 <w:b w:val="0"/>
                 <w:sz w:val="16"/>
               </w:rPr>
@@ -10121,7 +10294,7 @@
             <w:r/>
             <w:r>
               <w:rPr>
-                <w:rFonts w:ascii="Arial" w:hAnsi="Arial"/>
+                <w:rFonts w:ascii="Verdana" w:hAnsi="Verdana"/>
                 <w:b w:val="0"/>
                 <w:sz w:val="16"/>
               </w:rPr>
@@ -10137,7 +10310,7 @@
             <w:r/>
             <w:r>
               <w:rPr>
-                <w:rFonts w:ascii="Arial" w:hAnsi="Arial"/>
+                <w:rFonts w:ascii="Verdana" w:hAnsi="Verdana"/>
                 <w:b w:val="0"/>
                 <w:sz w:val="16"/>
               </w:rPr>
@@ -10153,7 +10326,7 @@
             <w:r/>
             <w:r>
               <w:rPr>
-                <w:rFonts w:ascii="Arial" w:hAnsi="Arial"/>
+                <w:rFonts w:ascii="Verdana" w:hAnsi="Verdana"/>
                 <w:b w:val="0"/>
                 <w:sz w:val="16"/>
               </w:rPr>
@@ -10169,7 +10342,7 @@
             <w:r/>
             <w:r>
               <w:rPr>
-                <w:rFonts w:ascii="Arial" w:hAnsi="Arial"/>
+                <w:rFonts w:ascii="Verdana" w:hAnsi="Verdana"/>
                 <w:b w:val="0"/>
                 <w:sz w:val="16"/>
               </w:rPr>
@@ -10185,7 +10358,7 @@
             <w:r/>
             <w:r>
               <w:rPr>
-                <w:rFonts w:ascii="Arial" w:hAnsi="Arial"/>
+                <w:rFonts w:ascii="Verdana" w:hAnsi="Verdana"/>
                 <w:b w:val="0"/>
                 <w:sz w:val="16"/>
               </w:rPr>
@@ -10201,7 +10374,7 @@
             <w:r/>
             <w:r>
               <w:rPr>
-                <w:rFonts w:ascii="Arial" w:hAnsi="Arial"/>
+                <w:rFonts w:ascii="Verdana" w:hAnsi="Verdana"/>
                 <w:b w:val="0"/>
                 <w:sz w:val="16"/>
               </w:rPr>
@@ -10217,7 +10390,7 @@
             <w:r/>
             <w:r>
               <w:rPr>
-                <w:rFonts w:ascii="Arial" w:hAnsi="Arial"/>
+                <w:rFonts w:ascii="Verdana" w:hAnsi="Verdana"/>
                 <w:b w:val="0"/>
                 <w:sz w:val="16"/>
               </w:rPr>
@@ -10226,15 +10399,18 @@
         </w:tc>
       </w:tr>
       <w:tr>
-        <w:tc>
-          <w:tcPr>
-            <w:tcW w:type="dxa" w:w="1514"/>
-          </w:tcPr>
-          <w:p>
-            <w:r/>
-            <w:r>
-              <w:rPr>
-                <w:rFonts w:ascii="Arial" w:hAnsi="Arial"/>
+        <w:trPr>
+          <w:cantSplit/>
+        </w:trPr>
+        <w:tc>
+          <w:tcPr>
+            <w:tcW w:type="dxa" w:w="1514"/>
+          </w:tcPr>
+          <w:p>
+            <w:r/>
+            <w:r>
+              <w:rPr>
+                <w:rFonts w:ascii="Verdana" w:hAnsi="Verdana"/>
                 <w:b w:val="0"/>
                 <w:sz w:val="16"/>
               </w:rPr>
@@ -10250,7 +10426,7 @@
             <w:r/>
             <w:r>
               <w:rPr>
-                <w:rFonts w:ascii="Arial" w:hAnsi="Arial"/>
+                <w:rFonts w:ascii="Verdana" w:hAnsi="Verdana"/>
                 <w:b w:val="0"/>
                 <w:sz w:val="16"/>
               </w:rPr>
@@ -10266,7 +10442,7 @@
             <w:r/>
             <w:r>
               <w:rPr>
-                <w:rFonts w:ascii="Arial" w:hAnsi="Arial"/>
+                <w:rFonts w:ascii="Verdana" w:hAnsi="Verdana"/>
                 <w:b w:val="0"/>
                 <w:sz w:val="16"/>
               </w:rPr>
@@ -10282,7 +10458,7 @@
             <w:r/>
             <w:r>
               <w:rPr>
-                <w:rFonts w:ascii="Arial" w:hAnsi="Arial"/>
+                <w:rFonts w:ascii="Verdana" w:hAnsi="Verdana"/>
                 <w:b w:val="0"/>
                 <w:sz w:val="16"/>
               </w:rPr>
@@ -10298,7 +10474,7 @@
             <w:r/>
             <w:r>
               <w:rPr>
-                <w:rFonts w:ascii="Arial" w:hAnsi="Arial"/>
+                <w:rFonts w:ascii="Verdana" w:hAnsi="Verdana"/>
                 <w:b w:val="0"/>
                 <w:sz w:val="16"/>
               </w:rPr>
@@ -10314,7 +10490,7 @@
             <w:r/>
             <w:r>
               <w:rPr>
-                <w:rFonts w:ascii="Arial" w:hAnsi="Arial"/>
+                <w:rFonts w:ascii="Verdana" w:hAnsi="Verdana"/>
                 <w:b w:val="0"/>
                 <w:sz w:val="16"/>
               </w:rPr>
@@ -10330,7 +10506,7 @@
             <w:r/>
             <w:r>
               <w:rPr>
-                <w:rFonts w:ascii="Arial" w:hAnsi="Arial"/>
+                <w:rFonts w:ascii="Verdana" w:hAnsi="Verdana"/>
                 <w:b w:val="0"/>
                 <w:sz w:val="16"/>
               </w:rPr>
@@ -10346,7 +10522,7 @@
             <w:r/>
             <w:r>
               <w:rPr>
-                <w:rFonts w:ascii="Arial" w:hAnsi="Arial"/>
+                <w:rFonts w:ascii="Verdana" w:hAnsi="Verdana"/>
                 <w:b w:val="0"/>
                 <w:sz w:val="16"/>
               </w:rPr>
@@ -10362,7 +10538,7 @@
             <w:r/>
             <w:r>
               <w:rPr>
-                <w:rFonts w:ascii="Arial" w:hAnsi="Arial"/>
+                <w:rFonts w:ascii="Verdana" w:hAnsi="Verdana"/>
                 <w:b w:val="0"/>
                 <w:sz w:val="16"/>
               </w:rPr>
@@ -10378,7 +10554,7 @@
             <w:r/>
             <w:r>
               <w:rPr>
-                <w:rFonts w:ascii="Arial" w:hAnsi="Arial"/>
+                <w:rFonts w:ascii="Verdana" w:hAnsi="Verdana"/>
                 <w:b w:val="0"/>
                 <w:sz w:val="16"/>
               </w:rPr>
@@ -10387,15 +10563,18 @@
         </w:tc>
       </w:tr>
       <w:tr>
-        <w:tc>
-          <w:tcPr>
-            <w:tcW w:type="dxa" w:w="1514"/>
-          </w:tcPr>
-          <w:p>
-            <w:r/>
-            <w:r>
-              <w:rPr>
-                <w:rFonts w:ascii="Arial" w:hAnsi="Arial"/>
+        <w:trPr>
+          <w:cantSplit/>
+        </w:trPr>
+        <w:tc>
+          <w:tcPr>
+            <w:tcW w:type="dxa" w:w="1514"/>
+          </w:tcPr>
+          <w:p>
+            <w:r/>
+            <w:r>
+              <w:rPr>
+                <w:rFonts w:ascii="Verdana" w:hAnsi="Verdana"/>
                 <w:b w:val="0"/>
                 <w:sz w:val="16"/>
               </w:rPr>
@@ -10411,7 +10590,7 @@
             <w:r/>
             <w:r>
               <w:rPr>
-                <w:rFonts w:ascii="Arial" w:hAnsi="Arial"/>
+                <w:rFonts w:ascii="Verdana" w:hAnsi="Verdana"/>
                 <w:b w:val="0"/>
                 <w:sz w:val="16"/>
               </w:rPr>
@@ -10427,7 +10606,7 @@
             <w:r/>
             <w:r>
               <w:rPr>
-                <w:rFonts w:ascii="Arial" w:hAnsi="Arial"/>
+                <w:rFonts w:ascii="Verdana" w:hAnsi="Verdana"/>
                 <w:b w:val="0"/>
                 <w:sz w:val="16"/>
               </w:rPr>
@@ -10443,7 +10622,7 @@
             <w:r/>
             <w:r>
               <w:rPr>
-                <w:rFonts w:ascii="Arial" w:hAnsi="Arial"/>
+                <w:rFonts w:ascii="Verdana" w:hAnsi="Verdana"/>
                 <w:b w:val="0"/>
                 <w:sz w:val="16"/>
               </w:rPr>
@@ -10459,7 +10638,7 @@
             <w:r/>
             <w:r>
               <w:rPr>
-                <w:rFonts w:ascii="Arial" w:hAnsi="Arial"/>
+                <w:rFonts w:ascii="Verdana" w:hAnsi="Verdana"/>
                 <w:b w:val="0"/>
                 <w:sz w:val="16"/>
               </w:rPr>
@@ -10475,7 +10654,7 @@
             <w:r/>
             <w:r>
               <w:rPr>
-                <w:rFonts w:ascii="Arial" w:hAnsi="Arial"/>
+                <w:rFonts w:ascii="Verdana" w:hAnsi="Verdana"/>
                 <w:b w:val="0"/>
                 <w:sz w:val="16"/>
               </w:rPr>
@@ -10491,7 +10670,7 @@
             <w:r/>
             <w:r>
               <w:rPr>
-                <w:rFonts w:ascii="Arial" w:hAnsi="Arial"/>
+                <w:rFonts w:ascii="Verdana" w:hAnsi="Verdana"/>
                 <w:b w:val="0"/>
                 <w:sz w:val="16"/>
               </w:rPr>
@@ -10507,7 +10686,7 @@
             <w:r/>
             <w:r>
               <w:rPr>
-                <w:rFonts w:ascii="Arial" w:hAnsi="Arial"/>
+                <w:rFonts w:ascii="Verdana" w:hAnsi="Verdana"/>
                 <w:b w:val="0"/>
                 <w:sz w:val="16"/>
               </w:rPr>
@@ -10523,7 +10702,7 @@
             <w:r/>
             <w:r>
               <w:rPr>
-                <w:rFonts w:ascii="Arial" w:hAnsi="Arial"/>
+                <w:rFonts w:ascii="Verdana" w:hAnsi="Verdana"/>
                 <w:b w:val="0"/>
                 <w:sz w:val="16"/>
               </w:rPr>
@@ -10539,7 +10718,7 @@
             <w:r/>
             <w:r>
               <w:rPr>
-                <w:rFonts w:ascii="Arial" w:hAnsi="Arial"/>
+                <w:rFonts w:ascii="Verdana" w:hAnsi="Verdana"/>
                 <w:b w:val="0"/>
                 <w:sz w:val="16"/>
               </w:rPr>
@@ -10548,15 +10727,18 @@
         </w:tc>
       </w:tr>
       <w:tr>
-        <w:tc>
-          <w:tcPr>
-            <w:tcW w:type="dxa" w:w="1514"/>
-          </w:tcPr>
-          <w:p>
-            <w:r/>
-            <w:r>
-              <w:rPr>
-                <w:rFonts w:ascii="Arial" w:hAnsi="Arial"/>
+        <w:trPr>
+          <w:cantSplit/>
+        </w:trPr>
+        <w:tc>
+          <w:tcPr>
+            <w:tcW w:type="dxa" w:w="1514"/>
+          </w:tcPr>
+          <w:p>
+            <w:r/>
+            <w:r>
+              <w:rPr>
+                <w:rFonts w:ascii="Verdana" w:hAnsi="Verdana"/>
                 <w:b w:val="0"/>
                 <w:sz w:val="16"/>
               </w:rPr>
@@ -10572,7 +10754,7 @@
             <w:r/>
             <w:r>
               <w:rPr>
-                <w:rFonts w:ascii="Arial" w:hAnsi="Arial"/>
+                <w:rFonts w:ascii="Verdana" w:hAnsi="Verdana"/>
                 <w:b w:val="0"/>
                 <w:sz w:val="16"/>
               </w:rPr>
@@ -10588,7 +10770,7 @@
             <w:r/>
             <w:r>
               <w:rPr>
-                <w:rFonts w:ascii="Arial" w:hAnsi="Arial"/>
+                <w:rFonts w:ascii="Verdana" w:hAnsi="Verdana"/>
                 <w:b w:val="0"/>
                 <w:sz w:val="16"/>
               </w:rPr>
@@ -10604,7 +10786,7 @@
             <w:r/>
             <w:r>
               <w:rPr>
-                <w:rFonts w:ascii="Arial" w:hAnsi="Arial"/>
+                <w:rFonts w:ascii="Verdana" w:hAnsi="Verdana"/>
                 <w:b w:val="0"/>
                 <w:sz w:val="16"/>
               </w:rPr>
@@ -10620,7 +10802,7 @@
             <w:r/>
             <w:r>
               <w:rPr>
-                <w:rFonts w:ascii="Arial" w:hAnsi="Arial"/>
+                <w:rFonts w:ascii="Verdana" w:hAnsi="Verdana"/>
                 <w:b w:val="0"/>
                 <w:sz w:val="16"/>
               </w:rPr>
@@ -10636,7 +10818,7 @@
             <w:r/>
             <w:r>
               <w:rPr>
-                <w:rFonts w:ascii="Arial" w:hAnsi="Arial"/>
+                <w:rFonts w:ascii="Verdana" w:hAnsi="Verdana"/>
                 <w:b w:val="0"/>
                 <w:sz w:val="16"/>
               </w:rPr>
@@ -10652,7 +10834,7 @@
             <w:r/>
             <w:r>
               <w:rPr>
-                <w:rFonts w:ascii="Arial" w:hAnsi="Arial"/>
+                <w:rFonts w:ascii="Verdana" w:hAnsi="Verdana"/>
                 <w:b w:val="0"/>
                 <w:sz w:val="16"/>
               </w:rPr>
@@ -10668,7 +10850,7 @@
             <w:r/>
             <w:r>
               <w:rPr>
-                <w:rFonts w:ascii="Arial" w:hAnsi="Arial"/>
+                <w:rFonts w:ascii="Verdana" w:hAnsi="Verdana"/>
                 <w:b w:val="0"/>
                 <w:sz w:val="16"/>
               </w:rPr>
@@ -10684,7 +10866,7 @@
             <w:r/>
             <w:r>
               <w:rPr>
-                <w:rFonts w:ascii="Arial" w:hAnsi="Arial"/>
+                <w:rFonts w:ascii="Verdana" w:hAnsi="Verdana"/>
                 <w:b w:val="0"/>
                 <w:sz w:val="16"/>
               </w:rPr>
@@ -10700,7 +10882,7 @@
             <w:r/>
             <w:r>
               <w:rPr>
-                <w:rFonts w:ascii="Arial" w:hAnsi="Arial"/>
+                <w:rFonts w:ascii="Verdana" w:hAnsi="Verdana"/>
                 <w:b w:val="0"/>
                 <w:sz w:val="16"/>
               </w:rPr>
@@ -10709,15 +10891,18 @@
         </w:tc>
       </w:tr>
       <w:tr>
-        <w:tc>
-          <w:tcPr>
-            <w:tcW w:type="dxa" w:w="1514"/>
-          </w:tcPr>
-          <w:p>
-            <w:r/>
-            <w:r>
-              <w:rPr>
-                <w:rFonts w:ascii="Arial" w:hAnsi="Arial"/>
+        <w:trPr>
+          <w:cantSplit/>
+        </w:trPr>
+        <w:tc>
+          <w:tcPr>
+            <w:tcW w:type="dxa" w:w="1514"/>
+          </w:tcPr>
+          <w:p>
+            <w:r/>
+            <w:r>
+              <w:rPr>
+                <w:rFonts w:ascii="Verdana" w:hAnsi="Verdana"/>
                 <w:b w:val="0"/>
                 <w:sz w:val="16"/>
               </w:rPr>
@@ -10733,7 +10918,7 @@
             <w:r/>
             <w:r>
               <w:rPr>
-                <w:rFonts w:ascii="Arial" w:hAnsi="Arial"/>
+                <w:rFonts w:ascii="Verdana" w:hAnsi="Verdana"/>
                 <w:b w:val="0"/>
                 <w:sz w:val="16"/>
               </w:rPr>
@@ -10749,7 +10934,7 @@
             <w:r/>
             <w:r>
               <w:rPr>
-                <w:rFonts w:ascii="Arial" w:hAnsi="Arial"/>
+                <w:rFonts w:ascii="Verdana" w:hAnsi="Verdana"/>
                 <w:b w:val="0"/>
                 <w:sz w:val="16"/>
               </w:rPr>
@@ -10765,7 +10950,7 @@
             <w:r/>
             <w:r>
               <w:rPr>
-                <w:rFonts w:ascii="Arial" w:hAnsi="Arial"/>
+                <w:rFonts w:ascii="Verdana" w:hAnsi="Verdana"/>
                 <w:b w:val="0"/>
                 <w:sz w:val="16"/>
               </w:rPr>
@@ -10781,7 +10966,7 @@
             <w:r/>
             <w:r>
               <w:rPr>
-                <w:rFonts w:ascii="Arial" w:hAnsi="Arial"/>
+                <w:rFonts w:ascii="Verdana" w:hAnsi="Verdana"/>
                 <w:b w:val="0"/>
                 <w:sz w:val="16"/>
               </w:rPr>
@@ -10797,7 +10982,7 @@
             <w:r/>
             <w:r>
               <w:rPr>
-                <w:rFonts w:ascii="Arial" w:hAnsi="Arial"/>
+                <w:rFonts w:ascii="Verdana" w:hAnsi="Verdana"/>
                 <w:b w:val="0"/>
                 <w:sz w:val="16"/>
               </w:rPr>
@@ -10813,7 +10998,7 @@
             <w:r/>
             <w:r>
               <w:rPr>
-                <w:rFonts w:ascii="Arial" w:hAnsi="Arial"/>
+                <w:rFonts w:ascii="Verdana" w:hAnsi="Verdana"/>
                 <w:b w:val="0"/>
                 <w:sz w:val="16"/>
               </w:rPr>
@@ -10829,7 +11014,7 @@
             <w:r/>
             <w:r>
               <w:rPr>
-                <w:rFonts w:ascii="Arial" w:hAnsi="Arial"/>
+                <w:rFonts w:ascii="Verdana" w:hAnsi="Verdana"/>
                 <w:b w:val="0"/>
                 <w:sz w:val="16"/>
               </w:rPr>
@@ -10845,7 +11030,7 @@
             <w:r/>
             <w:r>
               <w:rPr>
-                <w:rFonts w:ascii="Arial" w:hAnsi="Arial"/>
+                <w:rFonts w:ascii="Verdana" w:hAnsi="Verdana"/>
                 <w:b w:val="0"/>
                 <w:sz w:val="16"/>
               </w:rPr>
@@ -10861,7 +11046,7 @@
             <w:r/>
             <w:r>
               <w:rPr>
-                <w:rFonts w:ascii="Arial" w:hAnsi="Arial"/>
+                <w:rFonts w:ascii="Verdana" w:hAnsi="Verdana"/>
                 <w:b w:val="0"/>
                 <w:sz w:val="16"/>
               </w:rPr>
@@ -10870,15 +11055,18 @@
         </w:tc>
       </w:tr>
       <w:tr>
-        <w:tc>
-          <w:tcPr>
-            <w:tcW w:type="dxa" w:w="1514"/>
-          </w:tcPr>
-          <w:p>
-            <w:r/>
-            <w:r>
-              <w:rPr>
-                <w:rFonts w:ascii="Arial" w:hAnsi="Arial"/>
+        <w:trPr>
+          <w:cantSplit/>
+        </w:trPr>
+        <w:tc>
+          <w:tcPr>
+            <w:tcW w:type="dxa" w:w="1514"/>
+          </w:tcPr>
+          <w:p>
+            <w:r/>
+            <w:r>
+              <w:rPr>
+                <w:rFonts w:ascii="Verdana" w:hAnsi="Verdana"/>
                 <w:b w:val="0"/>
                 <w:sz w:val="16"/>
               </w:rPr>
@@ -10894,7 +11082,7 @@
             <w:r/>
             <w:r>
               <w:rPr>
-                <w:rFonts w:ascii="Arial" w:hAnsi="Arial"/>
+                <w:rFonts w:ascii="Verdana" w:hAnsi="Verdana"/>
                 <w:b w:val="0"/>
                 <w:sz w:val="16"/>
               </w:rPr>
@@ -10910,7 +11098,7 @@
             <w:r/>
             <w:r>
               <w:rPr>
-                <w:rFonts w:ascii="Arial" w:hAnsi="Arial"/>
+                <w:rFonts w:ascii="Verdana" w:hAnsi="Verdana"/>
                 <w:b w:val="0"/>
                 <w:sz w:val="16"/>
               </w:rPr>
@@ -10926,7 +11114,7 @@
             <w:r/>
             <w:r>
               <w:rPr>
-                <w:rFonts w:ascii="Arial" w:hAnsi="Arial"/>
+                <w:rFonts w:ascii="Verdana" w:hAnsi="Verdana"/>
                 <w:b w:val="0"/>
                 <w:sz w:val="16"/>
               </w:rPr>
@@ -10942,7 +11130,7 @@
             <w:r/>
             <w:r>
               <w:rPr>
-                <w:rFonts w:ascii="Arial" w:hAnsi="Arial"/>
+                <w:rFonts w:ascii="Verdana" w:hAnsi="Verdana"/>
                 <w:b w:val="0"/>
                 <w:sz w:val="16"/>
               </w:rPr>
@@ -10958,7 +11146,7 @@
             <w:r/>
             <w:r>
               <w:rPr>
-                <w:rFonts w:ascii="Arial" w:hAnsi="Arial"/>
+                <w:rFonts w:ascii="Verdana" w:hAnsi="Verdana"/>
                 <w:b w:val="0"/>
                 <w:sz w:val="16"/>
               </w:rPr>
@@ -10974,7 +11162,7 @@
             <w:r/>
             <w:r>
               <w:rPr>
-                <w:rFonts w:ascii="Arial" w:hAnsi="Arial"/>
+                <w:rFonts w:ascii="Verdana" w:hAnsi="Verdana"/>
                 <w:b w:val="0"/>
                 <w:sz w:val="16"/>
               </w:rPr>
@@ -10990,7 +11178,7 @@
             <w:r/>
             <w:r>
               <w:rPr>
-                <w:rFonts w:ascii="Arial" w:hAnsi="Arial"/>
+                <w:rFonts w:ascii="Verdana" w:hAnsi="Verdana"/>
                 <w:b w:val="0"/>
                 <w:sz w:val="16"/>
               </w:rPr>
@@ -11006,7 +11194,7 @@
             <w:r/>
             <w:r>
               <w:rPr>
-                <w:rFonts w:ascii="Arial" w:hAnsi="Arial"/>
+                <w:rFonts w:ascii="Verdana" w:hAnsi="Verdana"/>
                 <w:b w:val="0"/>
                 <w:sz w:val="16"/>
               </w:rPr>
@@ -11022,7 +11210,7 @@
             <w:r/>
             <w:r>
               <w:rPr>
-                <w:rFonts w:ascii="Arial" w:hAnsi="Arial"/>
+                <w:rFonts w:ascii="Verdana" w:hAnsi="Verdana"/>
                 <w:b w:val="0"/>
                 <w:sz w:val="16"/>
               </w:rPr>
@@ -11031,15 +11219,18 @@
         </w:tc>
       </w:tr>
       <w:tr>
-        <w:tc>
-          <w:tcPr>
-            <w:tcW w:type="dxa" w:w="1514"/>
-          </w:tcPr>
-          <w:p>
-            <w:r/>
-            <w:r>
-              <w:rPr>
-                <w:rFonts w:ascii="Arial" w:hAnsi="Arial"/>
+        <w:trPr>
+          <w:cantSplit/>
+        </w:trPr>
+        <w:tc>
+          <w:tcPr>
+            <w:tcW w:type="dxa" w:w="1514"/>
+          </w:tcPr>
+          <w:p>
+            <w:r/>
+            <w:r>
+              <w:rPr>
+                <w:rFonts w:ascii="Verdana" w:hAnsi="Verdana"/>
                 <w:b w:val="0"/>
                 <w:sz w:val="16"/>
               </w:rPr>
@@ -11055,7 +11246,7 @@
             <w:r/>
             <w:r>
               <w:rPr>
-                <w:rFonts w:ascii="Arial" w:hAnsi="Arial"/>
+                <w:rFonts w:ascii="Verdana" w:hAnsi="Verdana"/>
                 <w:b w:val="0"/>
                 <w:sz w:val="16"/>
               </w:rPr>
@@ -11071,7 +11262,7 @@
             <w:r/>
             <w:r>
               <w:rPr>
-                <w:rFonts w:ascii="Arial" w:hAnsi="Arial"/>
+                <w:rFonts w:ascii="Verdana" w:hAnsi="Verdana"/>
                 <w:b w:val="0"/>
                 <w:sz w:val="16"/>
               </w:rPr>
@@ -11087,7 +11278,7 @@
             <w:r/>
             <w:r>
               <w:rPr>
-                <w:rFonts w:ascii="Arial" w:hAnsi="Arial"/>
+                <w:rFonts w:ascii="Verdana" w:hAnsi="Verdana"/>
                 <w:b w:val="0"/>
                 <w:sz w:val="16"/>
               </w:rPr>
@@ -11103,7 +11294,7 @@
             <w:r/>
             <w:r>
               <w:rPr>
-                <w:rFonts w:ascii="Arial" w:hAnsi="Arial"/>
+                <w:rFonts w:ascii="Verdana" w:hAnsi="Verdana"/>
                 <w:b w:val="0"/>
                 <w:sz w:val="16"/>
               </w:rPr>
@@ -11119,7 +11310,7 @@
             <w:r/>
             <w:r>
               <w:rPr>
-                <w:rFonts w:ascii="Arial" w:hAnsi="Arial"/>
+                <w:rFonts w:ascii="Verdana" w:hAnsi="Verdana"/>
                 <w:b w:val="0"/>
                 <w:sz w:val="16"/>
               </w:rPr>
@@ -11135,7 +11326,7 @@
             <w:r/>
             <w:r>
               <w:rPr>
-                <w:rFonts w:ascii="Arial" w:hAnsi="Arial"/>
+                <w:rFonts w:ascii="Verdana" w:hAnsi="Verdana"/>
                 <w:b w:val="0"/>
                 <w:sz w:val="16"/>
               </w:rPr>
@@ -11151,7 +11342,7 @@
             <w:r/>
             <w:r>
               <w:rPr>
-                <w:rFonts w:ascii="Arial" w:hAnsi="Arial"/>
+                <w:rFonts w:ascii="Verdana" w:hAnsi="Verdana"/>
                 <w:b w:val="0"/>
                 <w:sz w:val="16"/>
               </w:rPr>
@@ -11167,7 +11358,7 @@
             <w:r/>
             <w:r>
               <w:rPr>
-                <w:rFonts w:ascii="Arial" w:hAnsi="Arial"/>
+                <w:rFonts w:ascii="Verdana" w:hAnsi="Verdana"/>
                 <w:b w:val="0"/>
                 <w:sz w:val="16"/>
               </w:rPr>
@@ -11183,7 +11374,7 @@
             <w:r/>
             <w:r>
               <w:rPr>
-                <w:rFonts w:ascii="Arial" w:hAnsi="Arial"/>
+                <w:rFonts w:ascii="Verdana" w:hAnsi="Verdana"/>
                 <w:b w:val="0"/>
                 <w:sz w:val="16"/>
               </w:rPr>
@@ -11193,15 +11384,18 @@
         </w:tc>
       </w:tr>
       <w:tr>
-        <w:tc>
-          <w:tcPr>
-            <w:tcW w:type="dxa" w:w="1514"/>
-          </w:tcPr>
-          <w:p>
-            <w:r/>
-            <w:r>
-              <w:rPr>
-                <w:rFonts w:ascii="Arial" w:hAnsi="Arial"/>
+        <w:trPr>
+          <w:cantSplit/>
+        </w:trPr>
+        <w:tc>
+          <w:tcPr>
+            <w:tcW w:type="dxa" w:w="1514"/>
+          </w:tcPr>
+          <w:p>
+            <w:r/>
+            <w:r>
+              <w:rPr>
+                <w:rFonts w:ascii="Verdana" w:hAnsi="Verdana"/>
                 <w:b w:val="0"/>
                 <w:sz w:val="16"/>
               </w:rPr>
@@ -11217,7 +11411,7 @@
             <w:r/>
             <w:r>
               <w:rPr>
-                <w:rFonts w:ascii="Arial" w:hAnsi="Arial"/>
+                <w:rFonts w:ascii="Verdana" w:hAnsi="Verdana"/>
                 <w:b w:val="0"/>
                 <w:sz w:val="16"/>
               </w:rPr>
@@ -11233,7 +11427,7 @@
             <w:r/>
             <w:r>
               <w:rPr>
-                <w:rFonts w:ascii="Arial" w:hAnsi="Arial"/>
+                <w:rFonts w:ascii="Verdana" w:hAnsi="Verdana"/>
                 <w:b w:val="0"/>
                 <w:sz w:val="16"/>
               </w:rPr>
@@ -11249,7 +11443,7 @@
             <w:r/>
             <w:r>
               <w:rPr>
-                <w:rFonts w:ascii="Arial" w:hAnsi="Arial"/>
+                <w:rFonts w:ascii="Verdana" w:hAnsi="Verdana"/>
                 <w:b w:val="0"/>
                 <w:sz w:val="16"/>
               </w:rPr>
@@ -11265,7 +11459,7 @@
             <w:r/>
             <w:r>
               <w:rPr>
-                <w:rFonts w:ascii="Arial" w:hAnsi="Arial"/>
+                <w:rFonts w:ascii="Verdana" w:hAnsi="Verdana"/>
                 <w:b w:val="0"/>
                 <w:sz w:val="16"/>
               </w:rPr>
@@ -11281,7 +11475,7 @@
             <w:r/>
             <w:r>
               <w:rPr>
-                <w:rFonts w:ascii="Arial" w:hAnsi="Arial"/>
+                <w:rFonts w:ascii="Verdana" w:hAnsi="Verdana"/>
                 <w:b w:val="0"/>
                 <w:sz w:val="16"/>
               </w:rPr>
@@ -11297,7 +11491,7 @@
             <w:r/>
             <w:r>
               <w:rPr>
-                <w:rFonts w:ascii="Arial" w:hAnsi="Arial"/>
+                <w:rFonts w:ascii="Verdana" w:hAnsi="Verdana"/>
                 <w:b w:val="0"/>
                 <w:sz w:val="16"/>
               </w:rPr>
@@ -11313,7 +11507,7 @@
             <w:r/>
             <w:r>
               <w:rPr>
-                <w:rFonts w:ascii="Arial" w:hAnsi="Arial"/>
+                <w:rFonts w:ascii="Verdana" w:hAnsi="Verdana"/>
                 <w:b w:val="0"/>
                 <w:sz w:val="16"/>
               </w:rPr>
@@ -11329,7 +11523,7 @@
             <w:r/>
             <w:r>
               <w:rPr>
-                <w:rFonts w:ascii="Arial" w:hAnsi="Arial"/>
+                <w:rFonts w:ascii="Verdana" w:hAnsi="Verdana"/>
                 <w:b w:val="0"/>
                 <w:sz w:val="16"/>
               </w:rPr>
@@ -11345,7 +11539,7 @@
             <w:r/>
             <w:r>
               <w:rPr>
-                <w:rFonts w:ascii="Arial" w:hAnsi="Arial"/>
+                <w:rFonts w:ascii="Verdana" w:hAnsi="Verdana"/>
                 <w:b w:val="0"/>
                 <w:sz w:val="16"/>
               </w:rPr>
@@ -11354,15 +11548,18 @@
         </w:tc>
       </w:tr>
       <w:tr>
-        <w:tc>
-          <w:tcPr>
-            <w:tcW w:type="dxa" w:w="1514"/>
-          </w:tcPr>
-          <w:p>
-            <w:r/>
-            <w:r>
-              <w:rPr>
-                <w:rFonts w:ascii="Arial" w:hAnsi="Arial"/>
+        <w:trPr>
+          <w:cantSplit/>
+        </w:trPr>
+        <w:tc>
+          <w:tcPr>
+            <w:tcW w:type="dxa" w:w="1514"/>
+          </w:tcPr>
+          <w:p>
+            <w:r/>
+            <w:r>
+              <w:rPr>
+                <w:rFonts w:ascii="Verdana" w:hAnsi="Verdana"/>
                 <w:b w:val="0"/>
                 <w:sz w:val="16"/>
               </w:rPr>
@@ -11378,7 +11575,7 @@
             <w:r/>
             <w:r>
               <w:rPr>
-                <w:rFonts w:ascii="Arial" w:hAnsi="Arial"/>
+                <w:rFonts w:ascii="Verdana" w:hAnsi="Verdana"/>
                 <w:b w:val="0"/>
                 <w:sz w:val="16"/>
               </w:rPr>
@@ -11394,7 +11591,7 @@
             <w:r/>
             <w:r>
               <w:rPr>
-                <w:rFonts w:ascii="Arial" w:hAnsi="Arial"/>
+                <w:rFonts w:ascii="Verdana" w:hAnsi="Verdana"/>
                 <w:b w:val="0"/>
                 <w:sz w:val="16"/>
               </w:rPr>
@@ -11410,7 +11607,7 @@
             <w:r/>
             <w:r>
               <w:rPr>
-                <w:rFonts w:ascii="Arial" w:hAnsi="Arial"/>
+                <w:rFonts w:ascii="Verdana" w:hAnsi="Verdana"/>
                 <w:b w:val="0"/>
                 <w:sz w:val="16"/>
               </w:rPr>
@@ -11426,7 +11623,7 @@
             <w:r/>
             <w:r>
               <w:rPr>
-                <w:rFonts w:ascii="Arial" w:hAnsi="Arial"/>
+                <w:rFonts w:ascii="Verdana" w:hAnsi="Verdana"/>
                 <w:b w:val="0"/>
                 <w:sz w:val="16"/>
               </w:rPr>
@@ -11442,7 +11639,7 @@
             <w:r/>
             <w:r>
               <w:rPr>
-                <w:rFonts w:ascii="Arial" w:hAnsi="Arial"/>
+                <w:rFonts w:ascii="Verdana" w:hAnsi="Verdana"/>
                 <w:b w:val="0"/>
                 <w:sz w:val="16"/>
               </w:rPr>
@@ -11458,7 +11655,7 @@
             <w:r/>
             <w:r>
               <w:rPr>
-                <w:rFonts w:ascii="Arial" w:hAnsi="Arial"/>
+                <w:rFonts w:ascii="Verdana" w:hAnsi="Verdana"/>
                 <w:b w:val="0"/>
                 <w:sz w:val="16"/>
               </w:rPr>
@@ -11474,7 +11671,7 @@
             <w:r/>
             <w:r>
               <w:rPr>
-                <w:rFonts w:ascii="Arial" w:hAnsi="Arial"/>
+                <w:rFonts w:ascii="Verdana" w:hAnsi="Verdana"/>
                 <w:b w:val="0"/>
                 <w:sz w:val="16"/>
               </w:rPr>
@@ -11490,7 +11687,7 @@
             <w:r/>
             <w:r>
               <w:rPr>
-                <w:rFonts w:ascii="Arial" w:hAnsi="Arial"/>
+                <w:rFonts w:ascii="Verdana" w:hAnsi="Verdana"/>
                 <w:b w:val="0"/>
                 <w:sz w:val="16"/>
               </w:rPr>
@@ -11506,7 +11703,7 @@
             <w:r/>
             <w:r>
               <w:rPr>
-                <w:rFonts w:ascii="Arial" w:hAnsi="Arial"/>
+                <w:rFonts w:ascii="Verdana" w:hAnsi="Verdana"/>
                 <w:b w:val="0"/>
                 <w:sz w:val="16"/>
               </w:rPr>
@@ -11515,15 +11712,18 @@
         </w:tc>
       </w:tr>
       <w:tr>
-        <w:tc>
-          <w:tcPr>
-            <w:tcW w:type="dxa" w:w="1514"/>
-          </w:tcPr>
-          <w:p>
-            <w:r/>
-            <w:r>
-              <w:rPr>
-                <w:rFonts w:ascii="Arial" w:hAnsi="Arial"/>
+        <w:trPr>
+          <w:cantSplit/>
+        </w:trPr>
+        <w:tc>
+          <w:tcPr>
+            <w:tcW w:type="dxa" w:w="1514"/>
+          </w:tcPr>
+          <w:p>
+            <w:r/>
+            <w:r>
+              <w:rPr>
+                <w:rFonts w:ascii="Verdana" w:hAnsi="Verdana"/>
                 <w:b w:val="0"/>
                 <w:sz w:val="16"/>
               </w:rPr>
@@ -11539,7 +11739,7 @@
             <w:r/>
             <w:r>
               <w:rPr>
-                <w:rFonts w:ascii="Arial" w:hAnsi="Arial"/>
+                <w:rFonts w:ascii="Verdana" w:hAnsi="Verdana"/>
                 <w:b w:val="0"/>
                 <w:sz w:val="16"/>
               </w:rPr>
@@ -11555,7 +11755,7 @@
             <w:r/>
             <w:r>
               <w:rPr>
-                <w:rFonts w:ascii="Arial" w:hAnsi="Arial"/>
+                <w:rFonts w:ascii="Verdana" w:hAnsi="Verdana"/>
                 <w:b w:val="0"/>
                 <w:sz w:val="16"/>
               </w:rPr>
@@ -11571,7 +11771,7 @@
             <w:r/>
             <w:r>
               <w:rPr>
-                <w:rFonts w:ascii="Arial" w:hAnsi="Arial"/>
+                <w:rFonts w:ascii="Verdana" w:hAnsi="Verdana"/>
                 <w:b w:val="0"/>
                 <w:sz w:val="16"/>
               </w:rPr>
@@ -11587,7 +11787,7 @@
             <w:r/>
             <w:r>
               <w:rPr>
-                <w:rFonts w:ascii="Arial" w:hAnsi="Arial"/>
+                <w:rFonts w:ascii="Verdana" w:hAnsi="Verdana"/>
                 <w:b w:val="0"/>
                 <w:sz w:val="16"/>
               </w:rPr>
@@ -11603,7 +11803,7 @@
             <w:r/>
             <w:r>
               <w:rPr>
-                <w:rFonts w:ascii="Arial" w:hAnsi="Arial"/>
+                <w:rFonts w:ascii="Verdana" w:hAnsi="Verdana"/>
                 <w:b w:val="0"/>
                 <w:sz w:val="16"/>
               </w:rPr>
@@ -11619,7 +11819,7 @@
             <w:r/>
             <w:r>
               <w:rPr>
-                <w:rFonts w:ascii="Arial" w:hAnsi="Arial"/>
+                <w:rFonts w:ascii="Verdana" w:hAnsi="Verdana"/>
                 <w:b w:val="0"/>
                 <w:sz w:val="16"/>
               </w:rPr>
@@ -11635,7 +11835,7 @@
             <w:r/>
             <w:r>
               <w:rPr>
-                <w:rFonts w:ascii="Arial" w:hAnsi="Arial"/>
+                <w:rFonts w:ascii="Verdana" w:hAnsi="Verdana"/>
                 <w:b w:val="0"/>
                 <w:sz w:val="16"/>
               </w:rPr>
@@ -11651,7 +11851,7 @@
             <w:r/>
             <w:r>
               <w:rPr>
-                <w:rFonts w:ascii="Arial" w:hAnsi="Arial"/>
+                <w:rFonts w:ascii="Verdana" w:hAnsi="Verdana"/>
                 <w:b w:val="0"/>
                 <w:sz w:val="16"/>
               </w:rPr>
@@ -11667,7 +11867,7 @@
             <w:r/>
             <w:r>
               <w:rPr>
-                <w:rFonts w:ascii="Arial" w:hAnsi="Arial"/>
+                <w:rFonts w:ascii="Verdana" w:hAnsi="Verdana"/>
                 <w:b w:val="0"/>
                 <w:sz w:val="16"/>
               </w:rPr>
@@ -11677,15 +11877,18 @@
         </w:tc>
       </w:tr>
       <w:tr>
-        <w:tc>
-          <w:tcPr>
-            <w:tcW w:type="dxa" w:w="1514"/>
-          </w:tcPr>
-          <w:p>
-            <w:r/>
-            <w:r>
-              <w:rPr>
-                <w:rFonts w:ascii="Arial" w:hAnsi="Arial"/>
+        <w:trPr>
+          <w:cantSplit/>
+        </w:trPr>
+        <w:tc>
+          <w:tcPr>
+            <w:tcW w:type="dxa" w:w="1514"/>
+          </w:tcPr>
+          <w:p>
+            <w:r/>
+            <w:r>
+              <w:rPr>
+                <w:rFonts w:ascii="Verdana" w:hAnsi="Verdana"/>
                 <w:b w:val="0"/>
                 <w:sz w:val="16"/>
               </w:rPr>
@@ -11701,7 +11904,7 @@
             <w:r/>
             <w:r>
               <w:rPr>
-                <w:rFonts w:ascii="Arial" w:hAnsi="Arial"/>
+                <w:rFonts w:ascii="Verdana" w:hAnsi="Verdana"/>
                 <w:b w:val="0"/>
                 <w:sz w:val="16"/>
               </w:rPr>
@@ -11717,7 +11920,7 @@
             <w:r/>
             <w:r>
               <w:rPr>
-                <w:rFonts w:ascii="Arial" w:hAnsi="Arial"/>
+                <w:rFonts w:ascii="Verdana" w:hAnsi="Verdana"/>
                 <w:b w:val="0"/>
                 <w:sz w:val="16"/>
               </w:rPr>
@@ -11733,7 +11936,7 @@
             <w:r/>
             <w:r>
               <w:rPr>
-                <w:rFonts w:ascii="Arial" w:hAnsi="Arial"/>
+                <w:rFonts w:ascii="Verdana" w:hAnsi="Verdana"/>
                 <w:b w:val="0"/>
                 <w:sz w:val="16"/>
               </w:rPr>
@@ -11749,7 +11952,7 @@
             <w:r/>
             <w:r>
               <w:rPr>
-                <w:rFonts w:ascii="Arial" w:hAnsi="Arial"/>
+                <w:rFonts w:ascii="Verdana" w:hAnsi="Verdana"/>
                 <w:b w:val="0"/>
                 <w:sz w:val="16"/>
               </w:rPr>
@@ -11765,7 +11968,7 @@
             <w:r/>
             <w:r>
               <w:rPr>
-                <w:rFonts w:ascii="Arial" w:hAnsi="Arial"/>
+                <w:rFonts w:ascii="Verdana" w:hAnsi="Verdana"/>
                 <w:b w:val="0"/>
                 <w:sz w:val="16"/>
               </w:rPr>
@@ -11781,7 +11984,7 @@
             <w:r/>
             <w:r>
               <w:rPr>
-                <w:rFonts w:ascii="Arial" w:hAnsi="Arial"/>
+                <w:rFonts w:ascii="Verdana" w:hAnsi="Verdana"/>
                 <w:b w:val="0"/>
                 <w:sz w:val="16"/>
               </w:rPr>
@@ -11797,7 +12000,7 @@
             <w:r/>
             <w:r>
               <w:rPr>
-                <w:rFonts w:ascii="Arial" w:hAnsi="Arial"/>
+                <w:rFonts w:ascii="Verdana" w:hAnsi="Verdana"/>
                 <w:b w:val="0"/>
                 <w:sz w:val="16"/>
               </w:rPr>
@@ -11813,7 +12016,7 @@
             <w:r/>
             <w:r>
               <w:rPr>
-                <w:rFonts w:ascii="Arial" w:hAnsi="Arial"/>
+                <w:rFonts w:ascii="Verdana" w:hAnsi="Verdana"/>
                 <w:b w:val="0"/>
                 <w:sz w:val="16"/>
               </w:rPr>
@@ -11829,7 +12032,7 @@
             <w:r/>
             <w:r>
               <w:rPr>
-                <w:rFonts w:ascii="Arial" w:hAnsi="Arial"/>
+                <w:rFonts w:ascii="Verdana" w:hAnsi="Verdana"/>
                 <w:b w:val="0"/>
                 <w:sz w:val="16"/>
               </w:rPr>
@@ -11839,15 +12042,18 @@
         </w:tc>
       </w:tr>
       <w:tr>
-        <w:tc>
-          <w:tcPr>
-            <w:tcW w:type="dxa" w:w="1514"/>
-          </w:tcPr>
-          <w:p>
-            <w:r/>
-            <w:r>
-              <w:rPr>
-                <w:rFonts w:ascii="Arial" w:hAnsi="Arial"/>
+        <w:trPr>
+          <w:cantSplit/>
+        </w:trPr>
+        <w:tc>
+          <w:tcPr>
+            <w:tcW w:type="dxa" w:w="1514"/>
+          </w:tcPr>
+          <w:p>
+            <w:r/>
+            <w:r>
+              <w:rPr>
+                <w:rFonts w:ascii="Verdana" w:hAnsi="Verdana"/>
                 <w:b w:val="0"/>
                 <w:sz w:val="16"/>
               </w:rPr>
@@ -11863,7 +12069,7 @@
             <w:r/>
             <w:r>
               <w:rPr>
-                <w:rFonts w:ascii="Arial" w:hAnsi="Arial"/>
+                <w:rFonts w:ascii="Verdana" w:hAnsi="Verdana"/>
                 <w:b w:val="0"/>
                 <w:sz w:val="16"/>
               </w:rPr>
@@ -11879,7 +12085,7 @@
             <w:r/>
             <w:r>
               <w:rPr>
-                <w:rFonts w:ascii="Arial" w:hAnsi="Arial"/>
+                <w:rFonts w:ascii="Verdana" w:hAnsi="Verdana"/>
                 <w:b w:val="0"/>
                 <w:sz w:val="16"/>
               </w:rPr>
@@ -11895,7 +12101,7 @@
             <w:r/>
             <w:r>
               <w:rPr>
-                <w:rFonts w:ascii="Arial" w:hAnsi="Arial"/>
+                <w:rFonts w:ascii="Verdana" w:hAnsi="Verdana"/>
                 <w:b w:val="0"/>
                 <w:sz w:val="16"/>
               </w:rPr>
@@ -11911,7 +12117,7 @@
             <w:r/>
             <w:r>
               <w:rPr>
-                <w:rFonts w:ascii="Arial" w:hAnsi="Arial"/>
+                <w:rFonts w:ascii="Verdana" w:hAnsi="Verdana"/>
                 <w:b w:val="0"/>
                 <w:sz w:val="16"/>
               </w:rPr>
@@ -11927,7 +12133,7 @@
             <w:r/>
             <w:r>
               <w:rPr>
-                <w:rFonts w:ascii="Arial" w:hAnsi="Arial"/>
+                <w:rFonts w:ascii="Verdana" w:hAnsi="Verdana"/>
                 <w:b w:val="0"/>
                 <w:sz w:val="16"/>
               </w:rPr>
@@ -11943,7 +12149,7 @@
             <w:r/>
             <w:r>
               <w:rPr>
-                <w:rFonts w:ascii="Arial" w:hAnsi="Arial"/>
+                <w:rFonts w:ascii="Verdana" w:hAnsi="Verdana"/>
                 <w:b w:val="0"/>
                 <w:sz w:val="16"/>
               </w:rPr>
@@ -11959,7 +12165,7 @@
             <w:r/>
             <w:r>
               <w:rPr>
-                <w:rFonts w:ascii="Arial" w:hAnsi="Arial"/>
+                <w:rFonts w:ascii="Verdana" w:hAnsi="Verdana"/>
                 <w:b w:val="0"/>
                 <w:sz w:val="16"/>
               </w:rPr>
@@ -11975,7 +12181,7 @@
             <w:r/>
             <w:r>
               <w:rPr>
-                <w:rFonts w:ascii="Arial" w:hAnsi="Arial"/>
+                <w:rFonts w:ascii="Verdana" w:hAnsi="Verdana"/>
                 <w:b w:val="0"/>
                 <w:sz w:val="16"/>
               </w:rPr>
@@ -11991,7 +12197,7 @@
             <w:r/>
             <w:r>
               <w:rPr>
-                <w:rFonts w:ascii="Arial" w:hAnsi="Arial"/>
+                <w:rFonts w:ascii="Verdana" w:hAnsi="Verdana"/>
                 <w:b w:val="0"/>
                 <w:sz w:val="16"/>
               </w:rPr>
@@ -12000,15 +12206,18 @@
         </w:tc>
       </w:tr>
       <w:tr>
-        <w:tc>
-          <w:tcPr>
-            <w:tcW w:type="dxa" w:w="1514"/>
-          </w:tcPr>
-          <w:p>
-            <w:r/>
-            <w:r>
-              <w:rPr>
-                <w:rFonts w:ascii="Arial" w:hAnsi="Arial"/>
+        <w:trPr>
+          <w:cantSplit/>
+        </w:trPr>
+        <w:tc>
+          <w:tcPr>
+            <w:tcW w:type="dxa" w:w="1514"/>
+          </w:tcPr>
+          <w:p>
+            <w:r/>
+            <w:r>
+              <w:rPr>
+                <w:rFonts w:ascii="Verdana" w:hAnsi="Verdana"/>
                 <w:b w:val="0"/>
                 <w:sz w:val="16"/>
               </w:rPr>
@@ -12024,7 +12233,7 @@
             <w:r/>
             <w:r>
               <w:rPr>
-                <w:rFonts w:ascii="Arial" w:hAnsi="Arial"/>
+                <w:rFonts w:ascii="Verdana" w:hAnsi="Verdana"/>
                 <w:b w:val="0"/>
                 <w:sz w:val="16"/>
               </w:rPr>
@@ -12040,7 +12249,7 @@
             <w:r/>
             <w:r>
               <w:rPr>
-                <w:rFonts w:ascii="Arial" w:hAnsi="Arial"/>
+                <w:rFonts w:ascii="Verdana" w:hAnsi="Verdana"/>
                 <w:b w:val="0"/>
                 <w:sz w:val="16"/>
               </w:rPr>
@@ -12056,7 +12265,7 @@
             <w:r/>
             <w:r>
               <w:rPr>
-                <w:rFonts w:ascii="Arial" w:hAnsi="Arial"/>
+                <w:rFonts w:ascii="Verdana" w:hAnsi="Verdana"/>
                 <w:b w:val="0"/>
                 <w:sz w:val="16"/>
               </w:rPr>
@@ -12072,7 +12281,7 @@
             <w:r/>
             <w:r>
               <w:rPr>
-                <w:rFonts w:ascii="Arial" w:hAnsi="Arial"/>
+                <w:rFonts w:ascii="Verdana" w:hAnsi="Verdana"/>
                 <w:b w:val="0"/>
                 <w:sz w:val="16"/>
               </w:rPr>
@@ -12088,7 +12297,7 @@
             <w:r/>
             <w:r>
               <w:rPr>
-                <w:rFonts w:ascii="Arial" w:hAnsi="Arial"/>
+                <w:rFonts w:ascii="Verdana" w:hAnsi="Verdana"/>
                 <w:b w:val="0"/>
                 <w:sz w:val="16"/>
               </w:rPr>
@@ -12104,7 +12313,7 @@
             <w:r/>
             <w:r>
               <w:rPr>
-                <w:rFonts w:ascii="Arial" w:hAnsi="Arial"/>
+                <w:rFonts w:ascii="Verdana" w:hAnsi="Verdana"/>
                 <w:b w:val="0"/>
                 <w:sz w:val="16"/>
               </w:rPr>
@@ -12120,7 +12329,7 @@
             <w:r/>
             <w:r>
               <w:rPr>
-                <w:rFonts w:ascii="Arial" w:hAnsi="Arial"/>
+                <w:rFonts w:ascii="Verdana" w:hAnsi="Verdana"/>
                 <w:b w:val="0"/>
                 <w:sz w:val="16"/>
               </w:rPr>
@@ -12136,7 +12345,7 @@
             <w:r/>
             <w:r>
               <w:rPr>
-                <w:rFonts w:ascii="Arial" w:hAnsi="Arial"/>
+                <w:rFonts w:ascii="Verdana" w:hAnsi="Verdana"/>
                 <w:b w:val="0"/>
                 <w:sz w:val="16"/>
               </w:rPr>
@@ -12152,7 +12361,7 @@
             <w:r/>
             <w:r>
               <w:rPr>
-                <w:rFonts w:ascii="Arial" w:hAnsi="Arial"/>
+                <w:rFonts w:ascii="Verdana" w:hAnsi="Verdana"/>
                 <w:b w:val="0"/>
                 <w:sz w:val="16"/>
               </w:rPr>
@@ -12161,15 +12370,18 @@
         </w:tc>
       </w:tr>
       <w:tr>
-        <w:tc>
-          <w:tcPr>
-            <w:tcW w:type="dxa" w:w="1514"/>
-          </w:tcPr>
-          <w:p>
-            <w:r/>
-            <w:r>
-              <w:rPr>
-                <w:rFonts w:ascii="Arial" w:hAnsi="Arial"/>
+        <w:trPr>
+          <w:cantSplit/>
+        </w:trPr>
+        <w:tc>
+          <w:tcPr>
+            <w:tcW w:type="dxa" w:w="1514"/>
+          </w:tcPr>
+          <w:p>
+            <w:r/>
+            <w:r>
+              <w:rPr>
+                <w:rFonts w:ascii="Verdana" w:hAnsi="Verdana"/>
                 <w:b w:val="0"/>
                 <w:sz w:val="16"/>
               </w:rPr>
@@ -12185,7 +12397,7 @@
             <w:r/>
             <w:r>
               <w:rPr>
-                <w:rFonts w:ascii="Arial" w:hAnsi="Arial"/>
+                <w:rFonts w:ascii="Verdana" w:hAnsi="Verdana"/>
                 <w:b w:val="0"/>
                 <w:sz w:val="16"/>
               </w:rPr>
@@ -12201,7 +12413,7 @@
             <w:r/>
             <w:r>
               <w:rPr>
-                <w:rFonts w:ascii="Arial" w:hAnsi="Arial"/>
+                <w:rFonts w:ascii="Verdana" w:hAnsi="Verdana"/>
                 <w:b w:val="0"/>
                 <w:sz w:val="16"/>
               </w:rPr>
@@ -12217,7 +12429,7 @@
             <w:r/>
             <w:r>
               <w:rPr>
-                <w:rFonts w:ascii="Arial" w:hAnsi="Arial"/>
+                <w:rFonts w:ascii="Verdana" w:hAnsi="Verdana"/>
                 <w:b w:val="0"/>
                 <w:sz w:val="16"/>
               </w:rPr>
@@ -12233,7 +12445,7 @@
             <w:r/>
             <w:r>
               <w:rPr>
-                <w:rFonts w:ascii="Arial" w:hAnsi="Arial"/>
+                <w:rFonts w:ascii="Verdana" w:hAnsi="Verdana"/>
                 <w:b w:val="0"/>
                 <w:sz w:val="16"/>
               </w:rPr>
@@ -12249,7 +12461,7 @@
             <w:r/>
             <w:r>
               <w:rPr>
-                <w:rFonts w:ascii="Arial" w:hAnsi="Arial"/>
+                <w:rFonts w:ascii="Verdana" w:hAnsi="Verdana"/>
                 <w:b w:val="0"/>
                 <w:sz w:val="16"/>
               </w:rPr>
@@ -12265,7 +12477,7 @@
             <w:r/>
             <w:r>
               <w:rPr>
-                <w:rFonts w:ascii="Arial" w:hAnsi="Arial"/>
+                <w:rFonts w:ascii="Verdana" w:hAnsi="Verdana"/>
                 <w:b w:val="0"/>
                 <w:sz w:val="16"/>
               </w:rPr>
@@ -12281,7 +12493,7 @@
             <w:r/>
             <w:r>
               <w:rPr>
-                <w:rFonts w:ascii="Arial" w:hAnsi="Arial"/>
+                <w:rFonts w:ascii="Verdana" w:hAnsi="Verdana"/>
                 <w:b w:val="0"/>
                 <w:sz w:val="16"/>
               </w:rPr>
@@ -12297,7 +12509,7 @@
             <w:r/>
             <w:r>
               <w:rPr>
-                <w:rFonts w:ascii="Arial" w:hAnsi="Arial"/>
+                <w:rFonts w:ascii="Verdana" w:hAnsi="Verdana"/>
                 <w:b w:val="0"/>
                 <w:sz w:val="16"/>
               </w:rPr>
@@ -12313,7 +12525,7 @@
             <w:r/>
             <w:r>
               <w:rPr>
-                <w:rFonts w:ascii="Arial" w:hAnsi="Arial"/>
+                <w:rFonts w:ascii="Verdana" w:hAnsi="Verdana"/>
                 <w:b w:val="0"/>
                 <w:sz w:val="16"/>
               </w:rPr>
@@ -12322,15 +12534,18 @@
         </w:tc>
       </w:tr>
       <w:tr>
-        <w:tc>
-          <w:tcPr>
-            <w:tcW w:type="dxa" w:w="1514"/>
-          </w:tcPr>
-          <w:p>
-            <w:r/>
-            <w:r>
-              <w:rPr>
-                <w:rFonts w:ascii="Arial" w:hAnsi="Arial"/>
+        <w:trPr>
+          <w:cantSplit/>
+        </w:trPr>
+        <w:tc>
+          <w:tcPr>
+            <w:tcW w:type="dxa" w:w="1514"/>
+          </w:tcPr>
+          <w:p>
+            <w:r/>
+            <w:r>
+              <w:rPr>
+                <w:rFonts w:ascii="Verdana" w:hAnsi="Verdana"/>
                 <w:b w:val="0"/>
                 <w:sz w:val="16"/>
               </w:rPr>
@@ -12346,7 +12561,7 @@
             <w:r/>
             <w:r>
               <w:rPr>
-                <w:rFonts w:ascii="Arial" w:hAnsi="Arial"/>
+                <w:rFonts w:ascii="Verdana" w:hAnsi="Verdana"/>
                 <w:b w:val="0"/>
                 <w:sz w:val="16"/>
               </w:rPr>
@@ -12362,7 +12577,7 @@
             <w:r/>
             <w:r>
               <w:rPr>
-                <w:rFonts w:ascii="Arial" w:hAnsi="Arial"/>
+                <w:rFonts w:ascii="Verdana" w:hAnsi="Verdana"/>
                 <w:b w:val="0"/>
                 <w:sz w:val="16"/>
               </w:rPr>
@@ -12378,7 +12593,7 @@
             <w:r/>
             <w:r>
               <w:rPr>
-                <w:rFonts w:ascii="Arial" w:hAnsi="Arial"/>
+                <w:rFonts w:ascii="Verdana" w:hAnsi="Verdana"/>
                 <w:b w:val="0"/>
                 <w:sz w:val="16"/>
               </w:rPr>
@@ -12394,7 +12609,7 @@
             <w:r/>
             <w:r>
               <w:rPr>
-                <w:rFonts w:ascii="Arial" w:hAnsi="Arial"/>
+                <w:rFonts w:ascii="Verdana" w:hAnsi="Verdana"/>
                 <w:b w:val="0"/>
                 <w:sz w:val="16"/>
               </w:rPr>
@@ -12410,7 +12625,7 @@
             <w:r/>
             <w:r>
               <w:rPr>
-                <w:rFonts w:ascii="Arial" w:hAnsi="Arial"/>
+                <w:rFonts w:ascii="Verdana" w:hAnsi="Verdana"/>
                 <w:b w:val="0"/>
                 <w:sz w:val="16"/>
               </w:rPr>
@@ -12426,7 +12641,7 @@
             <w:r/>
             <w:r>
               <w:rPr>
-                <w:rFonts w:ascii="Arial" w:hAnsi="Arial"/>
+                <w:rFonts w:ascii="Verdana" w:hAnsi="Verdana"/>
                 <w:b w:val="0"/>
                 <w:sz w:val="16"/>
               </w:rPr>
@@ -12442,7 +12657,7 @@
             <w:r/>
             <w:r>
               <w:rPr>
-                <w:rFonts w:ascii="Arial" w:hAnsi="Arial"/>
+                <w:rFonts w:ascii="Verdana" w:hAnsi="Verdana"/>
                 <w:b w:val="0"/>
                 <w:sz w:val="16"/>
               </w:rPr>
@@ -12458,7 +12673,7 @@
             <w:r/>
             <w:r>
               <w:rPr>
-                <w:rFonts w:ascii="Arial" w:hAnsi="Arial"/>
+                <w:rFonts w:ascii="Verdana" w:hAnsi="Verdana"/>
                 <w:b w:val="0"/>
                 <w:sz w:val="16"/>
               </w:rPr>
@@ -12474,7 +12689,7 @@
             <w:r/>
             <w:r>
               <w:rPr>
-                <w:rFonts w:ascii="Arial" w:hAnsi="Arial"/>
+                <w:rFonts w:ascii="Verdana" w:hAnsi="Verdana"/>
                 <w:b w:val="0"/>
                 <w:sz w:val="16"/>
               </w:rPr>

--- a/docx/fr/BUFRCREX_TableB_fr_13.docx
+++ b/docx/fr/BUFRCREX_TableB_fr_13.docx
@@ -239,7 +239,7 @@
                 <w:b w:val="0"/>
                 <w:sz w:val="16"/>
               </w:rPr>
-              <w:t>013001</w:t>
+              <w:t>0 13 001</w:t>
             </w:r>
           </w:p>
         </w:tc>
@@ -403,7 +403,7 @@
                 <w:b w:val="0"/>
                 <w:sz w:val="16"/>
               </w:rPr>
-              <w:t>013002</w:t>
+              <w:t>0 13 002</w:t>
             </w:r>
           </w:p>
         </w:tc>
@@ -567,7 +567,7 @@
                 <w:b w:val="0"/>
                 <w:sz w:val="16"/>
               </w:rPr>
-              <w:t>013003</w:t>
+              <w:t>0 13 003</w:t>
             </w:r>
           </w:p>
         </w:tc>
@@ -731,7 +731,7 @@
                 <w:b w:val="0"/>
                 <w:sz w:val="16"/>
               </w:rPr>
-              <w:t>013004</w:t>
+              <w:t>0 13 004</w:t>
             </w:r>
           </w:p>
         </w:tc>
@@ -895,7 +895,7 @@
                 <w:b w:val="0"/>
                 <w:sz w:val="16"/>
               </w:rPr>
-              <w:t>013005</w:t>
+              <w:t>0 13 005</w:t>
             </w:r>
           </w:p>
         </w:tc>
@@ -1059,7 +1059,7 @@
                 <w:b w:val="0"/>
                 <w:sz w:val="16"/>
               </w:rPr>
-              <w:t>013006</w:t>
+              <w:t>0 13 006</w:t>
             </w:r>
           </w:p>
         </w:tc>
@@ -1223,7 +1223,7 @@
                 <w:b w:val="0"/>
                 <w:sz w:val="16"/>
               </w:rPr>
-              <w:t>013007</w:t>
+              <w:t>0 13 007</w:t>
             </w:r>
           </w:p>
         </w:tc>
@@ -1387,7 +1387,7 @@
                 <w:b w:val="0"/>
                 <w:sz w:val="16"/>
               </w:rPr>
-              <w:t>013008</w:t>
+              <w:t>0 13 008</w:t>
             </w:r>
           </w:p>
         </w:tc>
@@ -1551,7 +1551,7 @@
                 <w:b w:val="0"/>
                 <w:sz w:val="16"/>
               </w:rPr>
-              <w:t>013009</w:t>
+              <w:t>0 13 009</w:t>
             </w:r>
           </w:p>
         </w:tc>
@@ -1716,7 +1716,7 @@
                 <w:b w:val="0"/>
                 <w:sz w:val="16"/>
               </w:rPr>
-              <w:t>013011</w:t>
+              <w:t>0 13 011</w:t>
             </w:r>
           </w:p>
         </w:tc>
@@ -1880,7 +1880,7 @@
                 <w:b w:val="0"/>
                 <w:sz w:val="16"/>
               </w:rPr>
-              <w:t>013012</w:t>
+              <w:t>0 13 012</w:t>
             </w:r>
           </w:p>
         </w:tc>
@@ -2045,7 +2045,7 @@
                 <w:b w:val="0"/>
                 <w:sz w:val="16"/>
               </w:rPr>
-              <w:t>013013</w:t>
+              <w:t>0 13 013</w:t>
             </w:r>
           </w:p>
         </w:tc>
@@ -2210,7 +2210,7 @@
                 <w:b w:val="0"/>
                 <w:sz w:val="16"/>
               </w:rPr>
-              <w:t>013014</w:t>
+              <w:t>0 13 014</w:t>
             </w:r>
           </w:p>
         </w:tc>
@@ -2374,7 +2374,7 @@
                 <w:b w:val="0"/>
                 <w:sz w:val="16"/>
               </w:rPr>
-              <w:t>013015</w:t>
+              <w:t>0 13 015</w:t>
             </w:r>
           </w:p>
         </w:tc>
@@ -2538,7 +2538,7 @@
                 <w:b w:val="0"/>
                 <w:sz w:val="16"/>
               </w:rPr>
-              <w:t>013016</w:t>
+              <w:t>0 13 016</w:t>
             </w:r>
           </w:p>
         </w:tc>
@@ -2702,7 +2702,7 @@
                 <w:b w:val="0"/>
                 <w:sz w:val="16"/>
               </w:rPr>
-              <w:t>013019</w:t>
+              <w:t>0 13 019</w:t>
             </w:r>
           </w:p>
         </w:tc>
@@ -2866,7 +2866,7 @@
                 <w:b w:val="0"/>
                 <w:sz w:val="16"/>
               </w:rPr>
-              <w:t>013020</w:t>
+              <w:t>0 13 020</w:t>
             </w:r>
           </w:p>
         </w:tc>
@@ -3030,7 +3030,7 @@
                 <w:b w:val="0"/>
                 <w:sz w:val="16"/>
               </w:rPr>
-              <w:t>013021</w:t>
+              <w:t>0 13 021</w:t>
             </w:r>
           </w:p>
         </w:tc>
@@ -3194,7 +3194,7 @@
                 <w:b w:val="0"/>
                 <w:sz w:val="16"/>
               </w:rPr>
-              <w:t>013022</w:t>
+              <w:t>0 13 022</w:t>
             </w:r>
           </w:p>
         </w:tc>
@@ -3358,7 +3358,7 @@
                 <w:b w:val="0"/>
                 <w:sz w:val="16"/>
               </w:rPr>
-              <w:t>013023</w:t>
+              <w:t>0 13 023</w:t>
             </w:r>
           </w:p>
         </w:tc>
@@ -3522,7 +3522,7 @@
                 <w:b w:val="0"/>
                 <w:sz w:val="16"/>
               </w:rPr>
-              <w:t>013031</w:t>
+              <w:t>0 13 031</w:t>
             </w:r>
           </w:p>
         </w:tc>
@@ -3686,7 +3686,7 @@
                 <w:b w:val="0"/>
                 <w:sz w:val="16"/>
               </w:rPr>
-              <w:t>013032</w:t>
+              <w:t>0 13 032</w:t>
             </w:r>
           </w:p>
         </w:tc>
@@ -3851,7 +3851,7 @@
                 <w:b w:val="0"/>
                 <w:sz w:val="16"/>
               </w:rPr>
-              <w:t>013033</w:t>
+              <w:t>0 13 033</w:t>
             </w:r>
           </w:p>
         </w:tc>
@@ -4015,7 +4015,7 @@
                 <w:b w:val="0"/>
                 <w:sz w:val="16"/>
               </w:rPr>
-              <w:t>013038</w:t>
+              <w:t>0 13 038</w:t>
             </w:r>
           </w:p>
         </w:tc>
@@ -4179,7 +4179,7 @@
                 <w:b w:val="0"/>
                 <w:sz w:val="16"/>
               </w:rPr>
-              <w:t>013039</w:t>
+              <w:t>0 13 039</w:t>
             </w:r>
           </w:p>
         </w:tc>
@@ -4343,7 +4343,7 @@
                 <w:b w:val="0"/>
                 <w:sz w:val="16"/>
               </w:rPr>
-              <w:t>013040</w:t>
+              <w:t>0 13 040</w:t>
             </w:r>
           </w:p>
         </w:tc>
@@ -4507,7 +4507,7 @@
                 <w:b w:val="0"/>
                 <w:sz w:val="16"/>
               </w:rPr>
-              <w:t>013041</w:t>
+              <w:t>0 13 041</w:t>
             </w:r>
           </w:p>
         </w:tc>
@@ -4671,7 +4671,7 @@
                 <w:b w:val="0"/>
                 <w:sz w:val="16"/>
               </w:rPr>
-              <w:t>013042</w:t>
+              <w:t>0 13 042</w:t>
             </w:r>
           </w:p>
         </w:tc>
@@ -4836,7 +4836,7 @@
                 <w:b w:val="0"/>
                 <w:sz w:val="16"/>
               </w:rPr>
-              <w:t>013043</w:t>
+              <w:t>0 13 043</w:t>
             </w:r>
           </w:p>
         </w:tc>
@@ -5001,7 +5001,7 @@
                 <w:b w:val="0"/>
                 <w:sz w:val="16"/>
               </w:rPr>
-              <w:t>013044</w:t>
+              <w:t>0 13 044</w:t>
             </w:r>
           </w:p>
         </w:tc>
@@ -5165,7 +5165,7 @@
                 <w:b w:val="0"/>
                 <w:sz w:val="16"/>
               </w:rPr>
-              <w:t>013045</w:t>
+              <w:t>0 13 045</w:t>
             </w:r>
           </w:p>
         </w:tc>
@@ -5329,7 +5329,7 @@
                 <w:b w:val="0"/>
                 <w:sz w:val="16"/>
               </w:rPr>
-              <w:t>013046</w:t>
+              <w:t>0 13 046</w:t>
             </w:r>
           </w:p>
         </w:tc>
@@ -5493,7 +5493,7 @@
                 <w:b w:val="0"/>
                 <w:sz w:val="16"/>
               </w:rPr>
-              <w:t>013047</w:t>
+              <w:t>0 13 047</w:t>
             </w:r>
           </w:p>
         </w:tc>
@@ -5658,7 +5658,7 @@
                 <w:b w:val="0"/>
                 <w:sz w:val="16"/>
               </w:rPr>
-              <w:t>013048</w:t>
+              <w:t>0 13 048</w:t>
             </w:r>
           </w:p>
         </w:tc>
@@ -5822,7 +5822,7 @@
                 <w:b w:val="0"/>
                 <w:sz w:val="16"/>
               </w:rPr>
-              <w:t>013051</w:t>
+              <w:t>0 13 051</w:t>
             </w:r>
           </w:p>
         </w:tc>
@@ -5986,7 +5986,7 @@
                 <w:b w:val="0"/>
                 <w:sz w:val="16"/>
               </w:rPr>
-              <w:t>013052</w:t>
+              <w:t>0 13 052</w:t>
             </w:r>
           </w:p>
         </w:tc>
@@ -6150,7 +6150,7 @@
                 <w:b w:val="0"/>
                 <w:sz w:val="16"/>
               </w:rPr>
-              <w:t>013055</w:t>
+              <w:t>0 13 055</w:t>
             </w:r>
           </w:p>
         </w:tc>
@@ -6314,7 +6314,7 @@
                 <w:b w:val="0"/>
                 <w:sz w:val="16"/>
               </w:rPr>
-              <w:t>013056</w:t>
+              <w:t>0 13 056</w:t>
             </w:r>
           </w:p>
         </w:tc>
@@ -6478,7 +6478,7 @@
                 <w:b w:val="0"/>
                 <w:sz w:val="16"/>
               </w:rPr>
-              <w:t>013057</w:t>
+              <w:t>0 13 057</w:t>
             </w:r>
           </w:p>
         </w:tc>
@@ -6642,7 +6642,7 @@
                 <w:b w:val="0"/>
                 <w:sz w:val="16"/>
               </w:rPr>
-              <w:t>013058</w:t>
+              <w:t>0 13 058</w:t>
             </w:r>
           </w:p>
         </w:tc>
@@ -6806,7 +6806,7 @@
                 <w:b w:val="0"/>
                 <w:sz w:val="16"/>
               </w:rPr>
-              <w:t>013059</w:t>
+              <w:t>0 13 059</w:t>
             </w:r>
           </w:p>
         </w:tc>
@@ -6970,7 +6970,7 @@
                 <w:b w:val="0"/>
                 <w:sz w:val="16"/>
               </w:rPr>
-              <w:t>013060</w:t>
+              <w:t>0 13 060</w:t>
             </w:r>
           </w:p>
         </w:tc>
@@ -7134,7 +7134,7 @@
                 <w:b w:val="0"/>
                 <w:sz w:val="16"/>
               </w:rPr>
-              <w:t>013071</w:t>
+              <w:t>0 13 071</w:t>
             </w:r>
           </w:p>
         </w:tc>
@@ -7298,7 +7298,7 @@
                 <w:b w:val="0"/>
                 <w:sz w:val="16"/>
               </w:rPr>
-              <w:t>013072</w:t>
+              <w:t>0 13 072</w:t>
             </w:r>
           </w:p>
         </w:tc>
@@ -7462,7 +7462,7 @@
                 <w:b w:val="0"/>
                 <w:sz w:val="16"/>
               </w:rPr>
-              <w:t>013073</w:t>
+              <w:t>0 13 073</w:t>
             </w:r>
           </w:p>
         </w:tc>
@@ -7626,7 +7626,7 @@
                 <w:b w:val="0"/>
                 <w:sz w:val="16"/>
               </w:rPr>
-              <w:t>013074</w:t>
+              <w:t>0 13 074</w:t>
             </w:r>
           </w:p>
         </w:tc>
@@ -7790,7 +7790,7 @@
                 <w:b w:val="0"/>
                 <w:sz w:val="16"/>
               </w:rPr>
-              <w:t>013080</w:t>
+              <w:t>0 13 080</w:t>
             </w:r>
           </w:p>
         </w:tc>
@@ -7954,7 +7954,7 @@
                 <w:b w:val="0"/>
                 <w:sz w:val="16"/>
               </w:rPr>
-              <w:t>013081</w:t>
+              <w:t>0 13 081</w:t>
             </w:r>
           </w:p>
         </w:tc>
@@ -8118,7 +8118,7 @@
                 <w:b w:val="0"/>
                 <w:sz w:val="16"/>
               </w:rPr>
-              <w:t>013082</w:t>
+              <w:t>0 13 082</w:t>
             </w:r>
           </w:p>
         </w:tc>
@@ -8282,7 +8282,7 @@
                 <w:b w:val="0"/>
                 <w:sz w:val="16"/>
               </w:rPr>
-              <w:t>013083</w:t>
+              <w:t>0 13 083</w:t>
             </w:r>
           </w:p>
         </w:tc>
@@ -8446,7 +8446,7 @@
                 <w:b w:val="0"/>
                 <w:sz w:val="16"/>
               </w:rPr>
-              <w:t>013084</w:t>
+              <w:t>0 13 084</w:t>
             </w:r>
           </w:p>
         </w:tc>
@@ -8610,7 +8610,7 @@
                 <w:b w:val="0"/>
                 <w:sz w:val="16"/>
               </w:rPr>
-              <w:t>013085</w:t>
+              <w:t>0 13 085</w:t>
             </w:r>
           </w:p>
         </w:tc>
@@ -8774,7 +8774,7 @@
                 <w:b w:val="0"/>
                 <w:sz w:val="16"/>
               </w:rPr>
-              <w:t>013090</w:t>
+              <w:t>0 13 090</w:t>
             </w:r>
           </w:p>
         </w:tc>
@@ -8938,7 +8938,7 @@
                 <w:b w:val="0"/>
                 <w:sz w:val="16"/>
               </w:rPr>
-              <w:t>013091</w:t>
+              <w:t>0 13 091</w:t>
             </w:r>
           </w:p>
         </w:tc>
@@ -9102,7 +9102,7 @@
                 <w:b w:val="0"/>
                 <w:sz w:val="16"/>
               </w:rPr>
-              <w:t>013093</w:t>
+              <w:t>0 13 093</w:t>
             </w:r>
           </w:p>
         </w:tc>
@@ -9266,7 +9266,7 @@
                 <w:b w:val="0"/>
                 <w:sz w:val="16"/>
               </w:rPr>
-              <w:t>013095</w:t>
+              <w:t>0 13 095</w:t>
             </w:r>
           </w:p>
         </w:tc>
@@ -9430,7 +9430,7 @@
                 <w:b w:val="0"/>
                 <w:sz w:val="16"/>
               </w:rPr>
-              <w:t>013096</w:t>
+              <w:t>0 13 096</w:t>
             </w:r>
           </w:p>
         </w:tc>
@@ -9594,7 +9594,7 @@
                 <w:b w:val="0"/>
                 <w:sz w:val="16"/>
               </w:rPr>
-              <w:t>013097</w:t>
+              <w:t>0 13 097</w:t>
             </w:r>
           </w:p>
         </w:tc>
@@ -9758,7 +9758,7 @@
                 <w:b w:val="0"/>
                 <w:sz w:val="16"/>
               </w:rPr>
-              <w:t>013098</w:t>
+              <w:t>0 13 098</w:t>
             </w:r>
           </w:p>
         </w:tc>
@@ -9922,7 +9922,7 @@
                 <w:b w:val="0"/>
                 <w:sz w:val="16"/>
               </w:rPr>
-              <w:t>013099</w:t>
+              <w:t>0 13 099</w:t>
             </w:r>
           </w:p>
         </w:tc>
@@ -10086,7 +10086,7 @@
                 <w:b w:val="0"/>
                 <w:sz w:val="16"/>
               </w:rPr>
-              <w:t>013100</w:t>
+              <w:t>0 13 100</w:t>
             </w:r>
           </w:p>
         </w:tc>
@@ -10250,7 +10250,7 @@
                 <w:b w:val="0"/>
                 <w:sz w:val="16"/>
               </w:rPr>
-              <w:t>013101</w:t>
+              <w:t>0 13 101</w:t>
             </w:r>
           </w:p>
         </w:tc>
@@ -10414,7 +10414,7 @@
                 <w:b w:val="0"/>
                 <w:sz w:val="16"/>
               </w:rPr>
-              <w:t>013109</w:t>
+              <w:t>0 13 109</w:t>
             </w:r>
           </w:p>
         </w:tc>
@@ -10578,7 +10578,7 @@
                 <w:b w:val="0"/>
                 <w:sz w:val="16"/>
               </w:rPr>
-              <w:t>013110</w:t>
+              <w:t>0 13 110</w:t>
             </w:r>
           </w:p>
         </w:tc>
@@ -10742,7 +10742,7 @@
                 <w:b w:val="0"/>
                 <w:sz w:val="16"/>
               </w:rPr>
-              <w:t>013111</w:t>
+              <w:t>0 13 111</w:t>
             </w:r>
           </w:p>
         </w:tc>
@@ -10906,7 +10906,7 @@
                 <w:b w:val="0"/>
                 <w:sz w:val="16"/>
               </w:rPr>
-              <w:t>013112</w:t>
+              <w:t>0 13 112</w:t>
             </w:r>
           </w:p>
         </w:tc>
@@ -11070,7 +11070,7 @@
                 <w:b w:val="0"/>
                 <w:sz w:val="16"/>
               </w:rPr>
-              <w:t>013114</w:t>
+              <w:t>0 13 114</w:t>
             </w:r>
           </w:p>
         </w:tc>
@@ -11234,7 +11234,7 @@
                 <w:b w:val="0"/>
                 <w:sz w:val="16"/>
               </w:rPr>
-              <w:t>013115</w:t>
+              <w:t>0 13 115</w:t>
             </w:r>
           </w:p>
         </w:tc>
@@ -11399,7 +11399,7 @@
                 <w:b w:val="0"/>
                 <w:sz w:val="16"/>
               </w:rPr>
-              <w:t>013116</w:t>
+              <w:t>0 13 116</w:t>
             </w:r>
           </w:p>
         </w:tc>
@@ -11563,7 +11563,7 @@
                 <w:b w:val="0"/>
                 <w:sz w:val="16"/>
               </w:rPr>
-              <w:t>013117</w:t>
+              <w:t>0 13 117</w:t>
             </w:r>
           </w:p>
         </w:tc>
@@ -11727,7 +11727,7 @@
                 <w:b w:val="0"/>
                 <w:sz w:val="16"/>
               </w:rPr>
-              <w:t>013118</w:t>
+              <w:t>0 13 118</w:t>
             </w:r>
           </w:p>
         </w:tc>
@@ -11892,7 +11892,7 @@
                 <w:b w:val="0"/>
                 <w:sz w:val="16"/>
               </w:rPr>
-              <w:t>013155</w:t>
+              <w:t>0 13 155</w:t>
             </w:r>
           </w:p>
         </w:tc>
@@ -12057,7 +12057,7 @@
                 <w:b w:val="0"/>
                 <w:sz w:val="16"/>
               </w:rPr>
-              <w:t>013160</w:t>
+              <w:t>0 13 160</w:t>
             </w:r>
           </w:p>
         </w:tc>
@@ -12221,7 +12221,7 @@
                 <w:b w:val="0"/>
                 <w:sz w:val="16"/>
               </w:rPr>
-              <w:t>013162</w:t>
+              <w:t>0 13 162</w:t>
             </w:r>
           </w:p>
         </w:tc>
@@ -12385,7 +12385,7 @@
                 <w:b w:val="0"/>
                 <w:sz w:val="16"/>
               </w:rPr>
-              <w:t>013163</w:t>
+              <w:t>0 13 163</w:t>
             </w:r>
           </w:p>
         </w:tc>
@@ -12549,7 +12549,7 @@
                 <w:b w:val="0"/>
                 <w:sz w:val="16"/>
               </w:rPr>
-              <w:t>013164</w:t>
+              <w:t>0 13 164</w:t>
             </w:r>
           </w:p>
         </w:tc>

--- a/docx/fr/BUFRCREX_TableB_fr_13.docx
+++ b/docx/fr/BUFRCREX_TableB_fr_13.docx
@@ -15553,336 +15553,6 @@
           <w:sz w:val="14"/>
         </w:rPr>
         <w:t>Note 23: Une valeur de précipitation de –0,1 kg m –2 avant la mise à l’échelle (–1 après la mise à l’échelle ou en CREX) indique qu’il y a «trace» de précipitations (non mesurable, moins de 0,05 kg m –2 )</w:t>
-      </w:r>
-    </w:p>
-    <w:p>
-      <w:r>
-        <w:rPr>
-          <w:rFonts w:ascii="Verdana" w:hAnsi="Verdana"/>
-          <w:i/>
-          <w:sz w:val="14"/>
-        </w:rPr>
-        <w:t>Note 25: Il est possible d’annuler une signification précédemment définie en transmettant une «valeur manquante» à partir de la table de code ou de la table d’indicateurs appropriée.</w:t>
-      </w:r>
-    </w:p>
-    <w:p>
-      <w:r>
-        <w:rPr>
-          <w:rFonts w:ascii="Verdana" w:hAnsi="Verdana"/>
-          <w:i/>
-          <w:sz w:val="14"/>
-        </w:rPr>
-        <w:t>Note 27: Sauf indication contraire, tous les temps sont des temps universels coordonnés (UTC).</w:t>
-      </w:r>
-    </w:p>
-    <w:p>
-      <w:r>
-        <w:rPr>
-          <w:rFonts w:ascii="Verdana" w:hAnsi="Verdana"/>
-          <w:i/>
-          <w:sz w:val="14"/>
-        </w:rPr>
-        <w:t>Note 32: La direction ou l’azimut ne sont utilisés que par rapport à une position donnée; ils n’ont pas pour objet de définir à nouveau cette position.</w:t>
-      </w:r>
-    </w:p>
-    <w:p>
-      <w:r>
-        <w:rPr>
-          <w:rFonts w:ascii="Verdana" w:hAnsi="Verdana"/>
-          <w:i/>
-          <w:sz w:val="14"/>
-        </w:rPr>
-        <w:t>Note 62: La distance n’est indiquée que par rapport à une position donnée et une direction, un azimut ou une hauteur angulaire; elle n’a pas pour objet de définir à nouveau cette position.</w:t>
-      </w:r>
-    </w:p>
-    <w:p>
-      <w:r>
-        <w:rPr>
-          <w:rFonts w:ascii="Verdana" w:hAnsi="Verdana"/>
-          <w:i/>
-          <w:sz w:val="14"/>
-        </w:rPr>
-        <w:t>Note 63: Le rayonnement descendant est indiqué par des valeurs positives.</w:t>
-      </w:r>
-    </w:p>
-    <w:p>
-      <w:r>
-        <w:rPr>
-          <w:rFonts w:ascii="Verdana" w:hAnsi="Verdana"/>
-          <w:i/>
-          <w:sz w:val="14"/>
-        </w:rPr>
-        <w:t>Note 64: Les composantes w descendantes sont indiquées par des valeurs positives, pour lesquelles l’unité est le Pa s –1 .</w:t>
-      </w:r>
-    </w:p>
-    <w:p>
-      <w:r>
-        <w:rPr>
-          <w:rFonts w:ascii="Verdana" w:hAnsi="Verdana"/>
-          <w:i/>
-          <w:sz w:val="14"/>
-        </w:rPr>
-        <w:t>Note 66: Les incréments dans le sens est-ouest sont indiqués par des valeurs négatives.</w:t>
-      </w:r>
-    </w:p>
-    <w:p>
-      <w:r>
-        <w:rPr>
-          <w:rFonts w:ascii="Verdana" w:hAnsi="Verdana"/>
-          <w:i/>
-          <w:sz w:val="14"/>
-        </w:rPr>
-        <w:t>Note 92: Afin qu’il soit possible de distinguer sans ambiguïté les cas de valeurs manquantes et de pixels saturés, les données d’image de n bits doivent être codées à l’aide d’un champs de données de n+1. Lorsqu’un tel descripteur n’est pas déjà disponible dans la classe 30, on utilise un descripteur d’opération 2 01 YYY pour modifier le champ de données de l’entrée existante, selon les besoins.</w:t>
-      </w:r>
-    </w:p>
-    <w:p>
-      <w:r>
-        <w:rPr>
-          <w:rFonts w:ascii="Verdana" w:hAnsi="Verdana"/>
-          <w:i/>
-          <w:sz w:val="14"/>
-        </w:rPr>
-        <w:t>Note 105: Les périodes ou les décalages dans le temps négatifs sont utilisés pour indiquer les périodes ou les décalages dans le temps précédant le temps généralement défini.</w:t>
-      </w:r>
-    </w:p>
-    <w:p>
-      <w:r>
-        <w:rPr>
-          <w:rFonts w:ascii="Verdana" w:hAnsi="Verdana"/>
-          <w:i/>
-          <w:sz w:val="14"/>
-        </w:rPr>
-        <w:t>Note 110: Les incréments dans le sens nord–sud sont indiqués par des valeurs négatives.</w:t>
-      </w:r>
-    </w:p>
-    <w:p>
-      <w:r>
-        <w:rPr>
-          <w:rFonts w:ascii="Verdana" w:hAnsi="Verdana"/>
-          <w:i/>
-          <w:sz w:val="14"/>
-        </w:rPr>
-        <w:t>Note 115: Le champ de données des pixels peut être modifié au moyen du descripteur 2 01 YYY.</w:t>
-      </w:r>
-    </w:p>
-    <w:p>
-      <w:r>
-        <w:rPr>
-          <w:rFonts w:ascii="Verdana" w:hAnsi="Verdana"/>
-          <w:i/>
-          <w:sz w:val="14"/>
-        </w:rPr>
-        <w:t>Note 121: Pour certains éléments de cette classe, une indication de la précision escomptée peut être implicite.</w:t>
-      </w:r>
-    </w:p>
-    <w:p>
-      <w:r>
-        <w:rPr>
-          <w:rFonts w:ascii="Verdana" w:hAnsi="Verdana"/>
-          <w:i/>
-          <w:sz w:val="14"/>
-        </w:rPr>
-        <w:t>Note 122: On attribue aux latitudes sud des valeurs négatives.</w:t>
-      </w:r>
-    </w:p>
-    <w:p>
-      <w:r>
-        <w:rPr>
-          <w:rFonts w:ascii="Verdana" w:hAnsi="Verdana"/>
-          <w:i/>
-          <w:sz w:val="14"/>
-        </w:rPr>
-        <w:t>Note 123: Les composantes v dans le sens sud–nord sont indiquées par des valeurs positives.</w:t>
-      </w:r>
-    </w:p>
-    <w:p>
-      <w:r>
-        <w:rPr>
-          <w:rFonts w:ascii="Verdana" w:hAnsi="Verdana"/>
-          <w:i/>
-          <w:sz w:val="14"/>
-        </w:rPr>
-        <w:t>Note 126: Les stations situées à moins de 1° du pôle Nord ou du pôle Sud chiffrent leurs observations de la direction du vent de surface avec le limbe d’azimut orienté de sorte que son zéro coïncide avec le méridien de Greenwich.</w:t>
-      </w:r>
-    </w:p>
-    <w:p>
-      <w:r>
-        <w:rPr>
-          <w:rFonts w:ascii="Verdana" w:hAnsi="Verdana"/>
-          <w:i/>
-          <w:sz w:val="14"/>
-        </w:rPr>
-        <w:t>Note 145: Pour indiquer à quoi se rapportent les périodes ou les décalages dans le temps, on peut se servir du code donné pour la caractéristique temporelle dans la table 0 08 021.</w:t>
-      </w:r>
-    </w:p>
-    <w:p>
-      <w:r>
-        <w:rPr>
-          <w:rFonts w:ascii="Verdana" w:hAnsi="Verdana"/>
-          <w:i/>
-          <w:sz w:val="14"/>
-        </w:rPr>
-        <w:t>Note 149: Lorsque la situation dans le temps correspond à des valeurs de prévision, elle indique le temps de l'état initial ou le début de la période de prévision; si elle correspond à des moyennes d'ensemble de valeurs de prévisions, elle indique l'état initial ou le début de la première prévision d'où les moyennes d'ensemble sont dérivées.</w:t>
-      </w:r>
-    </w:p>
-    <w:p>
-      <w:r>
-        <w:rPr>
-          <w:rFonts w:ascii="Verdana" w:hAnsi="Verdana"/>
-          <w:i/>
-          <w:sz w:val="14"/>
-        </w:rPr>
-        <w:t>Note 155: Cette classe peut aussi contenir des éléments concernant les méthodes d’observation.</w:t>
-      </w:r>
-    </w:p>
-    <w:p>
-      <w:r>
-        <w:rPr>
-          <w:rFonts w:ascii="Verdana" w:hAnsi="Verdana"/>
-          <w:i/>
-          <w:sz w:val="14"/>
-        </w:rPr>
-        <w:t>Note 156: La présente classe doit contenir des éléments décrivant les instruments utilisés pour obtenir les éléments météorologiques représentés.</w:t>
-      </w:r>
-    </w:p>
-    <w:p>
-      <w:r>
-        <w:rPr>
-          <w:rFonts w:ascii="Verdana" w:hAnsi="Verdana"/>
-          <w:i/>
-          <w:sz w:val="14"/>
-        </w:rPr>
-        <w:t>Note 158: Pour les périodes ou les décalages dans le temps et pour les incréments temporels, il faut préalablement une définition de l'origine de la position dans le temps, suivie, le cas échéant, d'une définition de l'élément qualificatif temporel.</w:t>
-      </w:r>
-    </w:p>
-    <w:p>
-      <w:r>
-        <w:rPr>
-          <w:rFonts w:ascii="Verdana" w:hAnsi="Verdana"/>
-          <w:i/>
-          <w:sz w:val="14"/>
-        </w:rPr>
-        <w:t>Note 160: Le rayonnement ascendant est indiqué par des valeurs négatives.</w:t>
-      </w:r>
-    </w:p>
-    <w:p>
-      <w:r>
-        <w:rPr>
-          <w:rFonts w:ascii="Verdana" w:hAnsi="Verdana"/>
-          <w:i/>
-          <w:sz w:val="14"/>
-        </w:rPr>
-        <w:t>Note 161: Les composantes w ascendantes sont indiquées par des valeurs positives, pour lesquelles l’unité est le m s –1 .</w:t>
-      </w:r>
-    </w:p>
-    <w:p>
-      <w:r>
-        <w:rPr>
-          <w:rFonts w:ascii="Verdana" w:hAnsi="Verdana"/>
-          <w:i/>
-          <w:sz w:val="14"/>
-        </w:rPr>
-        <w:t>Note 162: Intervalles utiles utilisés ci-dessus: 10 11 Bq à 10 19 Bq pour les rejets; 10 –2 Bq à 10 7 Bq et 10 –2 mSv à 10 7 mSv pour la concentration et les doses.</w:t>
-      </w:r>
-    </w:p>
-    <w:p>
-      <w:r>
-        <w:rPr>
-          <w:rFonts w:ascii="Verdana" w:hAnsi="Verdana"/>
-          <w:i/>
-          <w:sz w:val="14"/>
-        </w:rPr>
-        <w:t>Note 163: Les valeurs de la latitude et de l’incrément de latitude se situent dans les limites de la plage allant de –90 degrés à +90 degrés.</w:t>
-      </w:r>
-    </w:p>
-    <w:p>
-      <w:r>
-        <w:rPr>
-          <w:rFonts w:ascii="Verdana" w:hAnsi="Verdana"/>
-          <w:i/>
-          <w:sz w:val="14"/>
-        </w:rPr>
-        <w:t>Note 164: Les valeurs de longitude se situent dans les limites de la plage allant de –180 degrés à +180 degrés.</w:t>
-      </w:r>
-    </w:p>
-    <w:p>
-      <w:r>
-        <w:rPr>
-          <w:rFonts w:ascii="Verdana" w:hAnsi="Verdana"/>
-          <w:i/>
-          <w:sz w:val="14"/>
-        </w:rPr>
-        <w:t>Note 165: Des données correspondant à des éléments verticaux et à la pression sont utilisées pour définir des valeurs de ces éléments indépendantes de l’élément ou de la variable déterminant la coordonnée verticale.</w:t>
-      </w:r>
-    </w:p>
-    <w:p>
-      <w:r>
-        <w:rPr>
-          <w:rFonts w:ascii="Verdana" w:hAnsi="Verdana"/>
-          <w:i/>
-          <w:sz w:val="14"/>
-        </w:rPr>
-        <w:t>Note 166: On attribue aux longitudes ouest des valeurs négatives.</w:t>
-      </w:r>
-    </w:p>
-    <w:p>
-      <w:r>
-        <w:rPr>
-          <w:rFonts w:ascii="Verdana" w:hAnsi="Verdana"/>
-          <w:i/>
-          <w:sz w:val="14"/>
-        </w:rPr>
-        <w:t>Note 167: Les composantes u dans le sens ouest–est sont indiquées par des valeurs positives.</w:t>
-      </w:r>
-    </w:p>
-    <w:p>
-      <w:r>
-        <w:rPr>
-          <w:rFonts w:ascii="Verdana" w:hAnsi="Verdana"/>
-          <w:i/>
-          <w:sz w:val="14"/>
-        </w:rPr>
-        <w:t>Note 176: Lorsqu'il faut plus d'une période ou d'un décalage dans le temps pour définir des indications temporelles complexes, les définitions se succèdent immédiatement, dans l'ordre suivant: période d'ensemble (le cas échéant); période de prévision (le cas échéant); période correspondant à une moyenne ou une accumulation (le cas échéant).</w:t>
-      </w:r>
-    </w:p>
-    <w:p>
-      <w:r>
-        <w:rPr>
-          <w:rFonts w:ascii="Verdana" w:hAnsi="Verdana"/>
-          <w:i/>
-          <w:sz w:val="14"/>
-        </w:rPr>
-        <w:t>Note 178: Lorsque la colonne Nom de l’élément porte la mention «sur une période déterminée», on précise, à l’aide de descripteurs de la classe 04, la période considérée.</w:t>
-      </w:r>
-    </w:p>
-    <w:p>
-      <w:r>
-        <w:rPr>
-          <w:rFonts w:ascii="Verdana" w:hAnsi="Verdana"/>
-          <w:i/>
-          <w:sz w:val="14"/>
-        </w:rPr>
-        <w:t>Note 179: Lorsqu’on établit une somme ou une moyenne (par exemple sur une certaine période), on peut représenter le nombre total de valeurs prises en considération pour obtenir cette somme ou cette moyenne en utilisant le descripteur 0 08 022.</w:t>
-      </w:r>
-    </w:p>
-    <w:p>
-      <w:r>
-        <w:rPr>
-          <w:rFonts w:ascii="Verdana" w:hAnsi="Verdana"/>
-          <w:i/>
-          <w:sz w:val="14"/>
-        </w:rPr>
-        <w:t>Note 180: Normes pour la transmission des vents: Vitesse Direction Pas d’observation Manquante Manquante Calme 0 0 Observation normale &gt; 0 1° – 360° Vitesse seulement &gt; 0 Manquante Direction seulement Manquante 1° – 360° «Léger et variable» &gt; 0 0</w:t>
-      </w:r>
-    </w:p>
-    <w:p>
-      <w:r>
-        <w:rPr>
-          <w:rFonts w:ascii="Verdana" w:hAnsi="Verdana"/>
-          <w:i/>
-          <w:sz w:val="14"/>
-        </w:rPr>
-        <w:t>Note 181: Normes pour la transmission des vagues de la mer du vent et des vagues: Observation Vitesse Direction Pas d’observation Manquante Manquante Calme 0 0 Observation normale &gt; 0 1° – 360° Vitesse seulement &gt; 0 Manquante Direction seulement Manquante 1° – 360° «Léger et variable» &gt; 0 0</w:t>
       </w:r>
     </w:p>
     <w:sectPr>
